--- a/02_Analyza/use-case.docx
+++ b/02_Analyza/use-case.docx
@@ -39,7 +39,16 @@
         <w:t>ľ</w:t>
       </w:r>
       <w:r>
-        <w:t>ným cez súbory JSON. Stav: 16. 10. 2026.</w:t>
+        <w:t>ným cez súbory JSON. Dokument je výstupom analýzy; konkrétne priradenie kláves k akciám patrí do návrhu (03_Navrh/navrh-rozhranii.pdf), preto sa tu akcie uvádzajú iba menom (napr. „</w:t>
+      </w:r>
+      <w:r>
+        <w:rPr>
+          <w:rFonts w:hint="eastAsia"/>
+        </w:rPr>
+        <w:t>ľ</w:t>
+      </w:r>
+      <w:r>
+        <w:t>ahký úder“, „blok“).</w:t>
       </w:r>
     </w:p>
     <w:p>
@@ -176,7 +185,7 @@
           </w:tcPr>
           <w:p>
             <w:r>
-              <w:t>Človek, ktorý sa pripojí na tej istej klávesnici alebo gamepade v rýchlom zápase. Ovláda druhú postavu, menu neovláda.</w:t>
+              <w:t>Človek, ktorý sa pripojí na tom istom počítači v rýchlom zápase a ovláda druhého bojovníka. Menu neovláda.</w:t>
             </w:r>
           </w:p>
         </w:tc>
@@ -206,7 +215,7 @@
           </w:tcPr>
           <w:p>
             <w:r>
-              <w:t>Dizajnér alebo moddér, ktorý upravuje a pridáva útoky, arény, finishery, kampaň a osobnosti AI cez súbory JSON.</w:t>
+              <w:t>Dizajnér alebo moddér, ktorý upravuje a pridáva útoky, arény, finishery, kampaň a súperov AI cez súbory JSON.</w:t>
             </w:r>
           </w:p>
         </w:tc>
@@ -236,7 +245,7 @@
           </w:tcPr>
           <w:p>
             <w:r>
-              <w:t>Člen tímu, ktorý trénuje bossov (stick_trainer.exe), robí turnaje (stick_cli.exe) a ukladá modely do hry.</w:t>
+              <w:t>Člen tímu, ktorý trénuje bossov, porovnáva súperov v turnajoch a ukladá natrénované modely do hry.</w:t>
             </w:r>
           </w:p>
         </w:tc>
@@ -266,13 +275,907 @@
           </w:tcPr>
           <w:p>
             <w:r>
-              <w:t>Systémový aktér: počítačom riadený bojovník (skriptovaná osobnosť alebo natrénovaná sieť), posiela rovnaké povely ako hráč.</w:t>
+              <w:t>Systémový aktér: počítačom riadený bojovník. Posiela rovnaké povely ako hráč a v prípadoch použitia boja (UC-003 – UC-010) vystupuje rovnako ako hráč.</w:t>
             </w:r>
           </w:p>
         </w:tc>
       </w:tr>
     </w:tbl>
     <w:p/>
+    <w:p>
+      <w:pPr>
+        <w:pStyle w:val="Nadpis1"/>
+      </w:pPr>
+      <w:r>
+        <w:t>AI súperi: tri úrovne obtiažnosti a bossovia</w:t>
+      </w:r>
+    </w:p>
+    <w:p>
+      <w:r>
+        <w:t>AI súperi sú rozdelení do dvoch skupín. Bežní súperi majú tri úrovne obtiažnosti a ovláda ich skriptovaný bot (pravidlá + náhoda). Bossovia sú samostatná, štvrtá skupina nad nimi – ovláda ich natrénovaná neurónová sieť. Úrovne obtiažnosti sa teda na bossov nevzťahujú: boss je vždy silnejší ako bežní súperi svojej kapitoly a jeho sila je daná tréningom, nie prepínačom.</w:t>
+      </w:r>
+    </w:p>
+    <w:tbl>
+      <w:tblPr>
+        <w:tblW w:w="5006" w:type="pct"/>
+        <w:tblBorders>
+          <w:top w:val="single" w:sz="4" w:space="0" w:color="auto"/>
+          <w:left w:val="single" w:sz="4" w:space="0" w:color="auto"/>
+          <w:bottom w:val="single" w:sz="4" w:space="0" w:color="auto"/>
+          <w:right w:val="single" w:sz="4" w:space="0" w:color="auto"/>
+          <w:insideH w:val="single" w:sz="4" w:space="0" w:color="auto"/>
+          <w:insideV w:val="single" w:sz="4" w:space="0" w:color="auto"/>
+        </w:tblBorders>
+        <w:tblLayout w:type="fixed"/>
+        <w:tblCellMar>
+          <w:left w:w="70" w:type="dxa"/>
+          <w:right w:w="70" w:type="dxa"/>
+        </w:tblCellMar>
+        <w:tblLook w:val="0000" w:firstRow="0" w:lastRow="0" w:firstColumn="0" w:lastColumn="0" w:noHBand="0" w:noVBand="0"/>
+      </w:tblPr>
+      <w:tblGrid>
+        <w:gridCol w:w="1090"/>
+        <w:gridCol w:w="1361"/>
+        <w:gridCol w:w="1542"/>
+        <w:gridCol w:w="1542"/>
+        <w:gridCol w:w="1996"/>
+        <w:gridCol w:w="1542"/>
+      </w:tblGrid>
+      <w:tr>
+        <w:tblPrEx>
+          <w:tblCellMar>
+            <w:top w:w="0" w:type="dxa"/>
+            <w:bottom w:w="0" w:type="dxa"/>
+          </w:tblCellMar>
+        </w:tblPrEx>
+        <w:trPr>
+          <w:tblHeader/>
+        </w:trPr>
+        <w:tc>
+          <w:tcPr>
+            <w:tcW w:w="600" w:type="pct"/>
+            <w:shd w:val="clear" w:color="auto" w:fill="DAE6F2"/>
+          </w:tcPr>
+          <w:p>
+            <w:pPr>
+              <w:rPr>
+                <w:b/>
+              </w:rPr>
+            </w:pPr>
+            <w:r>
+              <w:rPr>
+                <w:b/>
+              </w:rPr>
+              <w:t>Skupina</w:t>
+            </w:r>
+          </w:p>
+        </w:tc>
+        <w:tc>
+          <w:tcPr>
+            <w:tcW w:w="750" w:type="pct"/>
+            <w:shd w:val="clear" w:color="auto" w:fill="DAE6F2"/>
+          </w:tcPr>
+          <w:p>
+            <w:pPr>
+              <w:rPr>
+                <w:b/>
+              </w:rPr>
+            </w:pPr>
+            <w:r>
+              <w:rPr>
+                <w:b/>
+              </w:rPr>
+              <w:t>Kto ovláda</w:t>
+            </w:r>
+          </w:p>
+        </w:tc>
+        <w:tc>
+          <w:tcPr>
+            <w:tcW w:w="850" w:type="pct"/>
+            <w:shd w:val="clear" w:color="auto" w:fill="DAE6F2"/>
+          </w:tcPr>
+          <w:p>
+            <w:pPr>
+              <w:rPr>
+                <w:b/>
+              </w:rPr>
+            </w:pPr>
+            <w:r>
+              <w:rPr>
+                <w:b/>
+              </w:rPr>
+              <w:t>Reakčný čas</w:t>
+            </w:r>
+          </w:p>
+        </w:tc>
+        <w:tc>
+          <w:tcPr>
+            <w:tcW w:w="850" w:type="pct"/>
+            <w:shd w:val="clear" w:color="auto" w:fill="DAE6F2"/>
+          </w:tcPr>
+          <w:p>
+            <w:pPr>
+              <w:rPr>
+                <w:b/>
+              </w:rPr>
+            </w:pPr>
+            <w:r>
+              <w:rPr>
+                <w:b/>
+              </w:rPr>
+              <w:t>Blok</w:t>
+            </w:r>
+          </w:p>
+        </w:tc>
+        <w:tc>
+          <w:tcPr>
+            <w:tcW w:w="1100" w:type="pct"/>
+            <w:shd w:val="clear" w:color="auto" w:fill="DAE6F2"/>
+          </w:tcPr>
+          <w:p>
+            <w:pPr>
+              <w:rPr>
+                <w:b/>
+              </w:rPr>
+            </w:pPr>
+            <w:r>
+              <w:rPr>
+                <w:b/>
+              </w:rPr>
+              <w:t>Správanie</w:t>
+            </w:r>
+          </w:p>
+        </w:tc>
+        <w:tc>
+          <w:tcPr>
+            <w:tcW w:w="850" w:type="pct"/>
+            <w:shd w:val="clear" w:color="auto" w:fill="DAE6F2"/>
+          </w:tcPr>
+          <w:p>
+            <w:pPr>
+              <w:rPr>
+                <w:b/>
+              </w:rPr>
+            </w:pPr>
+            <w:r>
+              <w:rPr>
+                <w:b/>
+              </w:rPr>
+              <w:t>Kde sa objaví</w:t>
+            </w:r>
+          </w:p>
+        </w:tc>
+      </w:tr>
+      <w:tr>
+        <w:tblPrEx>
+          <w:tblCellMar>
+            <w:top w:w="0" w:type="dxa"/>
+            <w:bottom w:w="0" w:type="dxa"/>
+          </w:tblCellMar>
+        </w:tblPrEx>
+        <w:tc>
+          <w:tcPr>
+            <w:tcW w:w="600" w:type="pct"/>
+            <w:shd w:val="clear" w:color="auto" w:fill="auto"/>
+          </w:tcPr>
+          <w:p>
+            <w:r>
+              <w:t>Ľahká</w:t>
+            </w:r>
+          </w:p>
+        </w:tc>
+        <w:tc>
+          <w:tcPr>
+            <w:tcW w:w="750" w:type="pct"/>
+            <w:shd w:val="clear" w:color="auto" w:fill="auto"/>
+          </w:tcPr>
+          <w:p>
+            <w:r>
+              <w:t>skriptovaný bot</w:t>
+            </w:r>
+          </w:p>
+        </w:tc>
+        <w:tc>
+          <w:tcPr>
+            <w:tcW w:w="850" w:type="pct"/>
+            <w:shd w:val="clear" w:color="auto" w:fill="auto"/>
+          </w:tcPr>
+          <w:p>
+            <w:r>
+              <w:t>pomalý (~0,5 s)</w:t>
+            </w:r>
+          </w:p>
+        </w:tc>
+        <w:tc>
+          <w:tcPr>
+            <w:tcW w:w="850" w:type="pct"/>
+            <w:shd w:val="clear" w:color="auto" w:fill="auto"/>
+          </w:tcPr>
+          <w:p>
+            <w:r>
+              <w:t>zriedka, často zle načasovaný</w:t>
+            </w:r>
+          </w:p>
+        </w:tc>
+        <w:tc>
+          <w:tcPr>
+            <w:tcW w:w="1100" w:type="pct"/>
+            <w:shd w:val="clear" w:color="auto" w:fill="auto"/>
+          </w:tcPr>
+          <w:p>
+            <w:r>
+              <w:t>útočí málo, jednoduché údery, nekombinuje</w:t>
+            </w:r>
+          </w:p>
+        </w:tc>
+        <w:tc>
+          <w:tcPr>
+            <w:tcW w:w="850" w:type="pct"/>
+            <w:shd w:val="clear" w:color="auto" w:fill="auto"/>
+          </w:tcPr>
+          <w:p>
+            <w:r>
+              <w:t>kampaň kap. 1–2, rýchly zápas</w:t>
+            </w:r>
+          </w:p>
+        </w:tc>
+      </w:tr>
+      <w:tr>
+        <w:tblPrEx>
+          <w:tblCellMar>
+            <w:top w:w="0" w:type="dxa"/>
+            <w:bottom w:w="0" w:type="dxa"/>
+          </w:tblCellMar>
+        </w:tblPrEx>
+        <w:tc>
+          <w:tcPr>
+            <w:tcW w:w="600" w:type="pct"/>
+            <w:shd w:val="clear" w:color="auto" w:fill="auto"/>
+          </w:tcPr>
+          <w:p>
+            <w:r>
+              <w:t>Stredná</w:t>
+            </w:r>
+          </w:p>
+        </w:tc>
+        <w:tc>
+          <w:tcPr>
+            <w:tcW w:w="750" w:type="pct"/>
+            <w:shd w:val="clear" w:color="auto" w:fill="auto"/>
+          </w:tcPr>
+          <w:p>
+            <w:r>
+              <w:t>skriptovaný bot</w:t>
+            </w:r>
+          </w:p>
+        </w:tc>
+        <w:tc>
+          <w:tcPr>
+            <w:tcW w:w="850" w:type="pct"/>
+            <w:shd w:val="clear" w:color="auto" w:fill="auto"/>
+          </w:tcPr>
+          <w:p>
+            <w:r>
+              <w:t>stredný (~0,35 s)</w:t>
+            </w:r>
+          </w:p>
+        </w:tc>
+        <w:tc>
+          <w:tcPr>
+            <w:tcW w:w="850" w:type="pct"/>
+            <w:shd w:val="clear" w:color="auto" w:fill="auto"/>
+          </w:tcPr>
+          <w:p>
+            <w:r>
+              <w:t>občas aj perfektný</w:t>
+            </w:r>
+          </w:p>
+        </w:tc>
+        <w:tc>
+          <w:tcPr>
+            <w:tcW w:w="1100" w:type="pct"/>
+            <w:shd w:val="clear" w:color="auto" w:fill="auto"/>
+          </w:tcPr>
+          <w:p>
+            <w:r>
+              <w:t>krátke kombá, úhyby, reaguje na útok</w:t>
+            </w:r>
+          </w:p>
+        </w:tc>
+        <w:tc>
+          <w:tcPr>
+            <w:tcW w:w="850" w:type="pct"/>
+            <w:shd w:val="clear" w:color="auto" w:fill="auto"/>
+          </w:tcPr>
+          <w:p>
+            <w:r>
+              <w:t>kampaň kap. 2–4, rýchly zápas</w:t>
+            </w:r>
+          </w:p>
+        </w:tc>
+      </w:tr>
+      <w:tr>
+        <w:tblPrEx>
+          <w:tblCellMar>
+            <w:top w:w="0" w:type="dxa"/>
+            <w:bottom w:w="0" w:type="dxa"/>
+          </w:tblCellMar>
+        </w:tblPrEx>
+        <w:tc>
+          <w:tcPr>
+            <w:tcW w:w="600" w:type="pct"/>
+            <w:shd w:val="clear" w:color="auto" w:fill="auto"/>
+          </w:tcPr>
+          <w:p>
+            <w:r>
+              <w:lastRenderedPageBreak/>
+              <w:t>Ťažká</w:t>
+            </w:r>
+          </w:p>
+        </w:tc>
+        <w:tc>
+          <w:tcPr>
+            <w:tcW w:w="750" w:type="pct"/>
+            <w:shd w:val="clear" w:color="auto" w:fill="auto"/>
+          </w:tcPr>
+          <w:p>
+            <w:r>
+              <w:t>skriptovaný bot</w:t>
+            </w:r>
+          </w:p>
+        </w:tc>
+        <w:tc>
+          <w:tcPr>
+            <w:tcW w:w="850" w:type="pct"/>
+            <w:shd w:val="clear" w:color="auto" w:fill="auto"/>
+          </w:tcPr>
+          <w:p>
+            <w:r>
+              <w:t>rýchly (~0,25 s, ako človek)</w:t>
+            </w:r>
+          </w:p>
+        </w:tc>
+        <w:tc>
+          <w:tcPr>
+            <w:tcW w:w="850" w:type="pct"/>
+            <w:shd w:val="clear" w:color="auto" w:fill="auto"/>
+          </w:tcPr>
+          <w:p>
+            <w:r>
+              <w:t>často perfektný</w:t>
+            </w:r>
+          </w:p>
+        </w:tc>
+        <w:tc>
+          <w:tcPr>
+            <w:tcW w:w="1100" w:type="pct"/>
+            <w:shd w:val="clear" w:color="auto" w:fill="auto"/>
+          </w:tcPr>
+          <w:p>
+            <w:r>
+              <w:t>celé kombá, SILA, trestá chyby hráča</w:t>
+            </w:r>
+          </w:p>
+        </w:tc>
+        <w:tc>
+          <w:tcPr>
+            <w:tcW w:w="850" w:type="pct"/>
+            <w:shd w:val="clear" w:color="auto" w:fill="auto"/>
+          </w:tcPr>
+          <w:p>
+            <w:r>
+              <w:t>kampaň kap. 4–5, rýchly zápas</w:t>
+            </w:r>
+          </w:p>
+        </w:tc>
+      </w:tr>
+      <w:tr>
+        <w:tblPrEx>
+          <w:tblCellMar>
+            <w:top w:w="0" w:type="dxa"/>
+            <w:bottom w:w="0" w:type="dxa"/>
+          </w:tblCellMar>
+        </w:tblPrEx>
+        <w:tc>
+          <w:tcPr>
+            <w:tcW w:w="600" w:type="pct"/>
+            <w:shd w:val="clear" w:color="auto" w:fill="auto"/>
+          </w:tcPr>
+          <w:p>
+            <w:r>
+              <w:t>Boss (5×)</w:t>
+            </w:r>
+          </w:p>
+        </w:tc>
+        <w:tc>
+          <w:tcPr>
+            <w:tcW w:w="750" w:type="pct"/>
+            <w:shd w:val="clear" w:color="auto" w:fill="auto"/>
+          </w:tcPr>
+          <w:p>
+            <w:r>
+              <w:t>natrénovaná sieť</w:t>
+            </w:r>
+          </w:p>
+        </w:tc>
+        <w:tc>
+          <w:tcPr>
+            <w:tcW w:w="850" w:type="pct"/>
+            <w:shd w:val="clear" w:color="auto" w:fill="auto"/>
+          </w:tcPr>
+          <w:p>
+            <w:r>
+              <w:t>podľa bossa, rastie s kapitolou</w:t>
+            </w:r>
+          </w:p>
+        </w:tc>
+        <w:tc>
+          <w:tcPr>
+            <w:tcW w:w="850" w:type="pct"/>
+            <w:shd w:val="clear" w:color="auto" w:fill="auto"/>
+          </w:tcPr>
+          <w:p>
+            <w:r>
+              <w:t>naučený</w:t>
+            </w:r>
+          </w:p>
+        </w:tc>
+        <w:tc>
+          <w:tcPr>
+            <w:tcW w:w="1100" w:type="pct"/>
+            <w:shd w:val="clear" w:color="auto" w:fill="auto"/>
+          </w:tcPr>
+          <w:p>
+            <w:r>
+              <w:t>vlastný štýl (silák, obranca, skokan, trikár, finálny boss)</w:t>
+            </w:r>
+          </w:p>
+        </w:tc>
+        <w:tc>
+          <w:tcPr>
+            <w:tcW w:w="850" w:type="pct"/>
+            <w:shd w:val="clear" w:color="auto" w:fill="auto"/>
+          </w:tcPr>
+          <w:p>
+            <w:r>
+              <w:t>každý 5. level kampane; v rýchlom zápase až po porazení</w:t>
+            </w:r>
+          </w:p>
+        </w:tc>
+      </w:tr>
+    </w:tbl>
+    <w:p/>
+    <w:p>
+      <w:r>
+        <w:t>Postup obtiažnosti v kampani: kapitola 1 = Ľahká + boss 1, kapitola 2 = Ľahká/Stredná + boss 2, kapitola 3 = Stredná + boss 3, kapitola 4 = Stredná/Ťažká + boss 4, kapitola 5 = Ťažká + finálny boss. Bossovia sa od seba líšia aj tým, ako dlho a proti komu boli trénovaní (pozri nasledujúcu kapitolu).</w:t>
+      </w:r>
+    </w:p>
+    <w:p>
+      <w:pPr>
+        <w:pStyle w:val="Nadpis1"/>
+      </w:pPr>
+      <w:r>
+        <w:t>Mechanizmus učenia AI bossov</w:t>
+      </w:r>
+    </w:p>
+    <w:p>
+      <w:r>
+        <w:t>Bossovia sa neučia počas hrania u hráča – trénujú sa vopred u vývojára (UC-020) a do hry sa dodá hotový model. Tréning prebieha bez grafiky v rovnakej simulácii, v akej sa hrá, len mnohonásobne rýchlejšie.</w:t>
+      </w:r>
+    </w:p>
+    <w:p>
+      <w:pPr>
+        <w:pStyle w:val="Nadpis2"/>
+      </w:pPr>
+      <w:r>
+        <w:t>Čo AI vidí a čo môže robiť</w:t>
+      </w:r>
+    </w:p>
+    <w:p>
+      <w:pPr>
+        <w:pStyle w:val="Zoznamsodrkami"/>
+      </w:pPr>
+      <w:r>
+        <w:t>Vstup (pozorovanie): vektor čísel v rozsahu −1 až 1 – vzájomná poloha a vzdialenosť bojovníkov, rýchlosť, zdravie a SILA oboch, či je súper vo vzduchu, v útoku, v bloku alebo omráčený, poloha plošiniek. Súpera vidí s reakčným oneskorením, aby nemal nadľudské reflexy.</w:t>
+      </w:r>
+    </w:p>
+    <w:p>
+      <w:pPr>
+        <w:pStyle w:val="Zoznamsodrkami"/>
+      </w:pPr>
+      <w:r>
+        <w:t>Výstup (akcia): presne tie isté povely ako hráč – smer pohybu (doľava / nič / doprava), vertikála (nič / skok / dole / hore) a jedno tlačidlo (nič, ľahký, ťažký, kop, blok, úhyb, tri posilnené útoky, chmat). Nedovolené akcie sa maskujú (napr. posilnený útok bez SILY).</w:t>
+      </w:r>
+    </w:p>
+    <w:p>
+      <w:pPr>
+        <w:pStyle w:val="Zoznamsodrkami"/>
+      </w:pPr>
+      <w:r>
+        <w:t>Rozhodovanie: neurónová sieť (2 skryté vrstvy) vyberie akciu s najvyšším ohodnotením. Boss sa nerozhoduje každú snímku, ale napr. 6× za sekundu – aj tým sa ladí jeho sila.</w:t>
+      </w:r>
+    </w:p>
+    <w:p>
+      <w:pPr>
+        <w:pStyle w:val="Nadpis2"/>
+      </w:pPr>
+      <w:r>
+        <w:t>Ako sa tréning začne – nie je to náhodné búchanie</w:t>
+      </w:r>
+    </w:p>
+    <w:p>
+      <w:r>
+        <w:t>Keby sieť začínala s úplne náhodnými váhami, náhodne by mlátila do kláves, skoro nikdy by nezasiahla a nemala by sa od čoho učiť. Preto má tréning dve fázy:</w:t>
+      </w:r>
+    </w:p>
+    <w:p>
+      <w:pPr>
+        <w:pStyle w:val="Zoznamsodrkami"/>
+      </w:pPr>
+      <w:r>
+        <w:t>1. Napodobňovanie (imitácia): sieť pozoruje skriptovaného bota (napr. 100 zápasov) a učí sa robiť v rovnakej situácii to isté čo on. Výsledkom je „začiatočník“, ktorý už vie chodiť k súperovi, udrieť a blokovať – ale nie dobre.</w:t>
+      </w:r>
+    </w:p>
+    <w:p>
+      <w:pPr>
+        <w:pStyle w:val="Zoznamsodrkami"/>
+      </w:pPr>
+      <w:r>
+        <w:t>2. Neuroevolúcia: zo začiatočníka sa vytvorí populácia (napr. 32) kópií, ktorým sa váhy mierne náhodne pozmenia (mutácia). Náhodnosť je teda iba v malých zmenách váh siete, nie v náhodne generovaných útokoch a blokoch.</w:t>
+      </w:r>
+    </w:p>
+    <w:p>
+      <w:pPr>
+        <w:pStyle w:val="Nadpis2"/>
+      </w:pPr>
+      <w:r>
+        <w:lastRenderedPageBreak/>
+        <w:t>Jedna generácia tréningu</w:t>
+      </w:r>
+    </w:p>
+    <w:p>
+      <w:pPr>
+        <w:pStyle w:val="Zoznamsodrkami"/>
+      </w:pPr>
+      <w:r>
+        <w:t>Každá sieť v populácii odohrá niekoľko zápasov (napr. 4) proti tréningovým súperom – skriptovaným botom rôznej úrovne, obrancovi, súperovi schovanému na plošinke a občas proti vlastným starším verziám (self-play).</w:t>
+      </w:r>
+    </w:p>
+    <w:p>
+      <w:pPr>
+        <w:pStyle w:val="Zoznamsodrkami"/>
+      </w:pPr>
+      <w:r>
+        <w:t>Za každý zápas dostane skóre (odmenu): plus za spôsobené poškodenie, vyhrané kolo a zápas, ťažký zásah a použitie SILY; mínus za utŕžené poškodenie a za čas (aby nebola pasívna). Váhy odmeny určujú štýl bossa – silák má vyššiu odmenu za ťažké zásahy, obranca za perfektné bloky.</w:t>
+      </w:r>
+    </w:p>
+    <w:p>
+      <w:pPr>
+        <w:pStyle w:val="Zoznamsodrkami"/>
+      </w:pPr>
+      <w:r>
+        <w:t>Najlepšie siete (elita, napr. 3) postúpia nezmenené, z nich sa vytvoria nové zmutované kópie a tie nahradia najhoršie.</w:t>
+      </w:r>
+    </w:p>
+    <w:p>
+      <w:pPr>
+        <w:pStyle w:val="Zoznamsodrkami"/>
+      </w:pPr>
+      <w:r>
+        <w:t>Opakuje sa to zadaný počet generácií alebo kým boss nedosiahne cieľovú úspešnosť (napr. 30 % výhier pre prvého bossa, viac pre ďalších). Priebežne sa ukladá najlepšia sieť (šampión) a kontrolný bod, z ktorého sa dá pokračovať.</w:t>
+      </w:r>
+    </w:p>
+    <w:p>
+      <w:pPr>
+        <w:pStyle w:val="Nadpis2"/>
+      </w:pPr>
+      <w:r>
+        <w:t>Ako vzniká 5 rôznych bossov</w:t>
+      </w:r>
+    </w:p>
+    <w:tbl>
+      <w:tblPr>
+        <w:tblW w:w="5006" w:type="pct"/>
+        <w:tblBorders>
+          <w:top w:val="single" w:sz="4" w:space="0" w:color="auto"/>
+          <w:left w:val="single" w:sz="4" w:space="0" w:color="auto"/>
+          <w:bottom w:val="single" w:sz="4" w:space="0" w:color="auto"/>
+          <w:right w:val="single" w:sz="4" w:space="0" w:color="auto"/>
+          <w:insideH w:val="single" w:sz="4" w:space="0" w:color="auto"/>
+          <w:insideV w:val="single" w:sz="4" w:space="0" w:color="auto"/>
+        </w:tblBorders>
+        <w:tblLayout w:type="fixed"/>
+        <w:tblCellMar>
+          <w:left w:w="70" w:type="dxa"/>
+          <w:right w:w="70" w:type="dxa"/>
+        </w:tblCellMar>
+        <w:tblLook w:val="0000" w:firstRow="0" w:lastRow="0" w:firstColumn="0" w:lastColumn="0" w:noHBand="0" w:noVBand="0"/>
+      </w:tblPr>
+      <w:tblGrid>
+        <w:gridCol w:w="1633"/>
+        <w:gridCol w:w="2450"/>
+        <w:gridCol w:w="4990"/>
+      </w:tblGrid>
+      <w:tr>
+        <w:tblPrEx>
+          <w:tblCellMar>
+            <w:top w:w="0" w:type="dxa"/>
+            <w:bottom w:w="0" w:type="dxa"/>
+          </w:tblCellMar>
+        </w:tblPrEx>
+        <w:trPr>
+          <w:tblHeader/>
+        </w:trPr>
+        <w:tc>
+          <w:tcPr>
+            <w:tcW w:w="900" w:type="pct"/>
+            <w:shd w:val="clear" w:color="auto" w:fill="DAE6F2"/>
+          </w:tcPr>
+          <w:p>
+            <w:pPr>
+              <w:rPr>
+                <w:b/>
+              </w:rPr>
+            </w:pPr>
+            <w:r>
+              <w:rPr>
+                <w:b/>
+              </w:rPr>
+              <w:t>Boss</w:t>
+            </w:r>
+          </w:p>
+        </w:tc>
+        <w:tc>
+          <w:tcPr>
+            <w:tcW w:w="1350" w:type="pct"/>
+            <w:shd w:val="clear" w:color="auto" w:fill="DAE6F2"/>
+          </w:tcPr>
+          <w:p>
+            <w:pPr>
+              <w:rPr>
+                <w:b/>
+              </w:rPr>
+            </w:pPr>
+            <w:r>
+              <w:rPr>
+                <w:b/>
+              </w:rPr>
+              <w:t>Štýl</w:t>
+            </w:r>
+          </w:p>
+        </w:tc>
+        <w:tc>
+          <w:tcPr>
+            <w:tcW w:w="2750" w:type="pct"/>
+            <w:shd w:val="clear" w:color="auto" w:fill="DAE6F2"/>
+          </w:tcPr>
+          <w:p>
+            <w:pPr>
+              <w:rPr>
+                <w:b/>
+              </w:rPr>
+            </w:pPr>
+            <w:r>
+              <w:rPr>
+                <w:b/>
+              </w:rPr>
+              <w:t>Čím sa tréning líši</w:t>
+            </w:r>
+          </w:p>
+        </w:tc>
+      </w:tr>
+      <w:tr>
+        <w:tblPrEx>
+          <w:tblCellMar>
+            <w:top w:w="0" w:type="dxa"/>
+            <w:bottom w:w="0" w:type="dxa"/>
+          </w:tblCellMar>
+        </w:tblPrEx>
+        <w:tc>
+          <w:tcPr>
+            <w:tcW w:w="900" w:type="pct"/>
+            <w:shd w:val="clear" w:color="auto" w:fill="auto"/>
+          </w:tcPr>
+          <w:p>
+            <w:r>
+              <w:t>1 – silák</w:t>
+            </w:r>
+          </w:p>
+        </w:tc>
+        <w:tc>
+          <w:tcPr>
+            <w:tcW w:w="1350" w:type="pct"/>
+            <w:shd w:val="clear" w:color="auto" w:fill="auto"/>
+          </w:tcPr>
+          <w:p>
+            <w:r>
+              <w:t>pomalé ťažké údery</w:t>
+            </w:r>
+          </w:p>
+        </w:tc>
+        <w:tc>
+          <w:tcPr>
+            <w:tcW w:w="2750" w:type="pct"/>
+            <w:shd w:val="clear" w:color="auto" w:fill="auto"/>
+          </w:tcPr>
+          <w:p>
+            <w:r>
+              <w:t>malá sieť, pomalé reakcie, krátky tréning, cieľ ~30 % výhier</w:t>
+            </w:r>
+          </w:p>
+        </w:tc>
+      </w:tr>
+      <w:tr>
+        <w:tblPrEx>
+          <w:tblCellMar>
+            <w:top w:w="0" w:type="dxa"/>
+            <w:bottom w:w="0" w:type="dxa"/>
+          </w:tblCellMar>
+        </w:tblPrEx>
+        <w:tc>
+          <w:tcPr>
+            <w:tcW w:w="900" w:type="pct"/>
+            <w:shd w:val="clear" w:color="auto" w:fill="auto"/>
+          </w:tcPr>
+          <w:p>
+            <w:r>
+              <w:t>2 – obranca</w:t>
+            </w:r>
+          </w:p>
+        </w:tc>
+        <w:tc>
+          <w:tcPr>
+            <w:tcW w:w="1350" w:type="pct"/>
+            <w:shd w:val="clear" w:color="auto" w:fill="auto"/>
+          </w:tcPr>
+          <w:p>
+            <w:r>
+              <w:t>blok a protiútok</w:t>
+            </w:r>
+          </w:p>
+        </w:tc>
+        <w:tc>
+          <w:tcPr>
+            <w:tcW w:w="2750" w:type="pct"/>
+            <w:shd w:val="clear" w:color="auto" w:fill="auto"/>
+          </w:tcPr>
+          <w:p>
+            <w:r>
+              <w:t>vyššia odmena za perfektný blok</w:t>
+            </w:r>
+          </w:p>
+        </w:tc>
+      </w:tr>
+      <w:tr>
+        <w:tblPrEx>
+          <w:tblCellMar>
+            <w:top w:w="0" w:type="dxa"/>
+            <w:bottom w:w="0" w:type="dxa"/>
+          </w:tblCellMar>
+        </w:tblPrEx>
+        <w:tc>
+          <w:tcPr>
+            <w:tcW w:w="900" w:type="pct"/>
+            <w:shd w:val="clear" w:color="auto" w:fill="auto"/>
+          </w:tcPr>
+          <w:p>
+            <w:r>
+              <w:t>3 – skokan</w:t>
+            </w:r>
+          </w:p>
+        </w:tc>
+        <w:tc>
+          <w:tcPr>
+            <w:tcW w:w="1350" w:type="pct"/>
+            <w:shd w:val="clear" w:color="auto" w:fill="auto"/>
+          </w:tcPr>
+          <w:p>
+            <w:r>
+              <w:t>útoky zo vzduchu, plošinky</w:t>
+            </w:r>
+          </w:p>
+        </w:tc>
+        <w:tc>
+          <w:tcPr>
+            <w:tcW w:w="2750" w:type="pct"/>
+            <w:shd w:val="clear" w:color="auto" w:fill="auto"/>
+          </w:tcPr>
+          <w:p>
+            <w:r>
+              <w:t>súperi na plošinkách, odmena za vzdušné zásahy</w:t>
+            </w:r>
+          </w:p>
+        </w:tc>
+      </w:tr>
+      <w:tr>
+        <w:tblPrEx>
+          <w:tblCellMar>
+            <w:top w:w="0" w:type="dxa"/>
+            <w:bottom w:w="0" w:type="dxa"/>
+          </w:tblCellMar>
+        </w:tblPrEx>
+        <w:tc>
+          <w:tcPr>
+            <w:tcW w:w="900" w:type="pct"/>
+            <w:shd w:val="clear" w:color="auto" w:fill="auto"/>
+          </w:tcPr>
+          <w:p>
+            <w:r>
+              <w:t>4 – trikár</w:t>
+            </w:r>
+          </w:p>
+        </w:tc>
+        <w:tc>
+          <w:tcPr>
+            <w:tcW w:w="1350" w:type="pct"/>
+            <w:shd w:val="clear" w:color="auto" w:fill="auto"/>
+          </w:tcPr>
+          <w:p>
+            <w:r>
+              <w:t>chmaty, úhyby, klamanie</w:t>
+            </w:r>
+          </w:p>
+        </w:tc>
+        <w:tc>
+          <w:tcPr>
+            <w:tcW w:w="2750" w:type="pct"/>
+            <w:shd w:val="clear" w:color="auto" w:fill="auto"/>
+          </w:tcPr>
+          <w:p>
+            <w:r>
+              <w:t>odmena za chmat a zásah po úhybe</w:t>
+            </w:r>
+          </w:p>
+        </w:tc>
+      </w:tr>
+      <w:tr>
+        <w:tblPrEx>
+          <w:tblCellMar>
+            <w:top w:w="0" w:type="dxa"/>
+            <w:bottom w:w="0" w:type="dxa"/>
+          </w:tblCellMar>
+        </w:tblPrEx>
+        <w:tc>
+          <w:tcPr>
+            <w:tcW w:w="900" w:type="pct"/>
+            <w:shd w:val="clear" w:color="auto" w:fill="auto"/>
+          </w:tcPr>
+          <w:p>
+            <w:r>
+              <w:t>5 – finálny boss</w:t>
+            </w:r>
+          </w:p>
+        </w:tc>
+        <w:tc>
+          <w:tcPr>
+            <w:tcW w:w="1350" w:type="pct"/>
+            <w:shd w:val="clear" w:color="auto" w:fill="auto"/>
+          </w:tcPr>
+          <w:p>
+            <w:r>
+              <w:t>všestranný</w:t>
+            </w:r>
+          </w:p>
+        </w:tc>
+        <w:tc>
+          <w:tcPr>
+            <w:tcW w:w="2750" w:type="pct"/>
+            <w:shd w:val="clear" w:color="auto" w:fill="auto"/>
+          </w:tcPr>
+          <w:p>
+            <w:r>
+              <w:t>najväčšia sieť, rýchle reakcie, najdlhší tréning, self-play proti bossom 1–4</w:t>
+            </w:r>
+          </w:p>
+        </w:tc>
+      </w:tr>
+    </w:tbl>
+    <w:p/>
+    <w:p>
+      <w:r>
+        <w:t>Simulácia je deterministická (rovnaké vstupy = rovnaký výsledok), preto je aj tréning opakovateľný a modely sa dajú porovnávať v turnajoch.</w:t>
+      </w:r>
+    </w:p>
     <w:p>
       <w:pPr>
         <w:pStyle w:val="Nadpis1"/>
@@ -479,6 +1382,335 @@
           </w:tcPr>
           <w:p>
             <w:r>
+              <w:t>Pohybuj sa v aréne</w:t>
+            </w:r>
+          </w:p>
+        </w:tc>
+        <w:tc>
+          <w:tcPr>
+            <w:tcW w:w="2500" w:type="pct"/>
+            <w:shd w:val="clear" w:color="auto" w:fill="auto"/>
+          </w:tcPr>
+          <w:p>
+            <w:r>
+              <w:t>Primárny: Hráč (rovnako AI protivník, Druhý hráč).</w:t>
+            </w:r>
+          </w:p>
+        </w:tc>
+      </w:tr>
+      <w:tr>
+        <w:tblPrEx>
+          <w:tblCellMar>
+            <w:top w:w="0" w:type="dxa"/>
+            <w:bottom w:w="0" w:type="dxa"/>
+          </w:tblCellMar>
+        </w:tblPrEx>
+        <w:tc>
+          <w:tcPr>
+            <w:tcW w:w="700" w:type="pct"/>
+            <w:shd w:val="clear" w:color="auto" w:fill="auto"/>
+          </w:tcPr>
+          <w:p>
+            <w:r>
+              <w:t>UC-004</w:t>
+            </w:r>
+          </w:p>
+        </w:tc>
+        <w:tc>
+          <w:tcPr>
+            <w:tcW w:w="1800" w:type="pct"/>
+            <w:shd w:val="clear" w:color="auto" w:fill="auto"/>
+          </w:tcPr>
+          <w:p>
+            <w:r>
+              <w:t>Zaútoč na súpera</w:t>
+            </w:r>
+          </w:p>
+        </w:tc>
+        <w:tc>
+          <w:tcPr>
+            <w:tcW w:w="2500" w:type="pct"/>
+            <w:shd w:val="clear" w:color="auto" w:fill="auto"/>
+          </w:tcPr>
+          <w:p>
+            <w:r>
+              <w:t>Primárny: Hráč (rovnako AI protivník, Druhý hráč).</w:t>
+            </w:r>
+          </w:p>
+        </w:tc>
+      </w:tr>
+      <w:tr>
+        <w:tblPrEx>
+          <w:tblCellMar>
+            <w:top w:w="0" w:type="dxa"/>
+            <w:bottom w:w="0" w:type="dxa"/>
+          </w:tblCellMar>
+        </w:tblPrEx>
+        <w:tc>
+          <w:tcPr>
+            <w:tcW w:w="700" w:type="pct"/>
+            <w:shd w:val="clear" w:color="auto" w:fill="auto"/>
+          </w:tcPr>
+          <w:p>
+            <w:r>
+              <w:lastRenderedPageBreak/>
+              <w:t>UC-005</w:t>
+            </w:r>
+          </w:p>
+        </w:tc>
+        <w:tc>
+          <w:tcPr>
+            <w:tcW w:w="1800" w:type="pct"/>
+            <w:shd w:val="clear" w:color="auto" w:fill="auto"/>
+          </w:tcPr>
+          <w:p>
+            <w:r>
+              <w:t>Zablokuj útok</w:t>
+            </w:r>
+          </w:p>
+        </w:tc>
+        <w:tc>
+          <w:tcPr>
+            <w:tcW w:w="2500" w:type="pct"/>
+            <w:shd w:val="clear" w:color="auto" w:fill="auto"/>
+          </w:tcPr>
+          <w:p>
+            <w:r>
+              <w:t>Primárny: Hráč (rovnako AI protivník, Druhý hráč).</w:t>
+            </w:r>
+          </w:p>
+        </w:tc>
+      </w:tr>
+      <w:tr>
+        <w:tblPrEx>
+          <w:tblCellMar>
+            <w:top w:w="0" w:type="dxa"/>
+            <w:bottom w:w="0" w:type="dxa"/>
+          </w:tblCellMar>
+        </w:tblPrEx>
+        <w:tc>
+          <w:tcPr>
+            <w:tcW w:w="700" w:type="pct"/>
+            <w:shd w:val="clear" w:color="auto" w:fill="auto"/>
+          </w:tcPr>
+          <w:p>
+            <w:r>
+              <w:t>UC-006</w:t>
+            </w:r>
+          </w:p>
+        </w:tc>
+        <w:tc>
+          <w:tcPr>
+            <w:tcW w:w="1800" w:type="pct"/>
+            <w:shd w:val="clear" w:color="auto" w:fill="auto"/>
+          </w:tcPr>
+          <w:p>
+            <w:r>
+              <w:t>Uhni útoku</w:t>
+            </w:r>
+          </w:p>
+        </w:tc>
+        <w:tc>
+          <w:tcPr>
+            <w:tcW w:w="2500" w:type="pct"/>
+            <w:shd w:val="clear" w:color="auto" w:fill="auto"/>
+          </w:tcPr>
+          <w:p>
+            <w:r>
+              <w:t>Primárny: Hráč (rovnako AI protivník, Druhý hráč).</w:t>
+            </w:r>
+          </w:p>
+        </w:tc>
+      </w:tr>
+      <w:tr>
+        <w:tblPrEx>
+          <w:tblCellMar>
+            <w:top w:w="0" w:type="dxa"/>
+            <w:bottom w:w="0" w:type="dxa"/>
+          </w:tblCellMar>
+        </w:tblPrEx>
+        <w:tc>
+          <w:tcPr>
+            <w:tcW w:w="700" w:type="pct"/>
+            <w:shd w:val="clear" w:color="auto" w:fill="auto"/>
+          </w:tcPr>
+          <w:p>
+            <w:r>
+              <w:t>UC-007</w:t>
+            </w:r>
+          </w:p>
+        </w:tc>
+        <w:tc>
+          <w:tcPr>
+            <w:tcW w:w="1800" w:type="pct"/>
+            <w:shd w:val="clear" w:color="auto" w:fill="auto"/>
+          </w:tcPr>
+          <w:p>
+            <w:r>
+              <w:t>Vyhodnoť zásah</w:t>
+            </w:r>
+          </w:p>
+        </w:tc>
+        <w:tc>
+          <w:tcPr>
+            <w:tcW w:w="2500" w:type="pct"/>
+            <w:shd w:val="clear" w:color="auto" w:fill="auto"/>
+          </w:tcPr>
+          <w:p>
+            <w:r>
+              <w:t>Primárny: AI protivník alebo Hráč ako útočník (spúšťa systém).</w:t>
+            </w:r>
+          </w:p>
+        </w:tc>
+      </w:tr>
+      <w:tr>
+        <w:tblPrEx>
+          <w:tblCellMar>
+            <w:top w:w="0" w:type="dxa"/>
+            <w:bottom w:w="0" w:type="dxa"/>
+          </w:tblCellMar>
+        </w:tblPrEx>
+        <w:tc>
+          <w:tcPr>
+            <w:tcW w:w="700" w:type="pct"/>
+            <w:shd w:val="clear" w:color="auto" w:fill="auto"/>
+          </w:tcPr>
+          <w:p>
+            <w:r>
+              <w:t>UC-008</w:t>
+            </w:r>
+          </w:p>
+        </w:tc>
+        <w:tc>
+          <w:tcPr>
+            <w:tcW w:w="1800" w:type="pct"/>
+            <w:shd w:val="clear" w:color="auto" w:fill="auto"/>
+          </w:tcPr>
+          <w:p>
+            <w:r>
+              <w:t>Použi posilnený útok (SILA)</w:t>
+            </w:r>
+          </w:p>
+        </w:tc>
+        <w:tc>
+          <w:tcPr>
+            <w:tcW w:w="2500" w:type="pct"/>
+            <w:shd w:val="clear" w:color="auto" w:fill="auto"/>
+          </w:tcPr>
+          <w:p>
+            <w:r>
+              <w:t>Primárny: Hráč (rovnako AI protivník, Druhý hráč).</w:t>
+            </w:r>
+          </w:p>
+        </w:tc>
+      </w:tr>
+      <w:tr>
+        <w:tblPrEx>
+          <w:tblCellMar>
+            <w:top w:w="0" w:type="dxa"/>
+            <w:bottom w:w="0" w:type="dxa"/>
+          </w:tblCellMar>
+        </w:tblPrEx>
+        <w:tc>
+          <w:tcPr>
+            <w:tcW w:w="700" w:type="pct"/>
+            <w:shd w:val="clear" w:color="auto" w:fill="auto"/>
+          </w:tcPr>
+          <w:p>
+            <w:r>
+              <w:t>UC-009</w:t>
+            </w:r>
+          </w:p>
+        </w:tc>
+        <w:tc>
+          <w:tcPr>
+            <w:tcW w:w="1800" w:type="pct"/>
+            <w:shd w:val="clear" w:color="auto" w:fill="auto"/>
+          </w:tcPr>
+          <w:p>
+            <w:r>
+              <w:t>Chyť súpera (chmat, klinč, skok nohami)</w:t>
+            </w:r>
+          </w:p>
+        </w:tc>
+        <w:tc>
+          <w:tcPr>
+            <w:tcW w:w="2500" w:type="pct"/>
+            <w:shd w:val="clear" w:color="auto" w:fill="auto"/>
+          </w:tcPr>
+          <w:p>
+            <w:r>
+              <w:t>Primárny: Hráč (rovnako AI protivník, Druhý hráč).</w:t>
+            </w:r>
+          </w:p>
+        </w:tc>
+      </w:tr>
+      <w:tr>
+        <w:tblPrEx>
+          <w:tblCellMar>
+            <w:top w:w="0" w:type="dxa"/>
+            <w:bottom w:w="0" w:type="dxa"/>
+          </w:tblCellMar>
+        </w:tblPrEx>
+        <w:tc>
+          <w:tcPr>
+            <w:tcW w:w="700" w:type="pct"/>
+            <w:shd w:val="clear" w:color="auto" w:fill="auto"/>
+          </w:tcPr>
+          <w:p>
+            <w:r>
+              <w:t>UC-010</w:t>
+            </w:r>
+          </w:p>
+        </w:tc>
+        <w:tc>
+          <w:tcPr>
+            <w:tcW w:w="1800" w:type="pct"/>
+            <w:shd w:val="clear" w:color="auto" w:fill="auto"/>
+          </w:tcPr>
+          <w:p>
+            <w:r>
+              <w:t>Ukonči kolo a zápas</w:t>
+            </w:r>
+          </w:p>
+        </w:tc>
+        <w:tc>
+          <w:tcPr>
+            <w:tcW w:w="2500" w:type="pct"/>
+            <w:shd w:val="clear" w:color="auto" w:fill="auto"/>
+          </w:tcPr>
+          <w:p>
+            <w:r>
+              <w:t>Primárny: Hráč. Sekundárny: AI protivník alebo Druhý hráč.</w:t>
+            </w:r>
+          </w:p>
+        </w:tc>
+      </w:tr>
+      <w:tr>
+        <w:tblPrEx>
+          <w:tblCellMar>
+            <w:top w:w="0" w:type="dxa"/>
+            <w:bottom w:w="0" w:type="dxa"/>
+          </w:tblCellMar>
+        </w:tblPrEx>
+        <w:tc>
+          <w:tcPr>
+            <w:tcW w:w="700" w:type="pct"/>
+            <w:shd w:val="clear" w:color="auto" w:fill="auto"/>
+          </w:tcPr>
+          <w:p>
+            <w:r>
+              <w:t>UC-011</w:t>
+            </w:r>
+          </w:p>
+        </w:tc>
+        <w:tc>
+          <w:tcPr>
+            <w:tcW w:w="1800" w:type="pct"/>
+            <w:shd w:val="clear" w:color="auto" w:fill="auto"/>
+          </w:tcPr>
+          <w:p>
+            <w:r>
               <w:t>Pozastav hru</w:t>
             </w:r>
           </w:p>
@@ -509,7 +1741,7 @@
           </w:tcPr>
           <w:p>
             <w:r>
-              <w:t>UC-004</w:t>
+              <w:t>UC-012</w:t>
             </w:r>
           </w:p>
         </w:tc>
@@ -550,7 +1782,7 @@
           </w:tcPr>
           <w:p>
             <w:r>
-              <w:t>UC-005</w:t>
+              <w:t>UC-013</w:t>
             </w:r>
           </w:p>
         </w:tc>
@@ -591,7 +1823,7 @@
           </w:tcPr>
           <w:p>
             <w:r>
-              <w:t>UC-006</w:t>
+              <w:t>UC-014</w:t>
             </w:r>
           </w:p>
         </w:tc>
@@ -632,7 +1864,7 @@
           </w:tcPr>
           <w:p>
             <w:r>
-              <w:t>UC-007</w:t>
+              <w:t>UC-015</w:t>
             </w:r>
           </w:p>
         </w:tc>
@@ -643,7 +1875,7 @@
           </w:tcPr>
           <w:p>
             <w:r>
-              <w:t>Pridaj arénu alebo osobnosť AI</w:t>
+              <w:t>Vyber finisher (Kozmetika)</w:t>
             </w:r>
           </w:p>
         </w:tc>
@@ -654,6 +1886,88 @@
           </w:tcPr>
           <w:p>
             <w:r>
+              <w:t>Primárny: Hráč.</w:t>
+            </w:r>
+          </w:p>
+        </w:tc>
+      </w:tr>
+      <w:tr>
+        <w:tblPrEx>
+          <w:tblCellMar>
+            <w:top w:w="0" w:type="dxa"/>
+            <w:bottom w:w="0" w:type="dxa"/>
+          </w:tblCellMar>
+        </w:tblPrEx>
+        <w:tc>
+          <w:tcPr>
+            <w:tcW w:w="700" w:type="pct"/>
+            <w:shd w:val="clear" w:color="auto" w:fill="auto"/>
+          </w:tcPr>
+          <w:p>
+            <w:r>
+              <w:t>UC-016</w:t>
+            </w:r>
+          </w:p>
+        </w:tc>
+        <w:tc>
+          <w:tcPr>
+            <w:tcW w:w="1800" w:type="pct"/>
+            <w:shd w:val="clear" w:color="auto" w:fill="auto"/>
+          </w:tcPr>
+          <w:p>
+            <w:r>
+              <w:t>Prehraj posledný replay</w:t>
+            </w:r>
+          </w:p>
+        </w:tc>
+        <w:tc>
+          <w:tcPr>
+            <w:tcW w:w="2500" w:type="pct"/>
+            <w:shd w:val="clear" w:color="auto" w:fill="auto"/>
+          </w:tcPr>
+          <w:p>
+            <w:r>
+              <w:t>Primárny: Hráč.</w:t>
+            </w:r>
+          </w:p>
+        </w:tc>
+      </w:tr>
+      <w:tr>
+        <w:tblPrEx>
+          <w:tblCellMar>
+            <w:top w:w="0" w:type="dxa"/>
+            <w:bottom w:w="0" w:type="dxa"/>
+          </w:tblCellMar>
+        </w:tblPrEx>
+        <w:tc>
+          <w:tcPr>
+            <w:tcW w:w="700" w:type="pct"/>
+            <w:shd w:val="clear" w:color="auto" w:fill="auto"/>
+          </w:tcPr>
+          <w:p>
+            <w:r>
+              <w:t>UC-017</w:t>
+            </w:r>
+          </w:p>
+        </w:tc>
+        <w:tc>
+          <w:tcPr>
+            <w:tcW w:w="1800" w:type="pct"/>
+            <w:shd w:val="clear" w:color="auto" w:fill="auto"/>
+          </w:tcPr>
+          <w:p>
+            <w:r>
+              <w:t>Pridaj arénu alebo súpera</w:t>
+            </w:r>
+          </w:p>
+        </w:tc>
+        <w:tc>
+          <w:tcPr>
+            <w:tcW w:w="2500" w:type="pct"/>
+            <w:shd w:val="clear" w:color="auto" w:fill="auto"/>
+          </w:tcPr>
+          <w:p>
+            <w:r>
               <w:t>Primárny: Tvorca obsahu.</w:t>
             </w:r>
           </w:p>
@@ -673,7 +1987,7 @@
           </w:tcPr>
           <w:p>
             <w:r>
-              <w:t>UC-008</w:t>
+              <w:t>UC-018</w:t>
             </w:r>
           </w:p>
         </w:tc>
@@ -714,7 +2028,7 @@
           </w:tcPr>
           <w:p>
             <w:r>
-              <w:t>UC-009</w:t>
+              <w:t>UC-019</w:t>
             </w:r>
           </w:p>
         </w:tc>
@@ -755,7 +2069,7 @@
           </w:tcPr>
           <w:p>
             <w:r>
-              <w:t>UC-010</w:t>
+              <w:t>UC-020</w:t>
             </w:r>
           </w:p>
         </w:tc>
@@ -796,8 +2110,7 @@
           </w:tcPr>
           <w:p>
             <w:r>
-              <w:lastRenderedPageBreak/>
-              <w:t>UC-011</w:t>
+              <w:t>UC-021</w:t>
             </w:r>
           </w:p>
         </w:tc>
@@ -809,88 +2122,6 @@
           <w:p>
             <w:r>
               <w:t>Ukonči hru</w:t>
-            </w:r>
-          </w:p>
-        </w:tc>
-        <w:tc>
-          <w:tcPr>
-            <w:tcW w:w="2500" w:type="pct"/>
-            <w:shd w:val="clear" w:color="auto" w:fill="auto"/>
-          </w:tcPr>
-          <w:p>
-            <w:r>
-              <w:t>Primárny: Hráč.</w:t>
-            </w:r>
-          </w:p>
-        </w:tc>
-      </w:tr>
-      <w:tr>
-        <w:tblPrEx>
-          <w:tblCellMar>
-            <w:top w:w="0" w:type="dxa"/>
-            <w:bottom w:w="0" w:type="dxa"/>
-          </w:tblCellMar>
-        </w:tblPrEx>
-        <w:tc>
-          <w:tcPr>
-            <w:tcW w:w="700" w:type="pct"/>
-            <w:shd w:val="clear" w:color="auto" w:fill="auto"/>
-          </w:tcPr>
-          <w:p>
-            <w:r>
-              <w:t>UC-012</w:t>
-            </w:r>
-          </w:p>
-        </w:tc>
-        <w:tc>
-          <w:tcPr>
-            <w:tcW w:w="1800" w:type="pct"/>
-            <w:shd w:val="clear" w:color="auto" w:fill="auto"/>
-          </w:tcPr>
-          <w:p>
-            <w:r>
-              <w:t>Vyber finisher (Kozmetika)</w:t>
-            </w:r>
-          </w:p>
-        </w:tc>
-        <w:tc>
-          <w:tcPr>
-            <w:tcW w:w="2500" w:type="pct"/>
-            <w:shd w:val="clear" w:color="auto" w:fill="auto"/>
-          </w:tcPr>
-          <w:p>
-            <w:r>
-              <w:t>Primárny: Hráč.</w:t>
-            </w:r>
-          </w:p>
-        </w:tc>
-      </w:tr>
-      <w:tr>
-        <w:tblPrEx>
-          <w:tblCellMar>
-            <w:top w:w="0" w:type="dxa"/>
-            <w:bottom w:w="0" w:type="dxa"/>
-          </w:tblCellMar>
-        </w:tblPrEx>
-        <w:tc>
-          <w:tcPr>
-            <w:tcW w:w="700" w:type="pct"/>
-            <w:shd w:val="clear" w:color="auto" w:fill="auto"/>
-          </w:tcPr>
-          <w:p>
-            <w:r>
-              <w:t>UC-013</w:t>
-            </w:r>
-          </w:p>
-        </w:tc>
-        <w:tc>
-          <w:tcPr>
-            <w:tcW w:w="1800" w:type="pct"/>
-            <w:shd w:val="clear" w:color="auto" w:fill="auto"/>
-          </w:tcPr>
-          <w:p>
-            <w:r>
-              <w:t>Prehraj posledný replay</w:t>
             </w:r>
           </w:p>
         </w:tc>
@@ -908,6 +2139,11 @@
       </w:tr>
     </w:tbl>
     <w:p/>
+    <w:p>
+      <w:r>
+        <w:t>Vzťahy: UC-002 zahŕňa (include) UC-003 – UC-010; UC-001, UC-012, UC-013 a UC-016 zahŕňajú UC-002; UC-011 rozširuje (extend) UC-002; UC-019 rozširuje UC-017 a UC-018.</w:t>
+      </w:r>
+    </w:p>
     <w:p>
       <w:r>
         <w:br w:type="page"/>
@@ -1126,10 +2362,6 @@
             <w:r>
               <w:t>• Zápas je pripravený so zvoleným súperom a arénou.</w:t>
             </w:r>
-            <w:r>
-              <w:br/>
-              <w:t>• Začal úvod prvého kola.</w:t>
-            </w:r>
           </w:p>
         </w:tc>
       </w:tr>
@@ -1158,7 +2390,7 @@
           </w:tcPr>
           <w:p>
             <w:r>
-              <w:t>Hráč zvolí HRAŤ › Rýchly zápas.</w:t>
+              <w:t>Hráč zvolí Rýchly zápas.</w:t>
             </w:r>
           </w:p>
         </w:tc>
@@ -1188,23 +2420,23 @@
           </w:tcPr>
           <w:p>
             <w:r>
-              <w:t>1. Hráč zvolí HRAŤ › Rýchly zápas.</w:t>
-            </w:r>
-            <w:r>
-              <w:br/>
-              <w:t>2. Systém zobrazí voľby Do boja!, Súper, Aréna.</w:t>
-            </w:r>
-            <w:r>
-              <w:br/>
-              <w:t>3. Hráč v položke Súper vyberie osobnosť AI (napr. Nováčik, Bitkár, NEMESIS).</w:t>
-            </w:r>
-            <w:r>
-              <w:br/>
-              <w:t>4. Hráč v položke Aréna vyberie arénu (Dojo, Strecha, Reaktor…).</w:t>
-            </w:r>
-            <w:r>
-              <w:br/>
-              <w:t>5. Hráč zvolí Do boja!.</w:t>
+              <w:t>1. Hráč zvolí Rýchly zápas.</w:t>
+            </w:r>
+            <w:r>
+              <w:br/>
+              <w:t>2. Systém zobrazí voľby Súper, Aréna a Do boja.</w:t>
+            </w:r>
+            <w:r>
+              <w:br/>
+              <w:t>3. Hráč vyberie súpera: úroveň Ľahká, Stredná alebo Ťažká.</w:t>
+            </w:r>
+            <w:r>
+              <w:br/>
+              <w:t>4. Hráč vyberie arénu.</w:t>
+            </w:r>
+            <w:r>
+              <w:br/>
+              <w:t>5. Hráč zvolí Do boja.</w:t>
             </w:r>
             <w:r>
               <w:br/>
@@ -1238,15 +2470,19 @@
           </w:tcPr>
           <w:p>
             <w:r>
-              <w:t>3a – Hráč ako súpera zvolí Hráč 2: pokračuje sa UC-004.</w:t>
-            </w:r>
-            <w:r>
-              <w:br/>
-              <w:t>*a – Hráč stlačí Esc alebo pravý klik: systém sa vráti o úroveň menu späť.</w:t>
-            </w:r>
-            <w:r>
-              <w:br/>
-              <w:t>6a – Obsah je chybný: systém zobrazí hlášku (UC-009), zápas sa nespustí.</w:t>
+              <w:t>3a – Hráč vyberie bossa: ponúknu sa iba bossovia, ktorých už porazil v kampani.</w:t>
+            </w:r>
+            <w:r>
+              <w:br/>
+              <w:t>3b – Hráč vyberie druhého hráča: pokračuje sa UC-012.</w:t>
+            </w:r>
+            <w:r>
+              <w:br/>
+              <w:t>*a – Hráč sa vráti späť: systém zobrazí predchádzajúce menu.</w:t>
+            </w:r>
+            <w:r>
+              <w:br/>
+              <w:t>6a – Obsah je chybný: pokračuje sa UC-019, zápas sa nespustí.</w:t>
             </w:r>
           </w:p>
         </w:tc>
@@ -1276,7 +2512,7 @@
           </w:tcPr>
           <w:p>
             <w:r>
-              <w:t>FR-001 – FR-003, FR-021, FR-029</w:t>
+              <w:t>FR-001, FR-002, FR-003, FR-029, FR-037, FR-038</w:t>
             </w:r>
           </w:p>
         </w:tc>
@@ -1405,7 +2641,7 @@
           </w:tcPr>
           <w:p>
             <w:r>
-              <w:t>Hráč bojuje proti súperovi, kým jeden z nich nevyhrá potrebný počet kôl.</w:t>
+              <w:t>Rámcový prípad boja: bojovníci bojujú v kolách, kým jeden nevyhrá zápas. Jednotlivé mechaniky sú rozpísané v UC-003 až UC-010.</w:t>
             </w:r>
           </w:p>
         </w:tc>
@@ -1465,7 +2701,7 @@
           </w:tcPr>
           <w:p>
             <w:r>
-              <w:t>• Zápas bol spustený (UC-001, UC-004, UC-005 alebo UC-013).</w:t>
+              <w:t>• Zápas bol spustený (UC-001, UC-012, UC-013 alebo UC-016).</w:t>
             </w:r>
           </w:p>
         </w:tc>
@@ -1495,15 +2731,11 @@
           </w:tcPr>
           <w:p>
             <w:r>
-              <w:t>• Víťaz je určený a zobrazený.</w:t>
-            </w:r>
-            <w:r>
-              <w:br/>
-              <w:t>• Zápas je uložený ako replay.</w:t>
-            </w:r>
-            <w:r>
-              <w:br/>
-              <w:t>• Pri kampani je výsledok odovzdaný kampani.</w:t>
+              <w:t>• Víťaz zápasu je určený.</w:t>
+            </w:r>
+            <w:r>
+              <w:br/>
+              <w:t>• Zápas je uložený ako záznam.</w:t>
             </w:r>
           </w:p>
         </w:tc>
@@ -1533,7 +2765,7 @@
           </w:tcPr>
           <w:p>
             <w:r>
-              <w:t>Skončí sa úvod kola (bojovníci sa môžu hýbať).</w:t>
+              <w:t>Skončí sa úvod kola.</w:t>
             </w:r>
           </w:p>
         </w:tc>
@@ -1563,43 +2795,31 @@
           </w:tcPr>
           <w:p>
             <w:r>
-              <w:t>1. Systém zobrazí HUD: zdravie a SILU oboch bojovníkov, čas kola, vyhraté kolá, nad postavami TY / AI.</w:t>
-            </w:r>
-            <w:r>
-              <w:br/>
-              <w:t>2. Hráč sa pohybuje (A/D, Space, lezenie po plošinkách) a útočí J (ľahký), K (ťažký), L (kop), aj so smerom W/S/dopredu/vo vzduchu.</w:t>
-            </w:r>
-            <w:r>
-              <w:br/>
-              <w:t>3. Súper útočí, hráč sa bráni blokom (Ctrl) alebo úhybom (Shift).</w:t>
-            </w:r>
-            <w:r>
-              <w:br/>
-              <w:t>4. Systém vyhodnotí zásahy podľa zásahových zón, uplatní kombo škálovanie a odpočíta zdravie</w:t>
-            </w:r>
-            <w:r>
-              <w:br/>
-              <w:t>5.  zásahy plnia SILU.</w:t>
-            </w:r>
-            <w:r>
-              <w:br/>
-              <w:t>6. Zdravie súpera klesne na nulu – knockout.</w:t>
-            </w:r>
-            <w:r>
-              <w:br/>
-              <w:t>7. Systém pripíše kolo víťazovi a spustí ďalšie kolo.</w:t>
-            </w:r>
-            <w:r>
-              <w:br/>
-              <w:t>8. Hráč vyhrá posledné potrebné kolo.</w:t>
-            </w:r>
-            <w:r>
-              <w:br/>
-              <w:t>9. Systém automaticky prehrá hráčov zvolený finisher.</w:t>
-            </w:r>
-            <w:r>
-              <w:br/>
-              <w:t>10. Systém uloží replay a zobrazí výsledok a štatistiky zápasu.</w:t>
+              <w:t>1. Systém zobrazí ukazovatele: zdravie a SILU oboch bojovníkov, čas kola, vyhraté kolá a označenie hráčovej postavy.</w:t>
+            </w:r>
+            <w:r>
+              <w:br/>
+              <w:t>2. Systém počas úvodu kola nedovolí pohyb, potom kolo začne.</w:t>
+            </w:r>
+            <w:r>
+              <w:br/>
+              <w:t>3. Hráč a súper sa pohybujú (UC-003), útočia (UC-004, UC-008, UC-009) a bránia sa (UC-005, UC-006).</w:t>
+            </w:r>
+            <w:r>
+              <w:br/>
+              <w:t>4. Systém každý zásah vyhodnotí (UC-007).</w:t>
+            </w:r>
+            <w:r>
+              <w:br/>
+              <w:t>5. Kolo sa skončí a vyhodnotí (UC-010).</w:t>
+            </w:r>
+            <w:r>
+              <w:br/>
+              <w:t>6. Opakuje sa od kroku 2, kým niekto nevyhrá potrebný počet kôl.</w:t>
+            </w:r>
+            <w:r>
+              <w:br/>
+              <w:t>7. Systém uloží záznam zápasu a zobrazí výsledok a štatistiky.</w:t>
             </w:r>
           </w:p>
         </w:tc>
@@ -1629,27 +2849,7 @@
           </w:tcPr>
           <w:p>
             <w:r>
-              <w:t>3a – Perfektný blok (tesne pred zásahom): 0 poškodenia, útočník sa zapotáca, hráč získa SILU.</w:t>
-            </w:r>
-            <w:r>
-              <w:br/>
-              <w:t>2a – Hráč drží ô a stlačí útok: pri dostatku SILY sa vykoná posilnený (ohnivý) úder, inak bežný.</w:t>
-            </w:r>
-            <w:r>
-              <w:br/>
-              <w:t>2b – Hráč stlačí J + K (chmat), I (klinč) alebo O (skok nohami napred).</w:t>
-            </w:r>
-            <w:r>
-              <w:br/>
-              <w:t>5a – Uplynie čas kola: kolo vyhrá bojovník s viac zdravím.</w:t>
-            </w:r>
-            <w:r>
-              <w:br/>
-              <w:t>7a – Zápas vyhrá súper: súper predvedie svoj finisher, hráčovi sa zobrazí porážka.</w:t>
-            </w:r>
-            <w:r>
-              <w:br/>
-              <w:t>*a – Hráč stlačí Esc: pokračuje sa UC-003.</w:t>
+              <w:t>*a – Hráč pozastaví hru: pokračuje sa UC-011.</w:t>
             </w:r>
           </w:p>
         </w:tc>
@@ -1679,7 +2879,7 @@
           </w:tcPr>
           <w:p>
             <w:r>
-              <w:t>FR-008 – FR-017, FR-019, FR-028, FR-040</w:t>
+              <w:t>FR-023, FR-027, FR-036, FR-048</w:t>
             </w:r>
           </w:p>
         </w:tc>
@@ -1697,7 +2897,7 @@
       </w:pPr>
       <w:r>
         <w:lastRenderedPageBreak/>
-        <w:t>UC-003 – Pozastav hru</w:t>
+        <w:t>UC-003 – Pohybuj sa v aréne</w:t>
       </w:r>
     </w:p>
     <w:tbl>
@@ -1778,7 +2978,7 @@
           </w:tcPr>
           <w:p>
             <w:r>
-              <w:t>Pozastav hru</w:t>
+              <w:t>Pohybuj sa v aréne</w:t>
             </w:r>
           </w:p>
         </w:tc>
@@ -1808,7 +3008,7 @@
           </w:tcPr>
           <w:p>
             <w:r>
-              <w:t>Hráč počas zápasu zastaví hru a vyberie ďalší krok.</w:t>
+              <w:t>Bojovník sa presúva po aréne a na plošinky, aby sa dostal k súperovi alebo od neho.</w:t>
             </w:r>
           </w:p>
         </w:tc>
@@ -1838,7 +3038,7 @@
           </w:tcPr>
           <w:p>
             <w:r>
-              <w:t>Primárny: Hráč.</w:t>
+              <w:t>Primárny: Hráč (rovnako AI protivník, Druhý hráč).</w:t>
             </w:r>
           </w:p>
         </w:tc>
@@ -1868,7 +3068,7 @@
           </w:tcPr>
           <w:p>
             <w:r>
-              <w:t>• Prebieha zápas (UC-002).</w:t>
+              <w:t>• Prebieha kolo (UC-002).</w:t>
             </w:r>
           </w:p>
         </w:tc>
@@ -1898,7 +3098,7 @@
           </w:tcPr>
           <w:p>
             <w:r>
-              <w:t>• Zápas pokračuje, je reštartovaný, hráč je v menu, alebo je hra ukončená.</w:t>
+              <w:t>• Bojovník je na novej pozícii.</w:t>
             </w:r>
           </w:p>
         </w:tc>
@@ -1928,7 +3128,7 @@
           </w:tcPr>
           <w:p>
             <w:r>
-              <w:t>Hráč stlačí Esc.</w:t>
+              <w:t>Hráč zadá pohyb.</w:t>
             </w:r>
           </w:p>
         </w:tc>
@@ -1958,19 +3158,31 @@
           </w:tcPr>
           <w:p>
             <w:r>
-              <w:t>1. Hráč stlačí Esc.</w:t>
-            </w:r>
-            <w:r>
-              <w:br/>
-              <w:t>2. Systém zastaví simuláciu, stlmí hudbu a zobrazí pauzu: Pokračovať, Odznova, Ovládanie, Hlavné menu, Ukončiť hru.</w:t>
-            </w:r>
-            <w:r>
-              <w:br/>
-              <w:t>3. Hráč zvolí Pokračovať.</w:t>
-            </w:r>
-            <w:r>
-              <w:br/>
-              <w:t>4. Systém obnoví zápas z rovnakého stavu.</w:t>
+              <w:t>1. Hráč zadá chôdzu doľava alebo doprava.</w:t>
+            </w:r>
+            <w:r>
+              <w:br/>
+              <w:t>2. Systém posunie bojovníka</w:t>
+            </w:r>
+            <w:r>
+              <w:br/>
+              <w:t>3.  bojovník sa automaticky otáča tvárou k súperovi.</w:t>
+            </w:r>
+            <w:r>
+              <w:br/>
+              <w:t>4. Hráč zadá skok.</w:t>
+            </w:r>
+            <w:r>
+              <w:br/>
+              <w:t>5. Systém vykoná skok</w:t>
+            </w:r>
+            <w:r>
+              <w:br/>
+              <w:t>6.  krátke stlačenie = nižší skok, dlhé = vyšší.</w:t>
+            </w:r>
+            <w:r>
+              <w:br/>
+              <w:t>7. Bojovník dopadne na zem alebo na plošinku.</w:t>
             </w:r>
           </w:p>
         </w:tc>
@@ -2000,19 +3212,27 @@
           </w:tcPr>
           <w:p>
             <w:r>
-              <w:t>3a – Odznova: systém spustí zápas od prvého kola s rovnakými voľbami.</w:t>
-            </w:r>
-            <w:r>
-              <w:br/>
-              <w:t>3b – Ovládanie: systém zobrazí prehľad kláves, Esc vráti do pauzy.</w:t>
-            </w:r>
-            <w:r>
-              <w:br/>
-              <w:t>3c – Hlavné menu: zápas sa ukončí bez výsledku.</w:t>
-            </w:r>
-            <w:r>
-              <w:br/>
-              <w:t>3d – Ukončiť hru: pokračuje sa UC-011.</w:t>
+              <w:t>3a – Bojovník práve zišiel z hrany: krátko po zídení ešte môže skočiť zo zeme.</w:t>
+            </w:r>
+            <w:r>
+              <w:br/>
+              <w:t>4a – Bojovník je vo vzduchu a zadá skok znova: vykoná dvojskok.</w:t>
+            </w:r>
+            <w:r>
+              <w:br/>
+              <w:t>4b – Bojovník je pri stene: pád sa spomalí a skok ho od steny odrazí.</w:t>
+            </w:r>
+            <w:r>
+              <w:br/>
+              <w:t>5a – Nad bojovníkom je plošinka: môže na ňu vyskočiť a stáť na nej</w:t>
+            </w:r>
+            <w:r>
+              <w:br/>
+              <w:t xml:space="preserve"> cez pevný blok neprejde.</w:t>
+            </w:r>
+            <w:r>
+              <w:br/>
+              <w:t>*a – Bojovník je omráčený alebo leží: pohyb sa ignoruje.</w:t>
             </w:r>
           </w:p>
         </w:tc>
@@ -2042,7 +3262,7 @@
           </w:tcPr>
           <w:p>
             <w:r>
-              <w:t>FR-018, FR-041, NFR-U-02</w:t>
+              <w:t>FR-008, FR-028</w:t>
             </w:r>
           </w:p>
         </w:tc>
@@ -2060,7 +3280,7 @@
       </w:pPr>
       <w:r>
         <w:lastRenderedPageBreak/>
-        <w:t>UC-004 – Hraj zápas dvoch hráčov</w:t>
+        <w:t>UC-004 – Zaútoč na súpera</w:t>
       </w:r>
     </w:p>
     <w:tbl>
@@ -2141,7 +3361,7 @@
           </w:tcPr>
           <w:p>
             <w:r>
-              <w:t>Hraj zápas dvoch hráčov</w:t>
+              <w:t>Zaútoč na súpera</w:t>
             </w:r>
           </w:p>
         </w:tc>
@@ -2171,7 +3391,7 @@
           </w:tcPr>
           <w:p>
             <w:r>
-              <w:t>Dvaja hráči na jednom počítači hrajú proti sebe.</w:t>
+              <w:t>Bojovník vykoná ľahký úder, ťažký úder alebo kop, prípadne celé kombo.</w:t>
             </w:r>
           </w:p>
         </w:tc>
@@ -2201,7 +3421,7 @@
           </w:tcPr>
           <w:p>
             <w:r>
-              <w:t>Primárny: Hráč. Sekundárny: Druhý hráč.</w:t>
+              <w:t>Primárny: Hráč (rovnako AI protivník, Druhý hráč).</w:t>
             </w:r>
           </w:p>
         </w:tc>
@@ -2231,7 +3451,11 @@
           </w:tcPr>
           <w:p>
             <w:r>
-              <w:t>• Hra zobrazuje menu rýchleho zápasu.</w:t>
+              <w:t>• Prebieha kolo.</w:t>
+            </w:r>
+            <w:r>
+              <w:br/>
+              <w:t>• Bojovník nie je omráčený ani na zemi.</w:t>
             </w:r>
           </w:p>
         </w:tc>
@@ -2261,7 +3485,7 @@
           </w:tcPr>
           <w:p>
             <w:r>
-              <w:t>• Zápas dvoch hráčov je spustený.</w:t>
+              <w:t>• Útok zasiahol (pokračuje UC-007) alebo minul.</w:t>
             </w:r>
           </w:p>
         </w:tc>
@@ -2291,7 +3515,7 @@
           </w:tcPr>
           <w:p>
             <w:r>
-              <w:t>Hráč v položke Súper vyberie Hráč 2.</w:t>
+              <w:t>Hráč zadá útok.</w:t>
             </w:r>
           </w:p>
         </w:tc>
@@ -2321,23 +3545,27 @@
           </w:tcPr>
           <w:p>
             <w:r>
-              <w:t>1. Hráč v Rýchlom zápase nastaví Súper = Hráč 2.</w:t>
-            </w:r>
-            <w:r>
-              <w:br/>
-              <w:t>2. Hráč vyberie arénu a zvolí Do boja!.</w:t>
-            </w:r>
-            <w:r>
-              <w:br/>
-              <w:t>3. Systém spustí zápas</w:t>
-            </w:r>
-            <w:r>
-              <w:br/>
-              <w:t>4.  hráč 1 ovláda WASD + Space + J/K/L, hráč 2 šípky + Num Enter + Num1–3 (alebo gamepad).</w:t>
-            </w:r>
-            <w:r>
-              <w:br/>
-              <w:t>5. Pokračuje sa UC-002.</w:t>
+              <w:t>1. Hráč zadá ľahký úder, ťažký úder alebo kop.</w:t>
+            </w:r>
+            <w:r>
+              <w:br/>
+              <w:t>2. Systém podľa drženého smeru (žiadny, hore, dole, dopredu, vo vzduchu) vyberie variant útoku – napr. ťažký + hore = uppercut, kop + dole = podrazenie.</w:t>
+            </w:r>
+            <w:r>
+              <w:br/>
+              <w:t>3. Útok prebehne vo fázach: príprava → aktívna fáza (útok môže zasiahnuť) → zotavenie.</w:t>
+            </w:r>
+            <w:r>
+              <w:br/>
+              <w:t>4. V aktívnej fáze sa zásahová oblasť útoku prekryje so zónou tela súpera – pokračuje sa UC-007.</w:t>
+            </w:r>
+            <w:r>
+              <w:br/>
+              <w:t>5. Hráč počas zásahu znova zadá ľahký úder.</w:t>
+            </w:r>
+            <w:r>
+              <w:br/>
+              <w:t>6. Systém pokračuje v kombe ďalším článkom reťaze (1. → 2. → 3. úder, posledný súpera odhodí).</w:t>
             </w:r>
           </w:p>
         </w:tc>
@@ -2367,7 +3595,27 @@
           </w:tcPr>
           <w:p>
             <w:r>
-              <w:t>3a – Je pripojený gamepad: druhý hráč môže hrať gamepadom.</w:t>
+              <w:t>4a – Útok minie: útočník dokončí zotavenie a je chvíľu otvorený</w:t>
+            </w:r>
+            <w:r>
+              <w:br/>
+              <w:t xml:space="preserve"> kombo sa začne odznova.</w:t>
+            </w:r>
+            <w:r>
+              <w:br/>
+              <w:t>4b – Obaja zasiahnu naraz: zásah dostanú obaja.</w:t>
+            </w:r>
+            <w:r>
+              <w:br/>
+              <w:t>5a – Po zásahu ľahkým hráč zadá ťažký úder alebo kop: systém zruší zvyšok ľahkého úderu a nadviaže ním.</w:t>
+            </w:r>
+            <w:r>
+              <w:br/>
+              <w:t>5b – Po uppercute hráč zadá skok: bojovník vyskočí za súperom a môže pokračovať vo vzduchu.</w:t>
+            </w:r>
+            <w:r>
+              <w:br/>
+              <w:t>*a – Útok sa zadá počas krátkeho zmrazenia pri zásahu: systém si ho zapamätá a vykoná hneď potom.</w:t>
             </w:r>
           </w:p>
         </w:tc>
@@ -2397,7 +3645,7 @@
           </w:tcPr>
           <w:p>
             <w:r>
-              <w:t>FR-020, FR-021, FR-022</w:t>
+              <w:t>FR-009, FR-010, FR-011, FR-012</w:t>
             </w:r>
           </w:p>
         </w:tc>
@@ -2415,7 +3663,7 @@
       </w:pPr>
       <w:r>
         <w:lastRenderedPageBreak/>
-        <w:t>UC-005 – Hraj level kampane</w:t>
+        <w:t>UC-005 – Zablokuj útok</w:t>
       </w:r>
     </w:p>
     <w:tbl>
@@ -2496,7 +3744,7 @@
           </w:tcPr>
           <w:p>
             <w:r>
-              <w:t>Hraj level kampane</w:t>
+              <w:t>Zablokuj útok</w:t>
             </w:r>
           </w:p>
         </w:tc>
@@ -2526,7 +3774,7 @@
           </w:tcPr>
           <w:p>
             <w:r>
-              <w:t>Hráč vyberie odomknutý level, odohrá ho a pri výhre odomkne ďalší a získa odmenu.</w:t>
+              <w:t>Bojovník blokuje útok; výsledok závisí od toho, ako presne blok načasoval.</w:t>
             </w:r>
           </w:p>
         </w:tc>
@@ -2556,7 +3804,7 @@
           </w:tcPr>
           <w:p>
             <w:r>
-              <w:t>Primárny: Hráč. Sekundárny: AI protivník.</w:t>
+              <w:t>Primárny: Hráč (rovnako AI protivník, Druhý hráč).</w:t>
             </w:r>
           </w:p>
         </w:tc>
@@ -2586,11 +3834,7 @@
           </w:tcPr>
           <w:p>
             <w:r>
-              <w:t>• Hra zobrazuje hlavné menu.</w:t>
-            </w:r>
-            <w:r>
-              <w:br/>
-              <w:t>• Aspoň prvý level je odomknutý.</w:t>
+              <w:t>• Súper útočí spredu.</w:t>
             </w:r>
           </w:p>
         </w:tc>
@@ -2620,11 +3864,7 @@
           </w:tcPr>
           <w:p>
             <w:r>
-              <w:t>• Výsledok je uložený v ai/saves/progress.json.</w:t>
-            </w:r>
-            <w:r>
-              <w:br/>
-              <w:t>• Po výhre je odomknutý ďalší level a prípadná odmena.</w:t>
+              <w:t>• Poškodenie je znížené alebo zrušené.</w:t>
             </w:r>
           </w:p>
         </w:tc>
@@ -2654,7 +3894,7 @@
           </w:tcPr>
           <w:p>
             <w:r>
-              <w:t>Hráč zvolí HRAŤ › Kampaň.</w:t>
+              <w:t>Hráč zadá blok.</w:t>
             </w:r>
           </w:p>
         </w:tc>
@@ -2684,31 +3924,27 @@
           </w:tcPr>
           <w:p>
             <w:r>
-              <w:t>1. Hráč zvolí Kampaň.</w:t>
-            </w:r>
-            <w:r>
-              <w:br/>
-              <w:t>2. Systém načíta postup a zobrazí 5 kapitol s 25 levelmi (odomknuté / dokončené).</w:t>
-            </w:r>
-            <w:r>
-              <w:br/>
-              <w:t>3. Hráč vyberie odomknutý level.</w:t>
-            </w:r>
-            <w:r>
-              <w:br/>
-              <w:t>4. Systém zobrazí popis levelu (súper, typ, podmienky).</w:t>
-            </w:r>
-            <w:r>
-              <w:br/>
-              <w:t>5. Systém spustí zápas, pokračuje sa UC-002.</w:t>
-            </w:r>
-            <w:r>
-              <w:br/>
-              <w:t>6. Hráč vyhrá.</w:t>
-            </w:r>
-            <w:r>
-              <w:br/>
-              <w:t>7. Systém označí level ako dokončený, odomkne ďalší, pridelí odmenu (úder SILY alebo finisher bossa) a uloží postup.</w:t>
+              <w:t>1. Hráč zadá blok.</w:t>
+            </w:r>
+            <w:r>
+              <w:br/>
+              <w:t>2. Systém si zapamätá, koľko snímok pred zásahom bol blok začatý.</w:t>
+            </w:r>
+            <w:r>
+              <w:br/>
+              <w:t>3. Útok súpera zasiahne blokujúceho bojovníka spredu.</w:t>
+            </w:r>
+            <w:r>
+              <w:br/>
+              <w:t>4. Systém podľa načasovania určí, aká časť poškodenia prejde (krivka v obsahu).</w:t>
+            </w:r>
+            <w:r>
+              <w:br/>
+              <w:t>5. Blok tesne pred zásahom je perfektný: poškodenie je nulové, útočník sa zapotáca a obranca získa SILU.</w:t>
+            </w:r>
+            <w:r>
+              <w:br/>
+              <w:t>6. Obranca môže zapotácaného útočníka potrestať (UC-004).</w:t>
             </w:r>
           </w:p>
         </w:tc>
@@ -2738,31 +3974,23 @@
           </w:tcPr>
           <w:p>
             <w:r>
-              <w:t>2a – Postup neexistuje alebo je poškodený: systém vytvorí nový s odomknutým 1. levelom.</w:t>
-            </w:r>
-            <w:r>
-              <w:br/>
-              <w:t>2b – Hráč podrží DELETE: postup sa zmaže.</w:t>
-            </w:r>
-            <w:r>
-              <w:br/>
-              <w:t>3a – Zamknutý level: nedá sa spustiť.</w:t>
-            </w:r>
-            <w:r>
-              <w:br/>
-              <w:t>5a – Boss (každý piaty level): súpera ovláda natrénovaná sieť bossa.</w:t>
-            </w:r>
-            <w:r>
-              <w:br/>
-              <w:t>5b – Presila: 2–4 súperi po sebe, zdravie sa medzi nimi neobnoví.</w:t>
-            </w:r>
-            <w:r>
-              <w:br/>
-              <w:t>5c – Výzva: menej zdravia, plná SILA od začiatku alebo krátky čas.</w:t>
-            </w:r>
-            <w:r>
-              <w:br/>
-              <w:t>6a – Hráč prehrá: môže skúsiť znova, postup sa nemení (zvýši sa počet pokusov).</w:t>
+              <w:t>5a – Blok bol začatý skôr: prejde malá časť poškodenia</w:t>
+            </w:r>
+            <w:r>
+              <w:br/>
+              <w:t xml:space="preserve"> čím dlhšie bol držaný, tým viac – až takmer plné poškodenie.</w:t>
+            </w:r>
+            <w:r>
+              <w:br/>
+              <w:t>3a – Útok prichádza zozadu: blok nefunguje, pokračuje sa UC-007 ako bežný zásah.</w:t>
+            </w:r>
+            <w:r>
+              <w:br/>
+              <w:t>3b – Útok je chmat: blok nepomôže (UC-009).</w:t>
+            </w:r>
+            <w:r>
+              <w:br/>
+              <w:t>1a – Hráč opakovane rýchlo púšťa a stláča blok: po pustení sa chvíľu nedá znova blokovať.</w:t>
             </w:r>
           </w:p>
         </w:tc>
@@ -2792,7 +4020,7 @@
           </w:tcPr>
           <w:p>
             <w:r>
-              <w:t>FR-023 – FR-026, FR-030, NFR-S-03</w:t>
+              <w:t>FR-013, FR-014, FR-015, FR-022</w:t>
             </w:r>
           </w:p>
         </w:tc>
@@ -2810,7 +4038,7 @@
       </w:pPr>
       <w:r>
         <w:lastRenderedPageBreak/>
-        <w:t>UC-006 – Nastav zvuk a obrazovku</w:t>
+        <w:t>UC-006 – Uhni útoku</w:t>
       </w:r>
     </w:p>
     <w:tbl>
@@ -2891,7 +4119,7 @@
           </w:tcPr>
           <w:p>
             <w:r>
-              <w:t>Nastav zvuk a obrazovku</w:t>
+              <w:t>Uhni útoku</w:t>
             </w:r>
           </w:p>
         </w:tc>
@@ -2921,7 +4149,7 @@
           </w:tcPr>
           <w:p>
             <w:r>
-              <w:t>Hráč upraví hlasitosť a režim obrazovky a pozrie si ovládanie.</w:t>
+              <w:t>Bojovník sa vyhne útoku úhybom a môže hneď protiútočiť.</w:t>
             </w:r>
           </w:p>
         </w:tc>
@@ -2951,7 +4179,7 @@
           </w:tcPr>
           <w:p>
             <w:r>
-              <w:t>Primárny: Hráč.</w:t>
+              <w:t>Primárny: Hráč (rovnako AI protivník, Druhý hráč).</w:t>
             </w:r>
           </w:p>
         </w:tc>
@@ -2981,7 +4209,11 @@
           </w:tcPr>
           <w:p>
             <w:r>
-              <w:t>• Hra zobrazuje hlavné menu.</w:t>
+              <w:t>• Prebieha kolo.</w:t>
+            </w:r>
+            <w:r>
+              <w:br/>
+              <w:t>• Úhyb nie je v čakacej dobe.</w:t>
             </w:r>
           </w:p>
         </w:tc>
@@ -3011,7 +4243,7 @@
           </w:tcPr>
           <w:p>
             <w:r>
-              <w:t>• Nastavenia platia a sú uložené v game/saves/settings.json.</w:t>
+              <w:t>• Útok súpera minul alebo zasiahol v zraniteľnej fáze.</w:t>
             </w:r>
           </w:p>
         </w:tc>
@@ -3041,7 +4273,7 @@
           </w:tcPr>
           <w:p>
             <w:r>
-              <w:t>Hráč zvolí NASTAVENIA.</w:t>
+              <w:t>Hráč zadá úhyb.</w:t>
             </w:r>
           </w:p>
         </w:tc>
@@ -3071,19 +4303,23 @@
           </w:tcPr>
           <w:p>
             <w:r>
-              <w:t>1. Hráč zvolí NASTAVENIA.</w:t>
-            </w:r>
-            <w:r>
-              <w:br/>
-              <w:t>2. Systém zobrazí Ovládanie, Celá obrazovka, Hudba, Zvuky.</w:t>
-            </w:r>
-            <w:r>
-              <w:br/>
-              <w:t>3. Hráč zmení hlasitosť hudby alebo zvukov.</w:t>
-            </w:r>
-            <w:r>
-              <w:br/>
-              <w:t>4. Systém zmenu ihneď prehrá a uloží.</w:t>
+              <w:t>1. Hráč zadá úhyb so smerom dopredu.</w:t>
+            </w:r>
+            <w:r>
+              <w:br/>
+              <w:t>2. Systém vykoná úskok: bojovník sa presunie a na začiatku je nezraniteľný.</w:t>
+            </w:r>
+            <w:r>
+              <w:br/>
+              <w:t>3. Útok súpera počas nezraniteľnosti minie.</w:t>
+            </w:r>
+            <w:r>
+              <w:br/>
+              <w:t>4. Hráč hneď zadá útok.</w:t>
+            </w:r>
+            <w:r>
+              <w:br/>
+              <w:t>5. Systém úhyb ukončí a vykoná útok (UC-004).</w:t>
             </w:r>
           </w:p>
         </w:tc>
@@ -3113,15 +4349,23 @@
           </w:tcPr>
           <w:p>
             <w:r>
-              <w:t>3a – Celá obrazovka: systém prepne režim (rovnako ako F11).</w:t>
-            </w:r>
-            <w:r>
-              <w:br/>
-              <w:t>3b – Ovládanie: systém zobrazí prehľad kláves.</w:t>
-            </w:r>
-            <w:r>
-              <w:br/>
-              <w:t>3c – Hráč chce zmeniť klávesy: musí upraviť content/settings/input.json (zmena v menu zatiaľ nie je).</w:t>
+              <w:t>1a – Úhyb bez smeru: bojovník sa skrčí na mieste</w:t>
+            </w:r>
+            <w:r>
+              <w:br/>
+              <w:t xml:space="preserve"> vysoké údery nad ním preletia.</w:t>
+            </w:r>
+            <w:r>
+              <w:br/>
+              <w:t>1b – Úhyb dozadu: záklon s malým krokom.</w:t>
+            </w:r>
+            <w:r>
+              <w:br/>
+              <w:t>3a – Útok príde v dobehu úhybu: bojovník už nie je nezraniteľný (UC-007).</w:t>
+            </w:r>
+            <w:r>
+              <w:br/>
+              <w:t>1c – Bojovník je vo vzduchu a už raz uhol: druhý úhyb vo vzduchu nie je možný.</w:t>
             </w:r>
           </w:p>
         </w:tc>
@@ -3151,7 +4395,7 @@
           </w:tcPr>
           <w:p>
             <w:r>
-              <w:t>FR-004 – FR-006</w:t>
+              <w:t>FR-016</w:t>
             </w:r>
           </w:p>
         </w:tc>
@@ -3169,7 +4413,7 @@
       </w:pPr>
       <w:r>
         <w:lastRenderedPageBreak/>
-        <w:t>UC-007 – Pridaj arénu alebo osobnosť AI</w:t>
+        <w:t>UC-007 – Vyhodnoť zásah</w:t>
       </w:r>
     </w:p>
     <w:tbl>
@@ -3250,7 +4494,7 @@
           </w:tcPr>
           <w:p>
             <w:r>
-              <w:t>Pridaj arénu alebo osobnosť AI</w:t>
+              <w:t>Vyhodnoť zásah</w:t>
             </w:r>
           </w:p>
         </w:tc>
@@ -3280,7 +4524,7 @@
           </w:tcPr>
           <w:p>
             <w:r>
-              <w:t>Tvorca obsahu pridá novú arénu alebo súpera iba novým súborom JSON.</w:t>
+              <w:t>Systém vyhodnotí zásah podľa zasiahnutej časti tela a podľa stavu obrancu.</w:t>
             </w:r>
           </w:p>
         </w:tc>
@@ -3310,7 +4554,7 @@
           </w:tcPr>
           <w:p>
             <w:r>
-              <w:t>Primárny: Tvorca obsahu.</w:t>
+              <w:t>Primárny: AI protivník alebo Hráč ako útočník (spúšťa systém).</w:t>
             </w:r>
           </w:p>
         </w:tc>
@@ -3340,7 +4584,7 @@
           </w:tcPr>
           <w:p>
             <w:r>
-              <w:t>• Tvorca má prístup ku game/content a ai/content.</w:t>
+              <w:t>• Aktívna fáza útoku sa prekryla so zásahovou zónou súpera.</w:t>
             </w:r>
           </w:p>
         </w:tc>
@@ -3370,7 +4614,7 @@
           </w:tcPr>
           <w:p>
             <w:r>
-              <w:t>• Nová aréna / osobnosť je v hre na výber.</w:t>
+              <w:t>• Zdravie, SILA a stav zasiahnutého sú aktualizované.</w:t>
             </w:r>
           </w:p>
         </w:tc>
@@ -3400,7 +4644,7 @@
           </w:tcPr>
           <w:p>
             <w:r>
-              <w:t>Tvorca chce nový obsah.</w:t>
+              <w:t>Útok zasiahne (UC-004, UC-008, UC-009).</w:t>
             </w:r>
           </w:p>
         </w:tc>
@@ -3430,23 +4674,35 @@
           </w:tcPr>
           <w:p>
             <w:r>
-              <w:t>1. Tvorca skopíruje existujúci súbor (napr. arenas/dojo.json alebo personalities/brawler.json).</w:t>
-            </w:r>
-            <w:r>
-              <w:br/>
-              <w:t>2. Tvorca zmení id, display_name a parametre (plošinky, vzhľad, agresivita…).</w:t>
-            </w:r>
-            <w:r>
-              <w:br/>
-              <w:t>3. Tvorca spustí hru alebo stlačí F5.</w:t>
-            </w:r>
-            <w:r>
-              <w:br/>
-              <w:t>4. Systém súbor skontroluje podľa schém v _schemas.</w:t>
-            </w:r>
-            <w:r>
-              <w:br/>
-              <w:t>5. Systém zaradí nový obsah do výberu.</w:t>
+              <w:t>1. Systém zistí zasiahnutú zónu tela: hlava, trup alebo nohy.</w:t>
+            </w:r>
+            <w:r>
+              <w:br/>
+              <w:t>2. Systém vypočíta poškodenie: základ útoku × násobok zóny (hlava najviac, trup základ, nohy najmenej) × kombo škálovanie (každý ďalší zásah v kombe menej).</w:t>
+            </w:r>
+            <w:r>
+              <w:br/>
+              <w:t>3. Systém zohľadní blok (UC-005) a nezraniteľnosť (UC-006, ležiaci bojovník).</w:t>
+            </w:r>
+            <w:r>
+              <w:br/>
+              <w:t>4. Systém odpočíta zdravie a krátko zmrazí obraz (hitstop).</w:t>
+            </w:r>
+            <w:r>
+              <w:br/>
+              <w:t>5. Systém zasiahnutého omráči (hitstun) a odsunie</w:t>
+            </w:r>
+            <w:r>
+              <w:br/>
+              <w:t>6.  zásah do hlavy omráči dlhšie.</w:t>
+            </w:r>
+            <w:r>
+              <w:br/>
+              <w:t>7. Systém pridá SILU útočníkovi aj zasiahnutému.</w:t>
+            </w:r>
+            <w:r>
+              <w:br/>
+              <w:t>8. Útok počas jedného použitia zasiahne najviac raz.</w:t>
             </w:r>
           </w:p>
         </w:tc>
@@ -3476,11 +4732,23 @@
           </w:tcPr>
           <w:p>
             <w:r>
-              <w:t>4a – Súbor obsahuje chybu: pokračuje sa UC-009.</w:t>
-            </w:r>
-            <w:r>
-              <w:br/>
-              <w:t>5a – Tvorca chce súpera aj do kampane: doplní ho do ai/content/campaign.json.</w:t>
+              <w:t>1a – Zásah do nôh nízkym útokom: zasiahnutý je podrazený a padne.</w:t>
+            </w:r>
+            <w:r>
+              <w:br/>
+              <w:t>5a – Zasiahnutý je vo vzduchu: každý ďalší zásah vo vzduchu ho omráči kratšie (nedá sa žonglovať donekonečna).</w:t>
+            </w:r>
+            <w:r>
+              <w:br/>
+              <w:t>5b – Zásah ukončí veľké kombo: zasiahnutý je zrazený na zem, chvíľu leží nezraniteľný a vstane.</w:t>
+            </w:r>
+            <w:r>
+              <w:br/>
+              <w:t>5c – Ťažký zásah súpera s nízkym zdravím: súper sa zlomí (raz za kolo).</w:t>
+            </w:r>
+            <w:r>
+              <w:br/>
+              <w:t>4a – Zdravie klesne na nulu: pokračuje sa UC-010.</w:t>
             </w:r>
           </w:p>
         </w:tc>
@@ -3510,7 +4778,7 @@
           </w:tcPr>
           <w:p>
             <w:r>
-              <w:t>FR-034, FR-036, FR-037, NFR-SC-01, NFR-SC-02</w:t>
+              <w:t>FR-017, FR-018, FR-019, FR-020, FR-011</w:t>
             </w:r>
           </w:p>
         </w:tc>
@@ -3528,7 +4796,7 @@
       </w:pPr>
       <w:r>
         <w:lastRenderedPageBreak/>
-        <w:t>UC-008 – Uprav útok alebo balans</w:t>
+        <w:t>UC-008 – Použi posilnený útok (SILA)</w:t>
       </w:r>
     </w:p>
     <w:tbl>
@@ -3609,7 +4877,7 @@
           </w:tcPr>
           <w:p>
             <w:r>
-              <w:t>Uprav útok alebo balans</w:t>
+              <w:t>Použi posilnený útok (SILA)</w:t>
             </w:r>
           </w:p>
         </w:tc>
@@ -3639,7 +4907,7 @@
           </w:tcPr>
           <w:p>
             <w:r>
-              <w:t>Tvorca zmení parametre útoku alebo bojovníka a overí zmenu v hre.</w:t>
+              <w:t>Bojovník minie nazbieranú SILU na posilnenú (ohnivú) verziu útoku.</w:t>
             </w:r>
           </w:p>
         </w:tc>
@@ -3669,7 +4937,7 @@
           </w:tcPr>
           <w:p>
             <w:r>
-              <w:t>Primárny: Tvorca obsahu.</w:t>
+              <w:t>Primárny: Hráč (rovnako AI protivník, Druhý hráč).</w:t>
             </w:r>
           </w:p>
         </w:tc>
@@ -3699,7 +4967,11 @@
           </w:tcPr>
           <w:p>
             <w:r>
-              <w:t>• Útok existuje v game/content/moves.</w:t>
+              <w:t>• Bojovník má aspoň jeden dielik SILY.</w:t>
+            </w:r>
+            <w:r>
+              <w:br/>
+              <w:t>• Posilnený útok je odomknutý.</w:t>
             </w:r>
           </w:p>
         </w:tc>
@@ -3729,7 +5001,7 @@
           </w:tcPr>
           <w:p>
             <w:r>
-              <w:t>• Hra používa nové hodnoty.</w:t>
+              <w:t>• SILA je znížená, posilnený útok prebehol.</w:t>
             </w:r>
           </w:p>
         </w:tc>
@@ -3759,7 +5031,7 @@
           </w:tcPr>
           <w:p>
             <w:r>
-              <w:t>Tvorca chce zmeniť vyváženie hry.</w:t>
+              <w:t>Hráč zadá posilnenie spolu s útokom.</w:t>
             </w:r>
           </w:p>
         </w:tc>
@@ -3789,23 +5061,23 @@
           </w:tcPr>
           <w:p>
             <w:r>
-              <w:t>1. Tvorca otvorí súbor útoku (napr. moves/punches) alebo fighters/stickman.json.</w:t>
-            </w:r>
-            <w:r>
-              <w:br/>
-              <w:t>2. Tvorca zmení hodnoty a uloží súbor.</w:t>
-            </w:r>
-            <w:r>
-              <w:br/>
-              <w:t>3. Tvorca v hre stlačí F5.</w:t>
-            </w:r>
-            <w:r>
-              <w:br/>
-              <w:t>4. Systém načíta a skontroluje zmeny bez reštartu.</w:t>
-            </w:r>
-            <w:r>
-              <w:br/>
-              <w:t>5. Tvorca si zmenu overí, pomôže si F1 (hitboxy), F2 (spomalenie) a F3 (ladiaci panel).</w:t>
+              <w:t>1. Hráč zadá posilnenie a útok (ľahký, ťažký alebo kop) so smerom.</w:t>
+            </w:r>
+            <w:r>
+              <w:br/>
+              <w:t>2. Systém overí, že je dosť SILY.</w:t>
+            </w:r>
+            <w:r>
+              <w:br/>
+              <w:t>3. Systém vykoná posilnenú verziu útoku (napr. ohnivá päsť, ohnivý kop so strelou, ohnivý stĺp).</w:t>
+            </w:r>
+            <w:r>
+              <w:br/>
+              <w:t>4. Systém odpočíta SILU.</w:t>
+            </w:r>
+            <w:r>
+              <w:br/>
+              <w:t>5. Zásah sa vyhodnotí (UC-007).</w:t>
             </w:r>
           </w:p>
         </w:tc>
@@ -3835,11 +5107,15 @@
           </w:tcPr>
           <w:p>
             <w:r>
-              <w:t>3a – Tvorca mení čísla priamo v ladiacom paneli F3: systém ich zapíše do JSON so zachovaním komentárov.</w:t>
-            </w:r>
-            <w:r>
-              <w:br/>
-              <w:t>4a – Hodnota mimo rozsahu: pokračuje sa UC-009.</w:t>
+              <w:t>2a – SILY je málo: systém vykoná bežný útok a SILU neminie.</w:t>
+            </w:r>
+            <w:r>
+              <w:br/>
+              <w:t>*a – SILA sa sama nedobíja – plní sa len zásahmi, utŕženými ranami a perfektným blokom</w:t>
+            </w:r>
+            <w:r>
+              <w:br/>
+              <w:t xml:space="preserve"> medzi kolami sa prenáša.</w:t>
             </w:r>
           </w:p>
         </w:tc>
@@ -3869,7 +5145,7 @@
           </w:tcPr>
           <w:p>
             <w:r>
-              <w:t>FR-034, FR-036, FR-038, FR-042</w:t>
+              <w:t>FR-022, FR-034</w:t>
             </w:r>
           </w:p>
         </w:tc>
@@ -3887,7 +5163,7 @@
       </w:pPr>
       <w:r>
         <w:lastRenderedPageBreak/>
-        <w:t>UC-009 – Oprav chybu v obsahu</w:t>
+        <w:t>UC-009 – Chyť súpera (chmat, klinč, skok nohami)</w:t>
       </w:r>
     </w:p>
     <w:tbl>
@@ -3968,7 +5244,7 @@
           </w:tcPr>
           <w:p>
             <w:r>
-              <w:t>Oprav chybu v obsahu</w:t>
+              <w:t>Chyť súpera (chmat, klinč, skok nohami)</w:t>
             </w:r>
           </w:p>
         </w:tc>
@@ -3998,7 +5274,7 @@
           </w:tcPr>
           <w:p>
             <w:r>
-              <w:t>Systém oznámi chybu v obsahu tak, aby ju tvorca vedel opraviť bez znalosti kódu.</w:t>
+              <w:t>Bojovník použije špeciálnu akciu na prelomenie obrany súpera.</w:t>
             </w:r>
           </w:p>
         </w:tc>
@@ -4028,7 +5304,7 @@
           </w:tcPr>
           <w:p>
             <w:r>
-              <w:t>Primárny: Tvorca obsahu.</w:t>
+              <w:t>Primárny: Hráč (rovnako AI protivník, Druhý hráč).</w:t>
             </w:r>
           </w:p>
         </w:tc>
@@ -4058,7 +5334,7 @@
           </w:tcPr>
           <w:p>
             <w:r>
-              <w:t>• Niektorý súbor obsahu má syntaktickú chybu, zlú hodnotu alebo neexistujúci odkaz.</w:t>
+              <w:t>• Prebieha kolo, bojovník je blízko súpera.</w:t>
             </w:r>
           </w:p>
         </w:tc>
@@ -4088,7 +5364,7 @@
           </w:tcPr>
           <w:p>
             <w:r>
-              <w:t>• Obsah sa načíta bez chýb.</w:t>
+              <w:t>• Súper je chytený a zasiahnutý, alebo akcia zlyhala.</w:t>
             </w:r>
           </w:p>
         </w:tc>
@@ -4118,7 +5394,7 @@
           </w:tcPr>
           <w:p>
             <w:r>
-              <w:t>Systém pri načítaní nájde chybu.</w:t>
+              <w:t>Hráč zadá chmat, klinč alebo skok nohami napred.</w:t>
             </w:r>
           </w:p>
         </w:tc>
@@ -4148,23 +5424,19 @@
           </w:tcPr>
           <w:p>
             <w:r>
-              <w:t>1. Systém nespadne, ale zobrazí zoznam chýb po slovensky.</w:t>
-            </w:r>
-            <w:r>
-              <w:br/>
-              <w:t>2. Pri každej chybe uvedie súbor, riadok, popis a návrh opravy (napr. preklep v kľúči).</w:t>
-            </w:r>
-            <w:r>
-              <w:br/>
-              <w:t>3. Tvorca chybu opraví.</w:t>
-            </w:r>
-            <w:r>
-              <w:br/>
-              <w:t>4. Tvorca stlačí F5 alebo spustí hru znova.</w:t>
-            </w:r>
-            <w:r>
-              <w:br/>
-              <w:t>5. Systém načíta obsah bez chýb.</w:t>
+              <w:t>1. Hráč zadá chmat (ľahký + ťažký úder naraz).</w:t>
+            </w:r>
+            <w:r>
+              <w:br/>
+              <w:t>2. Systém overí, že súper je na dosah a neuhýba.</w:t>
+            </w:r>
+            <w:r>
+              <w:br/>
+              <w:t>3. Systém súpera chytí a zasiahne – chmat prejde cez blok.</w:t>
+            </w:r>
+            <w:r>
+              <w:br/>
+              <w:t>4. Zásah sa vyhodnotí (UC-007).</w:t>
             </w:r>
           </w:p>
         </w:tc>
@@ -4194,11 +5466,19 @@
           </w:tcPr>
           <w:p>
             <w:r>
-              <w:t>5a – Stále existujú chyby: scenár pokračuje krokom 1.</w:t>
-            </w:r>
-            <w:r>
-              <w:br/>
-              <w:t>*a – Tvorca použije TRENER.bat › 1 (stick_cli validate) na kontrolu bez spustenia hry.</w:t>
+              <w:t>2a – Súper práve uhýba: chmat minie.</w:t>
+            </w:r>
+            <w:r>
+              <w:br/>
+              <w:t>1a – Klinč: chytí súpera za hlavu a udrie kolenom, prejde cez blok, ale je pomalý – rýchly úder súpera ho preruší.</w:t>
+            </w:r>
+            <w:r>
+              <w:br/>
+              <w:t>1b – Skok nohami napred: prebije ľahké údery</w:t>
+            </w:r>
+            <w:r>
+              <w:br/>
+              <w:t xml:space="preserve"> ťažký úder, uppercut alebo úhyb ho zastaví a po zablokovaní je útočník dlho otvorený.</w:t>
             </w:r>
           </w:p>
         </w:tc>
@@ -4228,7 +5508,7 @@
           </w:tcPr>
           <w:p>
             <w:r>
-              <w:t>FR-035 – FR-037, NFR-A-02, NFR-U-01</w:t>
+              <w:t>FR-021</w:t>
             </w:r>
           </w:p>
         </w:tc>
@@ -4246,7 +5526,7 @@
       </w:pPr>
       <w:r>
         <w:lastRenderedPageBreak/>
-        <w:t>UC-010 – Natrénuj AI bossa</w:t>
+        <w:t>UC-010 – Ukonči kolo a zápas</w:t>
       </w:r>
     </w:p>
     <w:tbl>
@@ -4327,7 +5607,7 @@
           </w:tcPr>
           <w:p>
             <w:r>
-              <w:t>Natrénuj AI bossa</w:t>
+              <w:t>Ukonči kolo a zápas</w:t>
             </w:r>
           </w:p>
         </w:tc>
@@ -4357,7 +5637,7 @@
           </w:tcPr>
           <w:p>
             <w:r>
-              <w:t>Vývojár AI natrénuje model bossa bez grafiky a uloží ho do hry.</w:t>
+              <w:t>Systém ukončí kolo, pripíše víťaza a po poslednom kole prehrá finisher.</w:t>
             </w:r>
           </w:p>
         </w:tc>
@@ -4387,7 +5667,7 @@
           </w:tcPr>
           <w:p>
             <w:r>
-              <w:t>Primárny: Vývojár AI. Sekundárny: AI protivník.</w:t>
+              <w:t>Primárny: Hráč. Sekundárny: AI protivník alebo Druhý hráč.</w:t>
             </w:r>
           </w:p>
         </w:tc>
@@ -4417,11 +5697,7 @@
           </w:tcPr>
           <w:p>
             <w:r>
-              <w:t>• Hra je zostavená (bin\stick_trainer.exe).</w:t>
-            </w:r>
-            <w:r>
-              <w:br/>
-              <w:t>• Existuje konfigurácia v ai/content/training.</w:t>
+              <w:t>• Prebieha kolo.</w:t>
             </w:r>
           </w:p>
         </w:tc>
@@ -4451,7 +5727,7 @@
           </w:tcPr>
           <w:p>
             <w:r>
-              <w:t>• Model je uložený v ai/content/models a boss ho používa v kampani.</w:t>
+              <w:t>• Kolo je pripísané, prípadne je zápas ukončený.</w:t>
             </w:r>
           </w:p>
         </w:tc>
@@ -4481,7 +5757,7 @@
           </w:tcPr>
           <w:p>
             <w:r>
-              <w:t>Vývojár chce nového alebo silnejšieho bossa.</w:t>
+              <w:t>Zdravie bojovníka klesne na nulu alebo uplynie čas kola.</w:t>
             </w:r>
           </w:p>
         </w:tc>
@@ -4511,27 +5787,23 @@
           </w:tcPr>
           <w:p>
             <w:r>
-              <w:t>1. Vývojár spustí bin\stick_trainer.exe a vyberie bossa (Hromotĺk, Bašta, Sokol, Zmija, Víchor).</w:t>
-            </w:r>
-            <w:r>
-              <w:br/>
-              <w:t>2. Systém simuluje zápasy bez grafiky (neuroevolúcia) mnohonásobne rýchlejšie ako v reálnom čase.</w:t>
-            </w:r>
-            <w:r>
-              <w:br/>
-              <w:t>3. Systém zobrazuje graf úspešnosti a náhľad zápasov.</w:t>
-            </w:r>
-            <w:r>
-              <w:br/>
-              <w:t>4. Systém ukladá šampióna generácie a checkpoint.</w:t>
-            </w:r>
-            <w:r>
-              <w:br/>
-              <w:t>5. Vývojár uloží model (.policy.json) do hry.</w:t>
-            </w:r>
-            <w:r>
-              <w:br/>
-              <w:t>6. Vývojár ho overí v kampani alebo turnaji (TRENER.bat › 2).</w:t>
+              <w:t>1. Zdravie súpera klesne na nulu – systém vyhlási knockout.</w:t>
+            </w:r>
+            <w:r>
+              <w:br/>
+              <w:t>2. Systém pripíše kolo víťazovi.</w:t>
+            </w:r>
+            <w:r>
+              <w:br/>
+              <w:t>3. Víťaz dosiahol potrebný počet kôl – zápas sa končí.</w:t>
+            </w:r>
+            <w:r>
+              <w:br/>
+              <w:t>4. Systém automaticky prehrá finisher víťaza (filmová scéna) a súper skončí K.O.</w:t>
+            </w:r>
+            <w:r>
+              <w:br/>
+              <w:t>5. Pokračuje sa krokom 7 UC-002.</w:t>
             </w:r>
           </w:p>
         </w:tc>
@@ -4561,15 +5833,19 @@
           </w:tcPr>
           <w:p>
             <w:r>
-              <w:t>2a – Tréning bol prerušený: pokračuje z checkpointu s rovnakým výsledkom.</w:t>
-            </w:r>
-            <w:r>
-              <w:br/>
-              <w:t>1a – Vývojár použije Python (PPO): TRENER.bat › 4 Tréning, 5 Export.</w:t>
-            </w:r>
-            <w:r>
-              <w:br/>
-              <w:t>6a – Nový model je slabší: vývojár ponechá pôvodný.</w:t>
+              <w:t>1a – Uplynie čas kola: kolo vyhrá bojovník s viac zdravím.</w:t>
+            </w:r>
+            <w:r>
+              <w:br/>
+              <w:t>3a – Zápas ešte nie je rozhodnutý: kolo končí bežným K.O. bez finishera a začne ďalšie kolo</w:t>
+            </w:r>
+            <w:r>
+              <w:br/>
+              <w:t xml:space="preserve"> SILA sa prenáša.</w:t>
+            </w:r>
+            <w:r>
+              <w:br/>
+              <w:t>4a – Zápas vyhral súper: finisher predvedie súper.</w:t>
             </w:r>
           </w:p>
         </w:tc>
@@ -4599,7 +5875,7 @@
           </w:tcPr>
           <w:p>
             <w:r>
-              <w:t>FR-028, FR-030, FR-031, FR-032, NFR-P-03, NFR-B-01</w:t>
+              <w:t>FR-024, FR-025</w:t>
             </w:r>
           </w:p>
         </w:tc>
@@ -4617,7 +5893,7 @@
       </w:pPr>
       <w:r>
         <w:lastRenderedPageBreak/>
-        <w:t>UC-011 – Ukonči hru</w:t>
+        <w:t>UC-011 – Pozastav hru</w:t>
       </w:r>
     </w:p>
     <w:tbl>
@@ -4698,7 +5974,7 @@
           </w:tcPr>
           <w:p>
             <w:r>
-              <w:t>Ukonči hru</w:t>
+              <w:t>Pozastav hru</w:t>
             </w:r>
           </w:p>
         </w:tc>
@@ -4728,7 +6004,7 @@
           </w:tcPr>
           <w:p>
             <w:r>
-              <w:t>Hráč ukončí aplikáciu.</w:t>
+              <w:t>Hráč počas zápasu zastaví hru a vyberie ďalší krok.</w:t>
             </w:r>
           </w:p>
         </w:tc>
@@ -4788,7 +6064,7 @@
           </w:tcPr>
           <w:p>
             <w:r>
-              <w:t>• Hra beží.</w:t>
+              <w:t>• Prebieha zápas.</w:t>
             </w:r>
           </w:p>
         </w:tc>
@@ -4818,7 +6094,7 @@
           </w:tcPr>
           <w:p>
             <w:r>
-              <w:t>• Nastavenia a postup sú uložené, aplikácia je zatvorená.</w:t>
+              <w:t>• Zápas pokračuje, je reštartovaný, hráč je v menu alebo je hra ukončená.</w:t>
             </w:r>
           </w:p>
         </w:tc>
@@ -4848,7 +6124,7 @@
           </w:tcPr>
           <w:p>
             <w:r>
-              <w:t>Hráč zvolí KONIEC alebo Ukončiť hru v pauze.</w:t>
+              <w:t>Hráč zvolí pauzu.</w:t>
             </w:r>
           </w:p>
         </w:tc>
@@ -4878,15 +6154,19 @@
           </w:tcPr>
           <w:p>
             <w:r>
-              <w:t>1. Hráč zvolí KONIEC.</w:t>
-            </w:r>
-            <w:r>
-              <w:br/>
-              <w:t>2. Systém uloží nastavenia a postup.</w:t>
-            </w:r>
-            <w:r>
-              <w:br/>
-              <w:t>3. Systém zatvorí okno.</w:t>
+              <w:t>1. Hráč zvolí pauzu.</w:t>
+            </w:r>
+            <w:r>
+              <w:br/>
+              <w:t>2. Systém zastaví simuláciu, stlmí hudbu a zobrazí Pokračovať, Odznova, Ovládanie, Hlavné menu, Ukončiť hru.</w:t>
+            </w:r>
+            <w:r>
+              <w:br/>
+              <w:t>3. Hráč zvolí Pokračovať.</w:t>
+            </w:r>
+            <w:r>
+              <w:br/>
+              <w:t>4. Systém obnoví zápas z rovnakého stavu.</w:t>
             </w:r>
           </w:p>
         </w:tc>
@@ -4916,7 +6196,19 @@
           </w:tcPr>
           <w:p>
             <w:r>
-              <w:t>1a – Hráč zatvorí okno počas zápasu: výsledok rozohraného zápasu sa neuloží.</w:t>
+              <w:t>3a – Odznova: zápas začne od prvého kola s rovnakými voľbami.</w:t>
+            </w:r>
+            <w:r>
+              <w:br/>
+              <w:t>3b – Ovládanie: systém zobrazí prehľad ovládania.</w:t>
+            </w:r>
+            <w:r>
+              <w:br/>
+              <w:t>3c – Hlavné menu: zápas sa ukončí bez výsledku.</w:t>
+            </w:r>
+            <w:r>
+              <w:br/>
+              <w:t>3d – Ukončiť hru: pokračuje sa UC-021.</w:t>
             </w:r>
           </w:p>
         </w:tc>
@@ -4946,7 +6238,7 @@
           </w:tcPr>
           <w:p>
             <w:r>
-              <w:t>FR-001, FR-018</w:t>
+              <w:t>FR-026, FR-049</w:t>
             </w:r>
           </w:p>
         </w:tc>
@@ -4964,7 +6256,7 @@
       </w:pPr>
       <w:r>
         <w:lastRenderedPageBreak/>
-        <w:t>UC-012 – Vyber finisher (Kozmetika)</w:t>
+        <w:t>UC-012 – Hraj zápas dvoch hráčov</w:t>
       </w:r>
     </w:p>
     <w:tbl>
@@ -5045,7 +6337,7 @@
           </w:tcPr>
           <w:p>
             <w:r>
-              <w:t>Vyber finisher (Kozmetika)</w:t>
+              <w:t>Hraj zápas dvoch hráčov</w:t>
             </w:r>
           </w:p>
         </w:tc>
@@ -5075,7 +6367,7 @@
           </w:tcPr>
           <w:p>
             <w:r>
-              <w:t>Hráč si vyberie finisher, ktorý predvedie po víťazstve v zápase.</w:t>
+              <w:t>Dvaja hráči na jednom počítači hrajú proti sebe.</w:t>
             </w:r>
           </w:p>
         </w:tc>
@@ -5105,7 +6397,7 @@
           </w:tcPr>
           <w:p>
             <w:r>
-              <w:t>Primárny: Hráč.</w:t>
+              <w:t>Primárny: Hráč. Sekundárny: Druhý hráč.</w:t>
             </w:r>
           </w:p>
         </w:tc>
@@ -5135,7 +6427,7 @@
           </w:tcPr>
           <w:p>
             <w:r>
-              <w:t>• Hra zobrazuje hlavné menu.</w:t>
+              <w:t>• Hra zobrazuje menu rýchleho zápasu.</w:t>
             </w:r>
           </w:p>
         </w:tc>
@@ -5165,7 +6457,7 @@
           </w:tcPr>
           <w:p>
             <w:r>
-              <w:t>• Zvolený finisher je uložený a použije sa po výhre.</w:t>
+              <w:t>• Zápas dvoch hráčov je spustený.</w:t>
             </w:r>
           </w:p>
         </w:tc>
@@ -5195,7 +6487,7 @@
           </w:tcPr>
           <w:p>
             <w:r>
-              <w:t>Hráč zvolí KOZMETIKA.</w:t>
+              <w:t>Hráč ako súpera vyberie druhého hráča.</w:t>
             </w:r>
           </w:p>
         </w:tc>
@@ -5225,19 +6517,19 @@
           </w:tcPr>
           <w:p>
             <w:r>
-              <w:t>1. Hráč zvolí KOZMETIKA.</w:t>
-            </w:r>
-            <w:r>
-              <w:br/>
-              <w:t>2. Systém zobrazí finishery: OVERKILL kombo (od začiatku) a finishery porazených bossov.</w:t>
-            </w:r>
-            <w:r>
-              <w:br/>
-              <w:t>3. Hráč prechádza zoznamom, systém ukazuje živý náhľad.</w:t>
-            </w:r>
-            <w:r>
-              <w:br/>
-              <w:t>4. Hráč potvrdí výber.</w:t>
+              <w:t>1. Hráč ako súpera vyberie druhého hráča.</w:t>
+            </w:r>
+            <w:r>
+              <w:br/>
+              <w:t>2. Hráč vyberie arénu a spustí zápas.</w:t>
+            </w:r>
+            <w:r>
+              <w:br/>
+              <w:t>3. Systém priradí každému hráčovi jeho časť klávesnice alebo gamepad a odlíši bojovníkov farbou.</w:t>
+            </w:r>
+            <w:r>
+              <w:br/>
+              <w:t>4. Pokračuje sa UC-002.</w:t>
             </w:r>
           </w:p>
         </w:tc>
@@ -5267,7 +6559,7 @@
           </w:tcPr>
           <w:p>
             <w:r>
-              <w:t>2a – Finisher ešte nie je odomknutý: zobrazí sa ako zamknutý, nedá sa vybrať.</w:t>
+              <w:t>3a – Je pripojený gamepad: druhý hráč hrá gamepadom.</w:t>
             </w:r>
           </w:p>
         </w:tc>
@@ -5297,7 +6589,7 @@
           </w:tcPr>
           <w:p>
             <w:r>
-              <w:t>FR-017, FR-026</w:t>
+              <w:t>FR-028, FR-029, FR-030</w:t>
             </w:r>
           </w:p>
         </w:tc>
@@ -5315,7 +6607,7 @@
       </w:pPr>
       <w:r>
         <w:lastRenderedPageBreak/>
-        <w:t>UC-013 – Prehraj posledný replay</w:t>
+        <w:t>UC-013 – Hraj level kampane</w:t>
       </w:r>
     </w:p>
     <w:tbl>
@@ -5396,6 +6688,1111 @@
           </w:tcPr>
           <w:p>
             <w:r>
+              <w:t>Hraj level kampane</w:t>
+            </w:r>
+          </w:p>
+        </w:tc>
+      </w:tr>
+      <w:tr>
+        <w:tblPrEx>
+          <w:tblCellMar>
+            <w:top w:w="0" w:type="dxa"/>
+            <w:bottom w:w="0" w:type="dxa"/>
+          </w:tblCellMar>
+        </w:tblPrEx>
+        <w:tc>
+          <w:tcPr>
+            <w:tcW w:w="1250" w:type="pct"/>
+            <w:shd w:val="clear" w:color="auto" w:fill="auto"/>
+          </w:tcPr>
+          <w:p>
+            <w:r>
+              <w:t>Popis:</w:t>
+            </w:r>
+          </w:p>
+        </w:tc>
+        <w:tc>
+          <w:tcPr>
+            <w:tcW w:w="3750" w:type="pct"/>
+            <w:shd w:val="clear" w:color="auto" w:fill="auto"/>
+          </w:tcPr>
+          <w:p>
+            <w:r>
+              <w:t>Hráč vyberie odomknutý level, odohrá ho a pri výhre odomkne ďalší a získa odmenu.</w:t>
+            </w:r>
+          </w:p>
+        </w:tc>
+      </w:tr>
+      <w:tr>
+        <w:tblPrEx>
+          <w:tblCellMar>
+            <w:top w:w="0" w:type="dxa"/>
+            <w:bottom w:w="0" w:type="dxa"/>
+          </w:tblCellMar>
+        </w:tblPrEx>
+        <w:tc>
+          <w:tcPr>
+            <w:tcW w:w="1250" w:type="pct"/>
+            <w:shd w:val="clear" w:color="auto" w:fill="auto"/>
+          </w:tcPr>
+          <w:p>
+            <w:r>
+              <w:t>Aktéri:</w:t>
+            </w:r>
+          </w:p>
+        </w:tc>
+        <w:tc>
+          <w:tcPr>
+            <w:tcW w:w="3750" w:type="pct"/>
+            <w:shd w:val="clear" w:color="auto" w:fill="auto"/>
+          </w:tcPr>
+          <w:p>
+            <w:r>
+              <w:t>Primárny: Hráč. Sekundárny: AI protivník.</w:t>
+            </w:r>
+          </w:p>
+        </w:tc>
+      </w:tr>
+      <w:tr>
+        <w:tblPrEx>
+          <w:tblCellMar>
+            <w:top w:w="0" w:type="dxa"/>
+            <w:bottom w:w="0" w:type="dxa"/>
+          </w:tblCellMar>
+        </w:tblPrEx>
+        <w:tc>
+          <w:tcPr>
+            <w:tcW w:w="1250" w:type="pct"/>
+            <w:shd w:val="clear" w:color="auto" w:fill="auto"/>
+          </w:tcPr>
+          <w:p>
+            <w:r>
+              <w:t>Vstupné podmienky:</w:t>
+            </w:r>
+          </w:p>
+        </w:tc>
+        <w:tc>
+          <w:tcPr>
+            <w:tcW w:w="3750" w:type="pct"/>
+            <w:shd w:val="clear" w:color="auto" w:fill="auto"/>
+          </w:tcPr>
+          <w:p>
+            <w:r>
+              <w:t>• Aspoň prvý level je odomknutý.</w:t>
+            </w:r>
+          </w:p>
+        </w:tc>
+      </w:tr>
+      <w:tr>
+        <w:tblPrEx>
+          <w:tblCellMar>
+            <w:top w:w="0" w:type="dxa"/>
+            <w:bottom w:w="0" w:type="dxa"/>
+          </w:tblCellMar>
+        </w:tblPrEx>
+        <w:tc>
+          <w:tcPr>
+            <w:tcW w:w="1250" w:type="pct"/>
+            <w:shd w:val="clear" w:color="auto" w:fill="auto"/>
+          </w:tcPr>
+          <w:p>
+            <w:r>
+              <w:t>Výstupné podmienky:</w:t>
+            </w:r>
+          </w:p>
+        </w:tc>
+        <w:tc>
+          <w:tcPr>
+            <w:tcW w:w="3750" w:type="pct"/>
+            <w:shd w:val="clear" w:color="auto" w:fill="auto"/>
+          </w:tcPr>
+          <w:p>
+            <w:r>
+              <w:t>• Výsledok a postup sú uložené.</w:t>
+            </w:r>
+          </w:p>
+        </w:tc>
+      </w:tr>
+      <w:tr>
+        <w:tblPrEx>
+          <w:tblCellMar>
+            <w:top w:w="0" w:type="dxa"/>
+            <w:bottom w:w="0" w:type="dxa"/>
+          </w:tblCellMar>
+        </w:tblPrEx>
+        <w:tc>
+          <w:tcPr>
+            <w:tcW w:w="1250" w:type="pct"/>
+            <w:shd w:val="clear" w:color="auto" w:fill="auto"/>
+          </w:tcPr>
+          <w:p>
+            <w:r>
+              <w:t>Spúšťač:</w:t>
+            </w:r>
+          </w:p>
+        </w:tc>
+        <w:tc>
+          <w:tcPr>
+            <w:tcW w:w="3750" w:type="pct"/>
+            <w:shd w:val="clear" w:color="auto" w:fill="auto"/>
+          </w:tcPr>
+          <w:p>
+            <w:r>
+              <w:t>Hráč zvolí Kampaň.</w:t>
+            </w:r>
+          </w:p>
+        </w:tc>
+      </w:tr>
+      <w:tr>
+        <w:tblPrEx>
+          <w:tblCellMar>
+            <w:top w:w="0" w:type="dxa"/>
+            <w:bottom w:w="0" w:type="dxa"/>
+          </w:tblCellMar>
+        </w:tblPrEx>
+        <w:tc>
+          <w:tcPr>
+            <w:tcW w:w="1250" w:type="pct"/>
+            <w:shd w:val="clear" w:color="auto" w:fill="auto"/>
+          </w:tcPr>
+          <w:p>
+            <w:r>
+              <w:t>Hlavný scenár:</w:t>
+            </w:r>
+          </w:p>
+        </w:tc>
+        <w:tc>
+          <w:tcPr>
+            <w:tcW w:w="3750" w:type="pct"/>
+            <w:shd w:val="clear" w:color="auto" w:fill="auto"/>
+          </w:tcPr>
+          <w:p>
+            <w:r>
+              <w:t>1. Hráč zvolí Kampaň.</w:t>
+            </w:r>
+            <w:r>
+              <w:br/>
+              <w:t>2. Systém načíta postup a zobrazí 5 kapitol s 25 levelmi.</w:t>
+            </w:r>
+            <w:r>
+              <w:br/>
+              <w:t>3. Hráč vyberie odomknutý level.</w:t>
+            </w:r>
+            <w:r>
+              <w:br/>
+              <w:t>4. Systém zobrazí popis levelu (súper a jeho úroveň, typ levelu, podmienky).</w:t>
+            </w:r>
+            <w:r>
+              <w:br/>
+              <w:t>5. Systém spustí zápas, pokračuje sa UC-002.</w:t>
+            </w:r>
+            <w:r>
+              <w:br/>
+              <w:t>6. Hráč vyhrá.</w:t>
+            </w:r>
+            <w:r>
+              <w:br/>
+              <w:t>7. Systém označí level ako dokončený, odomkne ďalší, pridelí odmenu a uloží postup.</w:t>
+            </w:r>
+          </w:p>
+        </w:tc>
+      </w:tr>
+      <w:tr>
+        <w:tblPrEx>
+          <w:tblCellMar>
+            <w:top w:w="0" w:type="dxa"/>
+            <w:bottom w:w="0" w:type="dxa"/>
+          </w:tblCellMar>
+        </w:tblPrEx>
+        <w:tc>
+          <w:tcPr>
+            <w:tcW w:w="1250" w:type="pct"/>
+            <w:shd w:val="clear" w:color="auto" w:fill="auto"/>
+          </w:tcPr>
+          <w:p>
+            <w:r>
+              <w:t>Alternatívne scenáre:</w:t>
+            </w:r>
+          </w:p>
+        </w:tc>
+        <w:tc>
+          <w:tcPr>
+            <w:tcW w:w="3750" w:type="pct"/>
+            <w:shd w:val="clear" w:color="auto" w:fill="auto"/>
+          </w:tcPr>
+          <w:p>
+            <w:r>
+              <w:t>2a – Postup neexistuje alebo je poškodený: systém vytvorí nový.</w:t>
+            </w:r>
+            <w:r>
+              <w:br/>
+              <w:t>2b – Hráč zvolí zmazanie postupu a potvrdí ho: postup sa vynuluje.</w:t>
+            </w:r>
+            <w:r>
+              <w:br/>
+              <w:t>3a – Zamknutý level sa nedá spustiť.</w:t>
+            </w:r>
+            <w:r>
+              <w:br/>
+              <w:t>5a – Boss (každý piaty level): súpera ovláda natrénovaná sieť bossa</w:t>
+            </w:r>
+            <w:r>
+              <w:br/>
+              <w:t xml:space="preserve"> po výhre hráč získa jeho finisher a boss sa odomkne v rýchlom zápase.</w:t>
+            </w:r>
+            <w:r>
+              <w:br/>
+              <w:t>5b – Presila: 2–4 súperi po sebe, zdravie sa medzi nimi neobnoví.</w:t>
+            </w:r>
+            <w:r>
+              <w:br/>
+              <w:t>5c – Výzva: menej zdravia, plná SILA od začiatku alebo krátky čas.</w:t>
+            </w:r>
+            <w:r>
+              <w:br/>
+              <w:t>6a – Hráč prehrá: môže skúsiť znova, postup sa nemení.</w:t>
+            </w:r>
+          </w:p>
+        </w:tc>
+      </w:tr>
+      <w:tr>
+        <w:tblPrEx>
+          <w:tblCellMar>
+            <w:top w:w="0" w:type="dxa"/>
+            <w:bottom w:w="0" w:type="dxa"/>
+          </w:tblCellMar>
+        </w:tblPrEx>
+        <w:tc>
+          <w:tcPr>
+            <w:tcW w:w="1250" w:type="pct"/>
+            <w:shd w:val="clear" w:color="auto" w:fill="auto"/>
+          </w:tcPr>
+          <w:p>
+            <w:r>
+              <w:t>Požiadavky:</w:t>
+            </w:r>
+          </w:p>
+        </w:tc>
+        <w:tc>
+          <w:tcPr>
+            <w:tcW w:w="3750" w:type="pct"/>
+            <w:shd w:val="clear" w:color="auto" w:fill="auto"/>
+          </w:tcPr>
+          <w:p>
+            <w:r>
+              <w:t>FR-031, FR-032, FR-033, FR-034, FR-037, FR-038</w:t>
+            </w:r>
+          </w:p>
+        </w:tc>
+      </w:tr>
+    </w:tbl>
+    <w:p/>
+    <w:p>
+      <w:r>
+        <w:br w:type="page"/>
+      </w:r>
+    </w:p>
+    <w:p>
+      <w:pPr>
+        <w:pStyle w:val="Nadpis2"/>
+      </w:pPr>
+      <w:r>
+        <w:lastRenderedPageBreak/>
+        <w:t>UC-014 – Nastav zvuk a obrazovku</w:t>
+      </w:r>
+    </w:p>
+    <w:tbl>
+      <w:tblPr>
+        <w:tblW w:w="5006" w:type="pct"/>
+        <w:tblInd w:w="-5" w:type="dxa"/>
+        <w:tblBorders>
+          <w:top w:val="single" w:sz="4" w:space="0" w:color="auto"/>
+          <w:left w:val="single" w:sz="4" w:space="0" w:color="auto"/>
+          <w:bottom w:val="single" w:sz="4" w:space="0" w:color="auto"/>
+          <w:right w:val="single" w:sz="4" w:space="0" w:color="auto"/>
+          <w:insideH w:val="single" w:sz="4" w:space="0" w:color="auto"/>
+          <w:insideV w:val="single" w:sz="4" w:space="0" w:color="auto"/>
+        </w:tblBorders>
+        <w:tblLayout w:type="fixed"/>
+        <w:tblCellMar>
+          <w:left w:w="70" w:type="dxa"/>
+          <w:right w:w="70" w:type="dxa"/>
+        </w:tblCellMar>
+        <w:tblLook w:val="0000" w:firstRow="0" w:lastRow="0" w:firstColumn="0" w:lastColumn="0" w:noHBand="0" w:noVBand="0"/>
+      </w:tblPr>
+      <w:tblGrid>
+        <w:gridCol w:w="2268"/>
+        <w:gridCol w:w="6805"/>
+      </w:tblGrid>
+      <w:tr>
+        <w:tblPrEx>
+          <w:tblCellMar>
+            <w:top w:w="0" w:type="dxa"/>
+            <w:bottom w:w="0" w:type="dxa"/>
+          </w:tblCellMar>
+        </w:tblPrEx>
+        <w:tc>
+          <w:tcPr>
+            <w:tcW w:w="1250" w:type="pct"/>
+            <w:shd w:val="clear" w:color="auto" w:fill="auto"/>
+          </w:tcPr>
+          <w:p>
+            <w:r>
+              <w:t>Identifikátor:</w:t>
+            </w:r>
+          </w:p>
+        </w:tc>
+        <w:tc>
+          <w:tcPr>
+            <w:tcW w:w="3750" w:type="pct"/>
+            <w:shd w:val="clear" w:color="auto" w:fill="auto"/>
+          </w:tcPr>
+          <w:p>
+            <w:r>
+              <w:t>UC-014</w:t>
+            </w:r>
+          </w:p>
+        </w:tc>
+      </w:tr>
+      <w:tr>
+        <w:tblPrEx>
+          <w:tblCellMar>
+            <w:top w:w="0" w:type="dxa"/>
+            <w:bottom w:w="0" w:type="dxa"/>
+          </w:tblCellMar>
+        </w:tblPrEx>
+        <w:tc>
+          <w:tcPr>
+            <w:tcW w:w="1250" w:type="pct"/>
+            <w:shd w:val="clear" w:color="auto" w:fill="auto"/>
+          </w:tcPr>
+          <w:p>
+            <w:r>
+              <w:t>Názov:</w:t>
+            </w:r>
+          </w:p>
+        </w:tc>
+        <w:tc>
+          <w:tcPr>
+            <w:tcW w:w="3750" w:type="pct"/>
+            <w:shd w:val="clear" w:color="auto" w:fill="auto"/>
+          </w:tcPr>
+          <w:p>
+            <w:r>
+              <w:t>Nastav zvuk a obrazovku</w:t>
+            </w:r>
+          </w:p>
+        </w:tc>
+      </w:tr>
+      <w:tr>
+        <w:tblPrEx>
+          <w:tblCellMar>
+            <w:top w:w="0" w:type="dxa"/>
+            <w:bottom w:w="0" w:type="dxa"/>
+          </w:tblCellMar>
+        </w:tblPrEx>
+        <w:tc>
+          <w:tcPr>
+            <w:tcW w:w="1250" w:type="pct"/>
+            <w:shd w:val="clear" w:color="auto" w:fill="auto"/>
+          </w:tcPr>
+          <w:p>
+            <w:r>
+              <w:t>Popis:</w:t>
+            </w:r>
+          </w:p>
+        </w:tc>
+        <w:tc>
+          <w:tcPr>
+            <w:tcW w:w="3750" w:type="pct"/>
+            <w:shd w:val="clear" w:color="auto" w:fill="auto"/>
+          </w:tcPr>
+          <w:p>
+            <w:r>
+              <w:t>Hráč upraví hlasitosť, režim obrazovky a pozrie si ovládanie.</w:t>
+            </w:r>
+          </w:p>
+        </w:tc>
+      </w:tr>
+      <w:tr>
+        <w:tblPrEx>
+          <w:tblCellMar>
+            <w:top w:w="0" w:type="dxa"/>
+            <w:bottom w:w="0" w:type="dxa"/>
+          </w:tblCellMar>
+        </w:tblPrEx>
+        <w:tc>
+          <w:tcPr>
+            <w:tcW w:w="1250" w:type="pct"/>
+            <w:shd w:val="clear" w:color="auto" w:fill="auto"/>
+          </w:tcPr>
+          <w:p>
+            <w:r>
+              <w:t>Aktéri:</w:t>
+            </w:r>
+          </w:p>
+        </w:tc>
+        <w:tc>
+          <w:tcPr>
+            <w:tcW w:w="3750" w:type="pct"/>
+            <w:shd w:val="clear" w:color="auto" w:fill="auto"/>
+          </w:tcPr>
+          <w:p>
+            <w:r>
+              <w:t>Primárny: Hráč.</w:t>
+            </w:r>
+          </w:p>
+        </w:tc>
+      </w:tr>
+      <w:tr>
+        <w:tblPrEx>
+          <w:tblCellMar>
+            <w:top w:w="0" w:type="dxa"/>
+            <w:bottom w:w="0" w:type="dxa"/>
+          </w:tblCellMar>
+        </w:tblPrEx>
+        <w:tc>
+          <w:tcPr>
+            <w:tcW w:w="1250" w:type="pct"/>
+            <w:shd w:val="clear" w:color="auto" w:fill="auto"/>
+          </w:tcPr>
+          <w:p>
+            <w:r>
+              <w:t>Vstupné podmienky:</w:t>
+            </w:r>
+          </w:p>
+        </w:tc>
+        <w:tc>
+          <w:tcPr>
+            <w:tcW w:w="3750" w:type="pct"/>
+            <w:shd w:val="clear" w:color="auto" w:fill="auto"/>
+          </w:tcPr>
+          <w:p>
+            <w:r>
+              <w:t>• Hra zobrazuje hlavné menu.</w:t>
+            </w:r>
+          </w:p>
+        </w:tc>
+      </w:tr>
+      <w:tr>
+        <w:tblPrEx>
+          <w:tblCellMar>
+            <w:top w:w="0" w:type="dxa"/>
+            <w:bottom w:w="0" w:type="dxa"/>
+          </w:tblCellMar>
+        </w:tblPrEx>
+        <w:tc>
+          <w:tcPr>
+            <w:tcW w:w="1250" w:type="pct"/>
+            <w:shd w:val="clear" w:color="auto" w:fill="auto"/>
+          </w:tcPr>
+          <w:p>
+            <w:r>
+              <w:t>Výstupné podmienky:</w:t>
+            </w:r>
+          </w:p>
+        </w:tc>
+        <w:tc>
+          <w:tcPr>
+            <w:tcW w:w="3750" w:type="pct"/>
+            <w:shd w:val="clear" w:color="auto" w:fill="auto"/>
+          </w:tcPr>
+          <w:p>
+            <w:r>
+              <w:t>• Nastavenia platia a sú uložené.</w:t>
+            </w:r>
+          </w:p>
+        </w:tc>
+      </w:tr>
+      <w:tr>
+        <w:tblPrEx>
+          <w:tblCellMar>
+            <w:top w:w="0" w:type="dxa"/>
+            <w:bottom w:w="0" w:type="dxa"/>
+          </w:tblCellMar>
+        </w:tblPrEx>
+        <w:tc>
+          <w:tcPr>
+            <w:tcW w:w="1250" w:type="pct"/>
+            <w:shd w:val="clear" w:color="auto" w:fill="auto"/>
+          </w:tcPr>
+          <w:p>
+            <w:r>
+              <w:t>Spúšťač:</w:t>
+            </w:r>
+          </w:p>
+        </w:tc>
+        <w:tc>
+          <w:tcPr>
+            <w:tcW w:w="3750" w:type="pct"/>
+            <w:shd w:val="clear" w:color="auto" w:fill="auto"/>
+          </w:tcPr>
+          <w:p>
+            <w:r>
+              <w:t>Hráč zvolí Nastavenia.</w:t>
+            </w:r>
+          </w:p>
+        </w:tc>
+      </w:tr>
+      <w:tr>
+        <w:tblPrEx>
+          <w:tblCellMar>
+            <w:top w:w="0" w:type="dxa"/>
+            <w:bottom w:w="0" w:type="dxa"/>
+          </w:tblCellMar>
+        </w:tblPrEx>
+        <w:tc>
+          <w:tcPr>
+            <w:tcW w:w="1250" w:type="pct"/>
+            <w:shd w:val="clear" w:color="auto" w:fill="auto"/>
+          </w:tcPr>
+          <w:p>
+            <w:r>
+              <w:t>Hlavný scenár:</w:t>
+            </w:r>
+          </w:p>
+        </w:tc>
+        <w:tc>
+          <w:tcPr>
+            <w:tcW w:w="3750" w:type="pct"/>
+            <w:shd w:val="clear" w:color="auto" w:fill="auto"/>
+          </w:tcPr>
+          <w:p>
+            <w:r>
+              <w:t>1. Hráč zvolí Nastavenia.</w:t>
+            </w:r>
+            <w:r>
+              <w:br/>
+              <w:t>2. Systém zobrazí Ovládanie, Celá obrazovka, Hudba, Zvuky.</w:t>
+            </w:r>
+            <w:r>
+              <w:br/>
+              <w:t>3. Hráč zmení hlasitosť.</w:t>
+            </w:r>
+            <w:r>
+              <w:br/>
+              <w:t>4. Systém zmenu ihneď prehrá a uloží.</w:t>
+            </w:r>
+          </w:p>
+        </w:tc>
+      </w:tr>
+      <w:tr>
+        <w:tblPrEx>
+          <w:tblCellMar>
+            <w:top w:w="0" w:type="dxa"/>
+            <w:bottom w:w="0" w:type="dxa"/>
+          </w:tblCellMar>
+        </w:tblPrEx>
+        <w:tc>
+          <w:tcPr>
+            <w:tcW w:w="1250" w:type="pct"/>
+            <w:shd w:val="clear" w:color="auto" w:fill="auto"/>
+          </w:tcPr>
+          <w:p>
+            <w:r>
+              <w:t>Alternatívne scenáre:</w:t>
+            </w:r>
+          </w:p>
+        </w:tc>
+        <w:tc>
+          <w:tcPr>
+            <w:tcW w:w="3750" w:type="pct"/>
+            <w:shd w:val="clear" w:color="auto" w:fill="auto"/>
+          </w:tcPr>
+          <w:p>
+            <w:r>
+              <w:t>3a – Celá obrazovka: systém prepne režim.</w:t>
+            </w:r>
+            <w:r>
+              <w:br/>
+              <w:t>3b – Ovládanie: systém zobrazí prehľad akcií a ich kláves.</w:t>
+            </w:r>
+            <w:r>
+              <w:br/>
+              <w:t>3c – Zmena kláves: hráč vyberie akciu a zadá nový kláves</w:t>
+            </w:r>
+            <w:r>
+              <w:br/>
+              <w:t xml:space="preserve"> ak je obsadený, systém klávesy vymení.</w:t>
+            </w:r>
+          </w:p>
+        </w:tc>
+      </w:tr>
+      <w:tr>
+        <w:tblPrEx>
+          <w:tblCellMar>
+            <w:top w:w="0" w:type="dxa"/>
+            <w:bottom w:w="0" w:type="dxa"/>
+          </w:tblCellMar>
+        </w:tblPrEx>
+        <w:tc>
+          <w:tcPr>
+            <w:tcW w:w="1250" w:type="pct"/>
+            <w:shd w:val="clear" w:color="auto" w:fill="auto"/>
+          </w:tcPr>
+          <w:p>
+            <w:r>
+              <w:t>Požiadavky:</w:t>
+            </w:r>
+          </w:p>
+        </w:tc>
+        <w:tc>
+          <w:tcPr>
+            <w:tcW w:w="3750" w:type="pct"/>
+            <w:shd w:val="clear" w:color="auto" w:fill="auto"/>
+          </w:tcPr>
+          <w:p>
+            <w:r>
+              <w:t>FR-004, FR-005, FR-006, NFR-U-02</w:t>
+            </w:r>
+          </w:p>
+        </w:tc>
+      </w:tr>
+    </w:tbl>
+    <w:p/>
+    <w:p>
+      <w:r>
+        <w:br w:type="page"/>
+      </w:r>
+    </w:p>
+    <w:p>
+      <w:pPr>
+        <w:pStyle w:val="Nadpis2"/>
+      </w:pPr>
+      <w:r>
+        <w:lastRenderedPageBreak/>
+        <w:t>UC-015 – Vyber finisher (Kozmetika)</w:t>
+      </w:r>
+    </w:p>
+    <w:tbl>
+      <w:tblPr>
+        <w:tblW w:w="5006" w:type="pct"/>
+        <w:tblInd w:w="-5" w:type="dxa"/>
+        <w:tblBorders>
+          <w:top w:val="single" w:sz="4" w:space="0" w:color="auto"/>
+          <w:left w:val="single" w:sz="4" w:space="0" w:color="auto"/>
+          <w:bottom w:val="single" w:sz="4" w:space="0" w:color="auto"/>
+          <w:right w:val="single" w:sz="4" w:space="0" w:color="auto"/>
+          <w:insideH w:val="single" w:sz="4" w:space="0" w:color="auto"/>
+          <w:insideV w:val="single" w:sz="4" w:space="0" w:color="auto"/>
+        </w:tblBorders>
+        <w:tblLayout w:type="fixed"/>
+        <w:tblCellMar>
+          <w:left w:w="70" w:type="dxa"/>
+          <w:right w:w="70" w:type="dxa"/>
+        </w:tblCellMar>
+        <w:tblLook w:val="0000" w:firstRow="0" w:lastRow="0" w:firstColumn="0" w:lastColumn="0" w:noHBand="0" w:noVBand="0"/>
+      </w:tblPr>
+      <w:tblGrid>
+        <w:gridCol w:w="2268"/>
+        <w:gridCol w:w="6805"/>
+      </w:tblGrid>
+      <w:tr>
+        <w:tblPrEx>
+          <w:tblCellMar>
+            <w:top w:w="0" w:type="dxa"/>
+            <w:bottom w:w="0" w:type="dxa"/>
+          </w:tblCellMar>
+        </w:tblPrEx>
+        <w:tc>
+          <w:tcPr>
+            <w:tcW w:w="1250" w:type="pct"/>
+            <w:shd w:val="clear" w:color="auto" w:fill="auto"/>
+          </w:tcPr>
+          <w:p>
+            <w:r>
+              <w:t>Identifikátor:</w:t>
+            </w:r>
+          </w:p>
+        </w:tc>
+        <w:tc>
+          <w:tcPr>
+            <w:tcW w:w="3750" w:type="pct"/>
+            <w:shd w:val="clear" w:color="auto" w:fill="auto"/>
+          </w:tcPr>
+          <w:p>
+            <w:r>
+              <w:t>UC-015</w:t>
+            </w:r>
+          </w:p>
+        </w:tc>
+      </w:tr>
+      <w:tr>
+        <w:tblPrEx>
+          <w:tblCellMar>
+            <w:top w:w="0" w:type="dxa"/>
+            <w:bottom w:w="0" w:type="dxa"/>
+          </w:tblCellMar>
+        </w:tblPrEx>
+        <w:tc>
+          <w:tcPr>
+            <w:tcW w:w="1250" w:type="pct"/>
+            <w:shd w:val="clear" w:color="auto" w:fill="auto"/>
+          </w:tcPr>
+          <w:p>
+            <w:r>
+              <w:t>Názov:</w:t>
+            </w:r>
+          </w:p>
+        </w:tc>
+        <w:tc>
+          <w:tcPr>
+            <w:tcW w:w="3750" w:type="pct"/>
+            <w:shd w:val="clear" w:color="auto" w:fill="auto"/>
+          </w:tcPr>
+          <w:p>
+            <w:r>
+              <w:t>Vyber finisher (Kozmetika)</w:t>
+            </w:r>
+          </w:p>
+        </w:tc>
+      </w:tr>
+      <w:tr>
+        <w:tblPrEx>
+          <w:tblCellMar>
+            <w:top w:w="0" w:type="dxa"/>
+            <w:bottom w:w="0" w:type="dxa"/>
+          </w:tblCellMar>
+        </w:tblPrEx>
+        <w:tc>
+          <w:tcPr>
+            <w:tcW w:w="1250" w:type="pct"/>
+            <w:shd w:val="clear" w:color="auto" w:fill="auto"/>
+          </w:tcPr>
+          <w:p>
+            <w:r>
+              <w:t>Popis:</w:t>
+            </w:r>
+          </w:p>
+        </w:tc>
+        <w:tc>
+          <w:tcPr>
+            <w:tcW w:w="3750" w:type="pct"/>
+            <w:shd w:val="clear" w:color="auto" w:fill="auto"/>
+          </w:tcPr>
+          <w:p>
+            <w:r>
+              <w:t>Hráč si vyberie finisher, ktorý predvedie po víťazstve.</w:t>
+            </w:r>
+          </w:p>
+        </w:tc>
+      </w:tr>
+      <w:tr>
+        <w:tblPrEx>
+          <w:tblCellMar>
+            <w:top w:w="0" w:type="dxa"/>
+            <w:bottom w:w="0" w:type="dxa"/>
+          </w:tblCellMar>
+        </w:tblPrEx>
+        <w:tc>
+          <w:tcPr>
+            <w:tcW w:w="1250" w:type="pct"/>
+            <w:shd w:val="clear" w:color="auto" w:fill="auto"/>
+          </w:tcPr>
+          <w:p>
+            <w:r>
+              <w:t>Aktéri:</w:t>
+            </w:r>
+          </w:p>
+        </w:tc>
+        <w:tc>
+          <w:tcPr>
+            <w:tcW w:w="3750" w:type="pct"/>
+            <w:shd w:val="clear" w:color="auto" w:fill="auto"/>
+          </w:tcPr>
+          <w:p>
+            <w:r>
+              <w:t>Primárny: Hráč.</w:t>
+            </w:r>
+          </w:p>
+        </w:tc>
+      </w:tr>
+      <w:tr>
+        <w:tblPrEx>
+          <w:tblCellMar>
+            <w:top w:w="0" w:type="dxa"/>
+            <w:bottom w:w="0" w:type="dxa"/>
+          </w:tblCellMar>
+        </w:tblPrEx>
+        <w:tc>
+          <w:tcPr>
+            <w:tcW w:w="1250" w:type="pct"/>
+            <w:shd w:val="clear" w:color="auto" w:fill="auto"/>
+          </w:tcPr>
+          <w:p>
+            <w:r>
+              <w:t>Vstupné podmienky:</w:t>
+            </w:r>
+          </w:p>
+        </w:tc>
+        <w:tc>
+          <w:tcPr>
+            <w:tcW w:w="3750" w:type="pct"/>
+            <w:shd w:val="clear" w:color="auto" w:fill="auto"/>
+          </w:tcPr>
+          <w:p>
+            <w:r>
+              <w:t>• Hra zobrazuje hlavné menu.</w:t>
+            </w:r>
+          </w:p>
+        </w:tc>
+      </w:tr>
+      <w:tr>
+        <w:tblPrEx>
+          <w:tblCellMar>
+            <w:top w:w="0" w:type="dxa"/>
+            <w:bottom w:w="0" w:type="dxa"/>
+          </w:tblCellMar>
+        </w:tblPrEx>
+        <w:tc>
+          <w:tcPr>
+            <w:tcW w:w="1250" w:type="pct"/>
+            <w:shd w:val="clear" w:color="auto" w:fill="auto"/>
+          </w:tcPr>
+          <w:p>
+            <w:r>
+              <w:t>Výstupné podmienky:</w:t>
+            </w:r>
+          </w:p>
+        </w:tc>
+        <w:tc>
+          <w:tcPr>
+            <w:tcW w:w="3750" w:type="pct"/>
+            <w:shd w:val="clear" w:color="auto" w:fill="auto"/>
+          </w:tcPr>
+          <w:p>
+            <w:r>
+              <w:t>• Zvolený finisher sa použije po výhre.</w:t>
+            </w:r>
+          </w:p>
+        </w:tc>
+      </w:tr>
+      <w:tr>
+        <w:tblPrEx>
+          <w:tblCellMar>
+            <w:top w:w="0" w:type="dxa"/>
+            <w:bottom w:w="0" w:type="dxa"/>
+          </w:tblCellMar>
+        </w:tblPrEx>
+        <w:tc>
+          <w:tcPr>
+            <w:tcW w:w="1250" w:type="pct"/>
+            <w:shd w:val="clear" w:color="auto" w:fill="auto"/>
+          </w:tcPr>
+          <w:p>
+            <w:r>
+              <w:t>Spúšťač:</w:t>
+            </w:r>
+          </w:p>
+        </w:tc>
+        <w:tc>
+          <w:tcPr>
+            <w:tcW w:w="3750" w:type="pct"/>
+            <w:shd w:val="clear" w:color="auto" w:fill="auto"/>
+          </w:tcPr>
+          <w:p>
+            <w:r>
+              <w:t>Hráč zvolí Kozmetika.</w:t>
+            </w:r>
+          </w:p>
+        </w:tc>
+      </w:tr>
+      <w:tr>
+        <w:tblPrEx>
+          <w:tblCellMar>
+            <w:top w:w="0" w:type="dxa"/>
+            <w:bottom w:w="0" w:type="dxa"/>
+          </w:tblCellMar>
+        </w:tblPrEx>
+        <w:tc>
+          <w:tcPr>
+            <w:tcW w:w="1250" w:type="pct"/>
+            <w:shd w:val="clear" w:color="auto" w:fill="auto"/>
+          </w:tcPr>
+          <w:p>
+            <w:r>
+              <w:t>Hlavný scenár:</w:t>
+            </w:r>
+          </w:p>
+        </w:tc>
+        <w:tc>
+          <w:tcPr>
+            <w:tcW w:w="3750" w:type="pct"/>
+            <w:shd w:val="clear" w:color="auto" w:fill="auto"/>
+          </w:tcPr>
+          <w:p>
+            <w:r>
+              <w:t>1. Hráč zvolí Kozmetika.</w:t>
+            </w:r>
+            <w:r>
+              <w:br/>
+              <w:t>2. Systém zobrazí základný finisher a finishery porazených bossov.</w:t>
+            </w:r>
+            <w:r>
+              <w:br/>
+              <w:t>3. Systém pri prechádzaní ukazuje živý náhľad.</w:t>
+            </w:r>
+            <w:r>
+              <w:br/>
+              <w:t>4. Hráč potvrdí výber.</w:t>
+            </w:r>
+          </w:p>
+        </w:tc>
+      </w:tr>
+      <w:tr>
+        <w:tblPrEx>
+          <w:tblCellMar>
+            <w:top w:w="0" w:type="dxa"/>
+            <w:bottom w:w="0" w:type="dxa"/>
+          </w:tblCellMar>
+        </w:tblPrEx>
+        <w:tc>
+          <w:tcPr>
+            <w:tcW w:w="1250" w:type="pct"/>
+            <w:shd w:val="clear" w:color="auto" w:fill="auto"/>
+          </w:tcPr>
+          <w:p>
+            <w:r>
+              <w:t>Alternatívne scenáre:</w:t>
+            </w:r>
+          </w:p>
+        </w:tc>
+        <w:tc>
+          <w:tcPr>
+            <w:tcW w:w="3750" w:type="pct"/>
+            <w:shd w:val="clear" w:color="auto" w:fill="auto"/>
+          </w:tcPr>
+          <w:p>
+            <w:r>
+              <w:t>2a – Finisher nie je odomknutý: je zobrazený ako zamknutý.</w:t>
+            </w:r>
+          </w:p>
+        </w:tc>
+      </w:tr>
+      <w:tr>
+        <w:tblPrEx>
+          <w:tblCellMar>
+            <w:top w:w="0" w:type="dxa"/>
+            <w:bottom w:w="0" w:type="dxa"/>
+          </w:tblCellMar>
+        </w:tblPrEx>
+        <w:tc>
+          <w:tcPr>
+            <w:tcW w:w="1250" w:type="pct"/>
+            <w:shd w:val="clear" w:color="auto" w:fill="auto"/>
+          </w:tcPr>
+          <w:p>
+            <w:r>
+              <w:t>Požiadavky:</w:t>
+            </w:r>
+          </w:p>
+        </w:tc>
+        <w:tc>
+          <w:tcPr>
+            <w:tcW w:w="3750" w:type="pct"/>
+            <w:shd w:val="clear" w:color="auto" w:fill="auto"/>
+          </w:tcPr>
+          <w:p>
+            <w:r>
+              <w:t>FR-025, FR-034</w:t>
+            </w:r>
+          </w:p>
+        </w:tc>
+      </w:tr>
+    </w:tbl>
+    <w:p/>
+    <w:p>
+      <w:r>
+        <w:br w:type="page"/>
+      </w:r>
+    </w:p>
+    <w:p>
+      <w:pPr>
+        <w:pStyle w:val="Nadpis2"/>
+      </w:pPr>
+      <w:r>
+        <w:lastRenderedPageBreak/>
+        <w:t>UC-016 – Prehraj posledný replay</w:t>
+      </w:r>
+    </w:p>
+    <w:tbl>
+      <w:tblPr>
+        <w:tblW w:w="5006" w:type="pct"/>
+        <w:tblInd w:w="-5" w:type="dxa"/>
+        <w:tblBorders>
+          <w:top w:val="single" w:sz="4" w:space="0" w:color="auto"/>
+          <w:left w:val="single" w:sz="4" w:space="0" w:color="auto"/>
+          <w:bottom w:val="single" w:sz="4" w:space="0" w:color="auto"/>
+          <w:right w:val="single" w:sz="4" w:space="0" w:color="auto"/>
+          <w:insideH w:val="single" w:sz="4" w:space="0" w:color="auto"/>
+          <w:insideV w:val="single" w:sz="4" w:space="0" w:color="auto"/>
+        </w:tblBorders>
+        <w:tblLayout w:type="fixed"/>
+        <w:tblCellMar>
+          <w:left w:w="70" w:type="dxa"/>
+          <w:right w:w="70" w:type="dxa"/>
+        </w:tblCellMar>
+        <w:tblLook w:val="0000" w:firstRow="0" w:lastRow="0" w:firstColumn="0" w:lastColumn="0" w:noHBand="0" w:noVBand="0"/>
+      </w:tblPr>
+      <w:tblGrid>
+        <w:gridCol w:w="2268"/>
+        <w:gridCol w:w="6805"/>
+      </w:tblGrid>
+      <w:tr>
+        <w:tblPrEx>
+          <w:tblCellMar>
+            <w:top w:w="0" w:type="dxa"/>
+            <w:bottom w:w="0" w:type="dxa"/>
+          </w:tblCellMar>
+        </w:tblPrEx>
+        <w:tc>
+          <w:tcPr>
+            <w:tcW w:w="1250" w:type="pct"/>
+            <w:shd w:val="clear" w:color="auto" w:fill="auto"/>
+          </w:tcPr>
+          <w:p>
+            <w:r>
+              <w:t>Identifikátor:</w:t>
+            </w:r>
+          </w:p>
+        </w:tc>
+        <w:tc>
+          <w:tcPr>
+            <w:tcW w:w="3750" w:type="pct"/>
+            <w:shd w:val="clear" w:color="auto" w:fill="auto"/>
+          </w:tcPr>
+          <w:p>
+            <w:r>
+              <w:t>UC-016</w:t>
+            </w:r>
+          </w:p>
+        </w:tc>
+      </w:tr>
+      <w:tr>
+        <w:tblPrEx>
+          <w:tblCellMar>
+            <w:top w:w="0" w:type="dxa"/>
+            <w:bottom w:w="0" w:type="dxa"/>
+          </w:tblCellMar>
+        </w:tblPrEx>
+        <w:tc>
+          <w:tcPr>
+            <w:tcW w:w="1250" w:type="pct"/>
+            <w:shd w:val="clear" w:color="auto" w:fill="auto"/>
+          </w:tcPr>
+          <w:p>
+            <w:r>
+              <w:t>Názov:</w:t>
+            </w:r>
+          </w:p>
+        </w:tc>
+        <w:tc>
+          <w:tcPr>
+            <w:tcW w:w="3750" w:type="pct"/>
+            <w:shd w:val="clear" w:color="auto" w:fill="auto"/>
+          </w:tcPr>
+          <w:p>
+            <w:r>
               <w:t>Prehraj posledný replay</w:t>
             </w:r>
           </w:p>
@@ -5486,7 +7883,7 @@
           </w:tcPr>
           <w:p>
             <w:r>
-              <w:t>• Existuje aspoň jeden súbor v game/replays.</w:t>
+              <w:t>• Existuje aspoň jeden záznam zápasu.</w:t>
             </w:r>
           </w:p>
         </w:tc>
@@ -5516,7 +7913,7 @@
           </w:tcPr>
           <w:p>
             <w:r>
-              <w:t>• Replay sa prehral rovnako ako pôvodný zápas.</w:t>
+              <w:t>• Záznam sa prehral rovnako ako pôvodný zápas.</w:t>
             </w:r>
           </w:p>
         </w:tc>
@@ -5546,7 +7943,7 @@
           </w:tcPr>
           <w:p>
             <w:r>
-              <w:t>Hráč zvolí HRAŤ › Posledný replay.</w:t>
+              <w:t>Hráč zvolí Posledný replay.</w:t>
             </w:r>
           </w:p>
         </w:tc>
@@ -5580,7 +7977,7 @@
             </w:r>
             <w:r>
               <w:br/>
-              <w:t>2. Systém načíta seed a vstupy a prehrá zápas deterministickou simuláciou.</w:t>
+              <w:t>2. Systém načíta počiatočný stav a vstupy a prehrá zápas deterministickou simuláciou.</w:t>
             </w:r>
             <w:r>
               <w:br/>
@@ -5614,7 +8011,7 @@
           </w:tcPr>
           <w:p>
             <w:r>
-              <w:t>2a – Replay je poškodený: systém ho odmietne so slovenskou hláškou.</w:t>
+              <w:t>2a – Záznam je poškodený: systém ho odmietne so slovenskou hláškou.</w:t>
             </w:r>
           </w:p>
         </w:tc>
@@ -5644,7 +8041,1810 @@
           </w:tcPr>
           <w:p>
             <w:r>
-              <w:t>FR-019, NFR-B-01</w:t>
+              <w:t>FR-027, NFR-B-01</w:t>
+            </w:r>
+          </w:p>
+        </w:tc>
+      </w:tr>
+    </w:tbl>
+    <w:p/>
+    <w:p>
+      <w:r>
+        <w:br w:type="page"/>
+      </w:r>
+    </w:p>
+    <w:p>
+      <w:pPr>
+        <w:pStyle w:val="Nadpis2"/>
+      </w:pPr>
+      <w:r>
+        <w:lastRenderedPageBreak/>
+        <w:t>UC-017 – Pridaj arénu alebo súpera</w:t>
+      </w:r>
+    </w:p>
+    <w:tbl>
+      <w:tblPr>
+        <w:tblW w:w="5006" w:type="pct"/>
+        <w:tblInd w:w="-5" w:type="dxa"/>
+        <w:tblBorders>
+          <w:top w:val="single" w:sz="4" w:space="0" w:color="auto"/>
+          <w:left w:val="single" w:sz="4" w:space="0" w:color="auto"/>
+          <w:bottom w:val="single" w:sz="4" w:space="0" w:color="auto"/>
+          <w:right w:val="single" w:sz="4" w:space="0" w:color="auto"/>
+          <w:insideH w:val="single" w:sz="4" w:space="0" w:color="auto"/>
+          <w:insideV w:val="single" w:sz="4" w:space="0" w:color="auto"/>
+        </w:tblBorders>
+        <w:tblLayout w:type="fixed"/>
+        <w:tblCellMar>
+          <w:left w:w="70" w:type="dxa"/>
+          <w:right w:w="70" w:type="dxa"/>
+        </w:tblCellMar>
+        <w:tblLook w:val="0000" w:firstRow="0" w:lastRow="0" w:firstColumn="0" w:lastColumn="0" w:noHBand="0" w:noVBand="0"/>
+      </w:tblPr>
+      <w:tblGrid>
+        <w:gridCol w:w="2268"/>
+        <w:gridCol w:w="6805"/>
+      </w:tblGrid>
+      <w:tr>
+        <w:tblPrEx>
+          <w:tblCellMar>
+            <w:top w:w="0" w:type="dxa"/>
+            <w:bottom w:w="0" w:type="dxa"/>
+          </w:tblCellMar>
+        </w:tblPrEx>
+        <w:tc>
+          <w:tcPr>
+            <w:tcW w:w="1250" w:type="pct"/>
+            <w:shd w:val="clear" w:color="auto" w:fill="auto"/>
+          </w:tcPr>
+          <w:p>
+            <w:r>
+              <w:t>Identifikátor:</w:t>
+            </w:r>
+          </w:p>
+        </w:tc>
+        <w:tc>
+          <w:tcPr>
+            <w:tcW w:w="3750" w:type="pct"/>
+            <w:shd w:val="clear" w:color="auto" w:fill="auto"/>
+          </w:tcPr>
+          <w:p>
+            <w:r>
+              <w:t>UC-017</w:t>
+            </w:r>
+          </w:p>
+        </w:tc>
+      </w:tr>
+      <w:tr>
+        <w:tblPrEx>
+          <w:tblCellMar>
+            <w:top w:w="0" w:type="dxa"/>
+            <w:bottom w:w="0" w:type="dxa"/>
+          </w:tblCellMar>
+        </w:tblPrEx>
+        <w:tc>
+          <w:tcPr>
+            <w:tcW w:w="1250" w:type="pct"/>
+            <w:shd w:val="clear" w:color="auto" w:fill="auto"/>
+          </w:tcPr>
+          <w:p>
+            <w:r>
+              <w:t>Názov:</w:t>
+            </w:r>
+          </w:p>
+        </w:tc>
+        <w:tc>
+          <w:tcPr>
+            <w:tcW w:w="3750" w:type="pct"/>
+            <w:shd w:val="clear" w:color="auto" w:fill="auto"/>
+          </w:tcPr>
+          <w:p>
+            <w:r>
+              <w:t>Pridaj arénu alebo súpera</w:t>
+            </w:r>
+          </w:p>
+        </w:tc>
+      </w:tr>
+      <w:tr>
+        <w:tblPrEx>
+          <w:tblCellMar>
+            <w:top w:w="0" w:type="dxa"/>
+            <w:bottom w:w="0" w:type="dxa"/>
+          </w:tblCellMar>
+        </w:tblPrEx>
+        <w:tc>
+          <w:tcPr>
+            <w:tcW w:w="1250" w:type="pct"/>
+            <w:shd w:val="clear" w:color="auto" w:fill="auto"/>
+          </w:tcPr>
+          <w:p>
+            <w:r>
+              <w:t>Popis:</w:t>
+            </w:r>
+          </w:p>
+        </w:tc>
+        <w:tc>
+          <w:tcPr>
+            <w:tcW w:w="3750" w:type="pct"/>
+            <w:shd w:val="clear" w:color="auto" w:fill="auto"/>
+          </w:tcPr>
+          <w:p>
+            <w:r>
+              <w:t>Tvorca obsahu pridá novú arénu alebo súpera AI iba novým súborom JSON.</w:t>
+            </w:r>
+          </w:p>
+        </w:tc>
+      </w:tr>
+      <w:tr>
+        <w:tblPrEx>
+          <w:tblCellMar>
+            <w:top w:w="0" w:type="dxa"/>
+            <w:bottom w:w="0" w:type="dxa"/>
+          </w:tblCellMar>
+        </w:tblPrEx>
+        <w:tc>
+          <w:tcPr>
+            <w:tcW w:w="1250" w:type="pct"/>
+            <w:shd w:val="clear" w:color="auto" w:fill="auto"/>
+          </w:tcPr>
+          <w:p>
+            <w:r>
+              <w:t>Aktéri:</w:t>
+            </w:r>
+          </w:p>
+        </w:tc>
+        <w:tc>
+          <w:tcPr>
+            <w:tcW w:w="3750" w:type="pct"/>
+            <w:shd w:val="clear" w:color="auto" w:fill="auto"/>
+          </w:tcPr>
+          <w:p>
+            <w:r>
+              <w:t>Primárny: Tvorca obsahu.</w:t>
+            </w:r>
+          </w:p>
+        </w:tc>
+      </w:tr>
+      <w:tr>
+        <w:tblPrEx>
+          <w:tblCellMar>
+            <w:top w:w="0" w:type="dxa"/>
+            <w:bottom w:w="0" w:type="dxa"/>
+          </w:tblCellMar>
+        </w:tblPrEx>
+        <w:tc>
+          <w:tcPr>
+            <w:tcW w:w="1250" w:type="pct"/>
+            <w:shd w:val="clear" w:color="auto" w:fill="auto"/>
+          </w:tcPr>
+          <w:p>
+            <w:r>
+              <w:t>Vstupné podmienky:</w:t>
+            </w:r>
+          </w:p>
+        </w:tc>
+        <w:tc>
+          <w:tcPr>
+            <w:tcW w:w="3750" w:type="pct"/>
+            <w:shd w:val="clear" w:color="auto" w:fill="auto"/>
+          </w:tcPr>
+          <w:p>
+            <w:r>
+              <w:t>• Tvorca má prístup k priečinkom obsahu.</w:t>
+            </w:r>
+          </w:p>
+        </w:tc>
+      </w:tr>
+      <w:tr>
+        <w:tblPrEx>
+          <w:tblCellMar>
+            <w:top w:w="0" w:type="dxa"/>
+            <w:bottom w:w="0" w:type="dxa"/>
+          </w:tblCellMar>
+        </w:tblPrEx>
+        <w:tc>
+          <w:tcPr>
+            <w:tcW w:w="1250" w:type="pct"/>
+            <w:shd w:val="clear" w:color="auto" w:fill="auto"/>
+          </w:tcPr>
+          <w:p>
+            <w:r>
+              <w:t>Výstupné podmienky:</w:t>
+            </w:r>
+          </w:p>
+        </w:tc>
+        <w:tc>
+          <w:tcPr>
+            <w:tcW w:w="3750" w:type="pct"/>
+            <w:shd w:val="clear" w:color="auto" w:fill="auto"/>
+          </w:tcPr>
+          <w:p>
+            <w:r>
+              <w:t>• Nový obsah je v hre na výber.</w:t>
+            </w:r>
+          </w:p>
+        </w:tc>
+      </w:tr>
+      <w:tr>
+        <w:tblPrEx>
+          <w:tblCellMar>
+            <w:top w:w="0" w:type="dxa"/>
+            <w:bottom w:w="0" w:type="dxa"/>
+          </w:tblCellMar>
+        </w:tblPrEx>
+        <w:tc>
+          <w:tcPr>
+            <w:tcW w:w="1250" w:type="pct"/>
+            <w:shd w:val="clear" w:color="auto" w:fill="auto"/>
+          </w:tcPr>
+          <w:p>
+            <w:r>
+              <w:t>Spúšťač:</w:t>
+            </w:r>
+          </w:p>
+        </w:tc>
+        <w:tc>
+          <w:tcPr>
+            <w:tcW w:w="3750" w:type="pct"/>
+            <w:shd w:val="clear" w:color="auto" w:fill="auto"/>
+          </w:tcPr>
+          <w:p>
+            <w:r>
+              <w:t>Tvorca chce nový obsah.</w:t>
+            </w:r>
+          </w:p>
+        </w:tc>
+      </w:tr>
+      <w:tr>
+        <w:tblPrEx>
+          <w:tblCellMar>
+            <w:top w:w="0" w:type="dxa"/>
+            <w:bottom w:w="0" w:type="dxa"/>
+          </w:tblCellMar>
+        </w:tblPrEx>
+        <w:tc>
+          <w:tcPr>
+            <w:tcW w:w="1250" w:type="pct"/>
+            <w:shd w:val="clear" w:color="auto" w:fill="auto"/>
+          </w:tcPr>
+          <w:p>
+            <w:r>
+              <w:t>Hlavný scenár:</w:t>
+            </w:r>
+          </w:p>
+        </w:tc>
+        <w:tc>
+          <w:tcPr>
+            <w:tcW w:w="3750" w:type="pct"/>
+            <w:shd w:val="clear" w:color="auto" w:fill="auto"/>
+          </w:tcPr>
+          <w:p>
+            <w:r>
+              <w:t>1. Tvorca skopíruje existujúci súbor arény alebo súpera.</w:t>
+            </w:r>
+            <w:r>
+              <w:br/>
+              <w:t>2. Tvorca zmení identifikátor, názov a parametre (plošinky, vzhľad, úroveň, agresivita…).</w:t>
+            </w:r>
+            <w:r>
+              <w:br/>
+              <w:t>3. Tvorca spustí hru alebo vyžiada opätovné načítanie obsahu.</w:t>
+            </w:r>
+            <w:r>
+              <w:br/>
+              <w:t>4. Systém súbor skontroluje.</w:t>
+            </w:r>
+            <w:r>
+              <w:br/>
+              <w:t>5. Systém zaradí nový obsah do výberu.</w:t>
+            </w:r>
+          </w:p>
+        </w:tc>
+      </w:tr>
+      <w:tr>
+        <w:tblPrEx>
+          <w:tblCellMar>
+            <w:top w:w="0" w:type="dxa"/>
+            <w:bottom w:w="0" w:type="dxa"/>
+          </w:tblCellMar>
+        </w:tblPrEx>
+        <w:tc>
+          <w:tcPr>
+            <w:tcW w:w="1250" w:type="pct"/>
+            <w:shd w:val="clear" w:color="auto" w:fill="auto"/>
+          </w:tcPr>
+          <w:p>
+            <w:r>
+              <w:t>Alternatívne scenáre:</w:t>
+            </w:r>
+          </w:p>
+        </w:tc>
+        <w:tc>
+          <w:tcPr>
+            <w:tcW w:w="3750" w:type="pct"/>
+            <w:shd w:val="clear" w:color="auto" w:fill="auto"/>
+          </w:tcPr>
+          <w:p>
+            <w:r>
+              <w:t>4a – Súbor obsahuje chybu: pokračuje sa UC-019.</w:t>
+            </w:r>
+            <w:r>
+              <w:br/>
+              <w:t>5a – Tvorca doplní súpera aj do kampane.</w:t>
+            </w:r>
+          </w:p>
+        </w:tc>
+      </w:tr>
+      <w:tr>
+        <w:tblPrEx>
+          <w:tblCellMar>
+            <w:top w:w="0" w:type="dxa"/>
+            <w:bottom w:w="0" w:type="dxa"/>
+          </w:tblCellMar>
+        </w:tblPrEx>
+        <w:tc>
+          <w:tcPr>
+            <w:tcW w:w="1250" w:type="pct"/>
+            <w:shd w:val="clear" w:color="auto" w:fill="auto"/>
+          </w:tcPr>
+          <w:p>
+            <w:r>
+              <w:t>Požiadavky:</w:t>
+            </w:r>
+          </w:p>
+        </w:tc>
+        <w:tc>
+          <w:tcPr>
+            <w:tcW w:w="3750" w:type="pct"/>
+            <w:shd w:val="clear" w:color="auto" w:fill="auto"/>
+          </w:tcPr>
+          <w:p>
+            <w:r>
+              <w:t>FR-042, FR-044, FR-045, NFR-SC-01, NFR-SC-02</w:t>
+            </w:r>
+          </w:p>
+        </w:tc>
+      </w:tr>
+    </w:tbl>
+    <w:p/>
+    <w:p>
+      <w:r>
+        <w:br w:type="page"/>
+      </w:r>
+    </w:p>
+    <w:p>
+      <w:pPr>
+        <w:pStyle w:val="Nadpis2"/>
+      </w:pPr>
+      <w:r>
+        <w:lastRenderedPageBreak/>
+        <w:t>UC-018 – Uprav útok alebo balans</w:t>
+      </w:r>
+    </w:p>
+    <w:tbl>
+      <w:tblPr>
+        <w:tblW w:w="5006" w:type="pct"/>
+        <w:tblInd w:w="-5" w:type="dxa"/>
+        <w:tblBorders>
+          <w:top w:val="single" w:sz="4" w:space="0" w:color="auto"/>
+          <w:left w:val="single" w:sz="4" w:space="0" w:color="auto"/>
+          <w:bottom w:val="single" w:sz="4" w:space="0" w:color="auto"/>
+          <w:right w:val="single" w:sz="4" w:space="0" w:color="auto"/>
+          <w:insideH w:val="single" w:sz="4" w:space="0" w:color="auto"/>
+          <w:insideV w:val="single" w:sz="4" w:space="0" w:color="auto"/>
+        </w:tblBorders>
+        <w:tblLayout w:type="fixed"/>
+        <w:tblCellMar>
+          <w:left w:w="70" w:type="dxa"/>
+          <w:right w:w="70" w:type="dxa"/>
+        </w:tblCellMar>
+        <w:tblLook w:val="0000" w:firstRow="0" w:lastRow="0" w:firstColumn="0" w:lastColumn="0" w:noHBand="0" w:noVBand="0"/>
+      </w:tblPr>
+      <w:tblGrid>
+        <w:gridCol w:w="2268"/>
+        <w:gridCol w:w="6805"/>
+      </w:tblGrid>
+      <w:tr>
+        <w:tblPrEx>
+          <w:tblCellMar>
+            <w:top w:w="0" w:type="dxa"/>
+            <w:bottom w:w="0" w:type="dxa"/>
+          </w:tblCellMar>
+        </w:tblPrEx>
+        <w:tc>
+          <w:tcPr>
+            <w:tcW w:w="1250" w:type="pct"/>
+            <w:shd w:val="clear" w:color="auto" w:fill="auto"/>
+          </w:tcPr>
+          <w:p>
+            <w:r>
+              <w:t>Identifikátor:</w:t>
+            </w:r>
+          </w:p>
+        </w:tc>
+        <w:tc>
+          <w:tcPr>
+            <w:tcW w:w="3750" w:type="pct"/>
+            <w:shd w:val="clear" w:color="auto" w:fill="auto"/>
+          </w:tcPr>
+          <w:p>
+            <w:r>
+              <w:t>UC-018</w:t>
+            </w:r>
+          </w:p>
+        </w:tc>
+      </w:tr>
+      <w:tr>
+        <w:tblPrEx>
+          <w:tblCellMar>
+            <w:top w:w="0" w:type="dxa"/>
+            <w:bottom w:w="0" w:type="dxa"/>
+          </w:tblCellMar>
+        </w:tblPrEx>
+        <w:tc>
+          <w:tcPr>
+            <w:tcW w:w="1250" w:type="pct"/>
+            <w:shd w:val="clear" w:color="auto" w:fill="auto"/>
+          </w:tcPr>
+          <w:p>
+            <w:r>
+              <w:t>Názov:</w:t>
+            </w:r>
+          </w:p>
+        </w:tc>
+        <w:tc>
+          <w:tcPr>
+            <w:tcW w:w="3750" w:type="pct"/>
+            <w:shd w:val="clear" w:color="auto" w:fill="auto"/>
+          </w:tcPr>
+          <w:p>
+            <w:r>
+              <w:t>Uprav útok alebo balans</w:t>
+            </w:r>
+          </w:p>
+        </w:tc>
+      </w:tr>
+      <w:tr>
+        <w:tblPrEx>
+          <w:tblCellMar>
+            <w:top w:w="0" w:type="dxa"/>
+            <w:bottom w:w="0" w:type="dxa"/>
+          </w:tblCellMar>
+        </w:tblPrEx>
+        <w:tc>
+          <w:tcPr>
+            <w:tcW w:w="1250" w:type="pct"/>
+            <w:shd w:val="clear" w:color="auto" w:fill="auto"/>
+          </w:tcPr>
+          <w:p>
+            <w:r>
+              <w:t>Popis:</w:t>
+            </w:r>
+          </w:p>
+        </w:tc>
+        <w:tc>
+          <w:tcPr>
+            <w:tcW w:w="3750" w:type="pct"/>
+            <w:shd w:val="clear" w:color="auto" w:fill="auto"/>
+          </w:tcPr>
+          <w:p>
+            <w:r>
+              <w:t>Tvorca zmení parametre útoku, bloku alebo bojovníka a overí zmenu.</w:t>
+            </w:r>
+          </w:p>
+        </w:tc>
+      </w:tr>
+      <w:tr>
+        <w:tblPrEx>
+          <w:tblCellMar>
+            <w:top w:w="0" w:type="dxa"/>
+            <w:bottom w:w="0" w:type="dxa"/>
+          </w:tblCellMar>
+        </w:tblPrEx>
+        <w:tc>
+          <w:tcPr>
+            <w:tcW w:w="1250" w:type="pct"/>
+            <w:shd w:val="clear" w:color="auto" w:fill="auto"/>
+          </w:tcPr>
+          <w:p>
+            <w:r>
+              <w:t>Aktéri:</w:t>
+            </w:r>
+          </w:p>
+        </w:tc>
+        <w:tc>
+          <w:tcPr>
+            <w:tcW w:w="3750" w:type="pct"/>
+            <w:shd w:val="clear" w:color="auto" w:fill="auto"/>
+          </w:tcPr>
+          <w:p>
+            <w:r>
+              <w:t>Primárny: Tvorca obsahu.</w:t>
+            </w:r>
+          </w:p>
+        </w:tc>
+      </w:tr>
+      <w:tr>
+        <w:tblPrEx>
+          <w:tblCellMar>
+            <w:top w:w="0" w:type="dxa"/>
+            <w:bottom w:w="0" w:type="dxa"/>
+          </w:tblCellMar>
+        </w:tblPrEx>
+        <w:tc>
+          <w:tcPr>
+            <w:tcW w:w="1250" w:type="pct"/>
+            <w:shd w:val="clear" w:color="auto" w:fill="auto"/>
+          </w:tcPr>
+          <w:p>
+            <w:r>
+              <w:t>Vstupné podmienky:</w:t>
+            </w:r>
+          </w:p>
+        </w:tc>
+        <w:tc>
+          <w:tcPr>
+            <w:tcW w:w="3750" w:type="pct"/>
+            <w:shd w:val="clear" w:color="auto" w:fill="auto"/>
+          </w:tcPr>
+          <w:p>
+            <w:r>
+              <w:t>• Útok existuje v obsahu.</w:t>
+            </w:r>
+          </w:p>
+        </w:tc>
+      </w:tr>
+      <w:tr>
+        <w:tblPrEx>
+          <w:tblCellMar>
+            <w:top w:w="0" w:type="dxa"/>
+            <w:bottom w:w="0" w:type="dxa"/>
+          </w:tblCellMar>
+        </w:tblPrEx>
+        <w:tc>
+          <w:tcPr>
+            <w:tcW w:w="1250" w:type="pct"/>
+            <w:shd w:val="clear" w:color="auto" w:fill="auto"/>
+          </w:tcPr>
+          <w:p>
+            <w:r>
+              <w:t>Výstupné podmienky:</w:t>
+            </w:r>
+          </w:p>
+        </w:tc>
+        <w:tc>
+          <w:tcPr>
+            <w:tcW w:w="3750" w:type="pct"/>
+            <w:shd w:val="clear" w:color="auto" w:fill="auto"/>
+          </w:tcPr>
+          <w:p>
+            <w:r>
+              <w:t>• Hra používa nové hodnoty.</w:t>
+            </w:r>
+          </w:p>
+        </w:tc>
+      </w:tr>
+      <w:tr>
+        <w:tblPrEx>
+          <w:tblCellMar>
+            <w:top w:w="0" w:type="dxa"/>
+            <w:bottom w:w="0" w:type="dxa"/>
+          </w:tblCellMar>
+        </w:tblPrEx>
+        <w:tc>
+          <w:tcPr>
+            <w:tcW w:w="1250" w:type="pct"/>
+            <w:shd w:val="clear" w:color="auto" w:fill="auto"/>
+          </w:tcPr>
+          <w:p>
+            <w:r>
+              <w:t>Spúšťač:</w:t>
+            </w:r>
+          </w:p>
+        </w:tc>
+        <w:tc>
+          <w:tcPr>
+            <w:tcW w:w="3750" w:type="pct"/>
+            <w:shd w:val="clear" w:color="auto" w:fill="auto"/>
+          </w:tcPr>
+          <w:p>
+            <w:r>
+              <w:t>Tvorca chce zmeniť vyváženie hry.</w:t>
+            </w:r>
+          </w:p>
+        </w:tc>
+      </w:tr>
+      <w:tr>
+        <w:tblPrEx>
+          <w:tblCellMar>
+            <w:top w:w="0" w:type="dxa"/>
+            <w:bottom w:w="0" w:type="dxa"/>
+          </w:tblCellMar>
+        </w:tblPrEx>
+        <w:tc>
+          <w:tcPr>
+            <w:tcW w:w="1250" w:type="pct"/>
+            <w:shd w:val="clear" w:color="auto" w:fill="auto"/>
+          </w:tcPr>
+          <w:p>
+            <w:r>
+              <w:t>Hlavný scenár:</w:t>
+            </w:r>
+          </w:p>
+        </w:tc>
+        <w:tc>
+          <w:tcPr>
+            <w:tcW w:w="3750" w:type="pct"/>
+            <w:shd w:val="clear" w:color="auto" w:fill="auto"/>
+          </w:tcPr>
+          <w:p>
+            <w:r>
+              <w:t>1. Tvorca otvorí súbor útoku alebo bojovníka (poškodenie, fázy útoku, násobky zón tela, krivka bloku).</w:t>
+            </w:r>
+            <w:r>
+              <w:br/>
+              <w:t>2. Tvorca zmení hodnoty a uloží súbor.</w:t>
+            </w:r>
+            <w:r>
+              <w:br/>
+              <w:t>3. Tvorca vyžiada opätovné načítanie obsahu.</w:t>
+            </w:r>
+            <w:r>
+              <w:br/>
+              <w:t>4. Systém načíta a skontroluje zmeny bez reštartu.</w:t>
+            </w:r>
+            <w:r>
+              <w:br/>
+              <w:t>5. Tvorca si zmenu overí pomocou ladiacich nástrojov (zobrazenie zásahových zón, spomalenie).</w:t>
+            </w:r>
+          </w:p>
+        </w:tc>
+      </w:tr>
+      <w:tr>
+        <w:tblPrEx>
+          <w:tblCellMar>
+            <w:top w:w="0" w:type="dxa"/>
+            <w:bottom w:w="0" w:type="dxa"/>
+          </w:tblCellMar>
+        </w:tblPrEx>
+        <w:tc>
+          <w:tcPr>
+            <w:tcW w:w="1250" w:type="pct"/>
+            <w:shd w:val="clear" w:color="auto" w:fill="auto"/>
+          </w:tcPr>
+          <w:p>
+            <w:r>
+              <w:t>Alternatívne scenáre:</w:t>
+            </w:r>
+          </w:p>
+        </w:tc>
+        <w:tc>
+          <w:tcPr>
+            <w:tcW w:w="3750" w:type="pct"/>
+            <w:shd w:val="clear" w:color="auto" w:fill="auto"/>
+          </w:tcPr>
+          <w:p>
+            <w:r>
+              <w:t>3a – Tvorca mení hodnoty v ladiacom paneli: systém ich zapíše do súboru so zachovaním komentárov.</w:t>
+            </w:r>
+            <w:r>
+              <w:br/>
+              <w:t>4a – Hodnota mimo rozsahu: pokračuje sa UC-019.</w:t>
+            </w:r>
+          </w:p>
+        </w:tc>
+      </w:tr>
+      <w:tr>
+        <w:tblPrEx>
+          <w:tblCellMar>
+            <w:top w:w="0" w:type="dxa"/>
+            <w:bottom w:w="0" w:type="dxa"/>
+          </w:tblCellMar>
+        </w:tblPrEx>
+        <w:tc>
+          <w:tcPr>
+            <w:tcW w:w="1250" w:type="pct"/>
+            <w:shd w:val="clear" w:color="auto" w:fill="auto"/>
+          </w:tcPr>
+          <w:p>
+            <w:r>
+              <w:t>Požiadavky:</w:t>
+            </w:r>
+          </w:p>
+        </w:tc>
+        <w:tc>
+          <w:tcPr>
+            <w:tcW w:w="3750" w:type="pct"/>
+            <w:shd w:val="clear" w:color="auto" w:fill="auto"/>
+          </w:tcPr>
+          <w:p>
+            <w:r>
+              <w:t>FR-042, FR-044, FR-046, FR-050</w:t>
+            </w:r>
+          </w:p>
+        </w:tc>
+      </w:tr>
+    </w:tbl>
+    <w:p/>
+    <w:p>
+      <w:r>
+        <w:br w:type="page"/>
+      </w:r>
+    </w:p>
+    <w:p>
+      <w:pPr>
+        <w:pStyle w:val="Nadpis2"/>
+      </w:pPr>
+      <w:r>
+        <w:lastRenderedPageBreak/>
+        <w:t>UC-019 – Oprav chybu v obsahu</w:t>
+      </w:r>
+    </w:p>
+    <w:tbl>
+      <w:tblPr>
+        <w:tblW w:w="5006" w:type="pct"/>
+        <w:tblInd w:w="-5" w:type="dxa"/>
+        <w:tblBorders>
+          <w:top w:val="single" w:sz="4" w:space="0" w:color="auto"/>
+          <w:left w:val="single" w:sz="4" w:space="0" w:color="auto"/>
+          <w:bottom w:val="single" w:sz="4" w:space="0" w:color="auto"/>
+          <w:right w:val="single" w:sz="4" w:space="0" w:color="auto"/>
+          <w:insideH w:val="single" w:sz="4" w:space="0" w:color="auto"/>
+          <w:insideV w:val="single" w:sz="4" w:space="0" w:color="auto"/>
+        </w:tblBorders>
+        <w:tblLayout w:type="fixed"/>
+        <w:tblCellMar>
+          <w:left w:w="70" w:type="dxa"/>
+          <w:right w:w="70" w:type="dxa"/>
+        </w:tblCellMar>
+        <w:tblLook w:val="0000" w:firstRow="0" w:lastRow="0" w:firstColumn="0" w:lastColumn="0" w:noHBand="0" w:noVBand="0"/>
+      </w:tblPr>
+      <w:tblGrid>
+        <w:gridCol w:w="2268"/>
+        <w:gridCol w:w="6805"/>
+      </w:tblGrid>
+      <w:tr>
+        <w:tblPrEx>
+          <w:tblCellMar>
+            <w:top w:w="0" w:type="dxa"/>
+            <w:bottom w:w="0" w:type="dxa"/>
+          </w:tblCellMar>
+        </w:tblPrEx>
+        <w:tc>
+          <w:tcPr>
+            <w:tcW w:w="1250" w:type="pct"/>
+            <w:shd w:val="clear" w:color="auto" w:fill="auto"/>
+          </w:tcPr>
+          <w:p>
+            <w:r>
+              <w:t>Identifikátor:</w:t>
+            </w:r>
+          </w:p>
+        </w:tc>
+        <w:tc>
+          <w:tcPr>
+            <w:tcW w:w="3750" w:type="pct"/>
+            <w:shd w:val="clear" w:color="auto" w:fill="auto"/>
+          </w:tcPr>
+          <w:p>
+            <w:r>
+              <w:t>UC-019</w:t>
+            </w:r>
+          </w:p>
+        </w:tc>
+      </w:tr>
+      <w:tr>
+        <w:tblPrEx>
+          <w:tblCellMar>
+            <w:top w:w="0" w:type="dxa"/>
+            <w:bottom w:w="0" w:type="dxa"/>
+          </w:tblCellMar>
+        </w:tblPrEx>
+        <w:tc>
+          <w:tcPr>
+            <w:tcW w:w="1250" w:type="pct"/>
+            <w:shd w:val="clear" w:color="auto" w:fill="auto"/>
+          </w:tcPr>
+          <w:p>
+            <w:r>
+              <w:t>Názov:</w:t>
+            </w:r>
+          </w:p>
+        </w:tc>
+        <w:tc>
+          <w:tcPr>
+            <w:tcW w:w="3750" w:type="pct"/>
+            <w:shd w:val="clear" w:color="auto" w:fill="auto"/>
+          </w:tcPr>
+          <w:p>
+            <w:r>
+              <w:t>Oprav chybu v obsahu</w:t>
+            </w:r>
+          </w:p>
+        </w:tc>
+      </w:tr>
+      <w:tr>
+        <w:tblPrEx>
+          <w:tblCellMar>
+            <w:top w:w="0" w:type="dxa"/>
+            <w:bottom w:w="0" w:type="dxa"/>
+          </w:tblCellMar>
+        </w:tblPrEx>
+        <w:tc>
+          <w:tcPr>
+            <w:tcW w:w="1250" w:type="pct"/>
+            <w:shd w:val="clear" w:color="auto" w:fill="auto"/>
+          </w:tcPr>
+          <w:p>
+            <w:r>
+              <w:t>Popis:</w:t>
+            </w:r>
+          </w:p>
+        </w:tc>
+        <w:tc>
+          <w:tcPr>
+            <w:tcW w:w="3750" w:type="pct"/>
+            <w:shd w:val="clear" w:color="auto" w:fill="auto"/>
+          </w:tcPr>
+          <w:p>
+            <w:r>
+              <w:t>Systém oznámi chybu v obsahu tak, aby ju tvorca vedel opraviť bez znalosti kódu.</w:t>
+            </w:r>
+          </w:p>
+        </w:tc>
+      </w:tr>
+      <w:tr>
+        <w:tblPrEx>
+          <w:tblCellMar>
+            <w:top w:w="0" w:type="dxa"/>
+            <w:bottom w:w="0" w:type="dxa"/>
+          </w:tblCellMar>
+        </w:tblPrEx>
+        <w:tc>
+          <w:tcPr>
+            <w:tcW w:w="1250" w:type="pct"/>
+            <w:shd w:val="clear" w:color="auto" w:fill="auto"/>
+          </w:tcPr>
+          <w:p>
+            <w:r>
+              <w:t>Aktéri:</w:t>
+            </w:r>
+          </w:p>
+        </w:tc>
+        <w:tc>
+          <w:tcPr>
+            <w:tcW w:w="3750" w:type="pct"/>
+            <w:shd w:val="clear" w:color="auto" w:fill="auto"/>
+          </w:tcPr>
+          <w:p>
+            <w:r>
+              <w:t>Primárny: Tvorca obsahu.</w:t>
+            </w:r>
+          </w:p>
+        </w:tc>
+      </w:tr>
+      <w:tr>
+        <w:tblPrEx>
+          <w:tblCellMar>
+            <w:top w:w="0" w:type="dxa"/>
+            <w:bottom w:w="0" w:type="dxa"/>
+          </w:tblCellMar>
+        </w:tblPrEx>
+        <w:tc>
+          <w:tcPr>
+            <w:tcW w:w="1250" w:type="pct"/>
+            <w:shd w:val="clear" w:color="auto" w:fill="auto"/>
+          </w:tcPr>
+          <w:p>
+            <w:r>
+              <w:t>Vstupné podmienky:</w:t>
+            </w:r>
+          </w:p>
+        </w:tc>
+        <w:tc>
+          <w:tcPr>
+            <w:tcW w:w="3750" w:type="pct"/>
+            <w:shd w:val="clear" w:color="auto" w:fill="auto"/>
+          </w:tcPr>
+          <w:p>
+            <w:r>
+              <w:t>• Súbor obsahu má syntaktickú chybu, zlú hodnotu alebo neexistujúci odkaz.</w:t>
+            </w:r>
+          </w:p>
+        </w:tc>
+      </w:tr>
+      <w:tr>
+        <w:tblPrEx>
+          <w:tblCellMar>
+            <w:top w:w="0" w:type="dxa"/>
+            <w:bottom w:w="0" w:type="dxa"/>
+          </w:tblCellMar>
+        </w:tblPrEx>
+        <w:tc>
+          <w:tcPr>
+            <w:tcW w:w="1250" w:type="pct"/>
+            <w:shd w:val="clear" w:color="auto" w:fill="auto"/>
+          </w:tcPr>
+          <w:p>
+            <w:r>
+              <w:t>Výstupné podmienky:</w:t>
+            </w:r>
+          </w:p>
+        </w:tc>
+        <w:tc>
+          <w:tcPr>
+            <w:tcW w:w="3750" w:type="pct"/>
+            <w:shd w:val="clear" w:color="auto" w:fill="auto"/>
+          </w:tcPr>
+          <w:p>
+            <w:r>
+              <w:t>• Obsah sa načíta bez chýb.</w:t>
+            </w:r>
+          </w:p>
+        </w:tc>
+      </w:tr>
+      <w:tr>
+        <w:tblPrEx>
+          <w:tblCellMar>
+            <w:top w:w="0" w:type="dxa"/>
+            <w:bottom w:w="0" w:type="dxa"/>
+          </w:tblCellMar>
+        </w:tblPrEx>
+        <w:tc>
+          <w:tcPr>
+            <w:tcW w:w="1250" w:type="pct"/>
+            <w:shd w:val="clear" w:color="auto" w:fill="auto"/>
+          </w:tcPr>
+          <w:p>
+            <w:r>
+              <w:t>Spúšťač:</w:t>
+            </w:r>
+          </w:p>
+        </w:tc>
+        <w:tc>
+          <w:tcPr>
+            <w:tcW w:w="3750" w:type="pct"/>
+            <w:shd w:val="clear" w:color="auto" w:fill="auto"/>
+          </w:tcPr>
+          <w:p>
+            <w:r>
+              <w:t>Systém pri načítaní nájde chybu.</w:t>
+            </w:r>
+          </w:p>
+        </w:tc>
+      </w:tr>
+      <w:tr>
+        <w:tblPrEx>
+          <w:tblCellMar>
+            <w:top w:w="0" w:type="dxa"/>
+            <w:bottom w:w="0" w:type="dxa"/>
+          </w:tblCellMar>
+        </w:tblPrEx>
+        <w:tc>
+          <w:tcPr>
+            <w:tcW w:w="1250" w:type="pct"/>
+            <w:shd w:val="clear" w:color="auto" w:fill="auto"/>
+          </w:tcPr>
+          <w:p>
+            <w:r>
+              <w:t>Hlavný scenár:</w:t>
+            </w:r>
+          </w:p>
+        </w:tc>
+        <w:tc>
+          <w:tcPr>
+            <w:tcW w:w="3750" w:type="pct"/>
+            <w:shd w:val="clear" w:color="auto" w:fill="auto"/>
+          </w:tcPr>
+          <w:p>
+            <w:r>
+              <w:t>1. Systém nespadne, ale zobrazí zoznam chýb po slovensky.</w:t>
+            </w:r>
+            <w:r>
+              <w:br/>
+              <w:t>2. Pri každej chybe uvedie súbor, riadok, popis a návrh opravy.</w:t>
+            </w:r>
+            <w:r>
+              <w:br/>
+              <w:t>3. Tvorca chybu opraví.</w:t>
+            </w:r>
+            <w:r>
+              <w:br/>
+              <w:t>4. Tvorca znova načíta obsah.</w:t>
+            </w:r>
+            <w:r>
+              <w:br/>
+              <w:t>5. Systém načíta obsah bez chýb.</w:t>
+            </w:r>
+          </w:p>
+        </w:tc>
+      </w:tr>
+      <w:tr>
+        <w:tblPrEx>
+          <w:tblCellMar>
+            <w:top w:w="0" w:type="dxa"/>
+            <w:bottom w:w="0" w:type="dxa"/>
+          </w:tblCellMar>
+        </w:tblPrEx>
+        <w:tc>
+          <w:tcPr>
+            <w:tcW w:w="1250" w:type="pct"/>
+            <w:shd w:val="clear" w:color="auto" w:fill="auto"/>
+          </w:tcPr>
+          <w:p>
+            <w:r>
+              <w:t>Alternatívne scenáre:</w:t>
+            </w:r>
+          </w:p>
+        </w:tc>
+        <w:tc>
+          <w:tcPr>
+            <w:tcW w:w="3750" w:type="pct"/>
+            <w:shd w:val="clear" w:color="auto" w:fill="auto"/>
+          </w:tcPr>
+          <w:p>
+            <w:r>
+              <w:t>5a – Stále existujú chyby: pokračuje sa krokom 1.</w:t>
+            </w:r>
+            <w:r>
+              <w:br/>
+              <w:t>*a – Tvorca skontroluje obsah nástrojom bez spustenia hry.</w:t>
+            </w:r>
+          </w:p>
+        </w:tc>
+      </w:tr>
+      <w:tr>
+        <w:tblPrEx>
+          <w:tblCellMar>
+            <w:top w:w="0" w:type="dxa"/>
+            <w:bottom w:w="0" w:type="dxa"/>
+          </w:tblCellMar>
+        </w:tblPrEx>
+        <w:tc>
+          <w:tcPr>
+            <w:tcW w:w="1250" w:type="pct"/>
+            <w:shd w:val="clear" w:color="auto" w:fill="auto"/>
+          </w:tcPr>
+          <w:p>
+            <w:r>
+              <w:t>Požiadavky:</w:t>
+            </w:r>
+          </w:p>
+        </w:tc>
+        <w:tc>
+          <w:tcPr>
+            <w:tcW w:w="3750" w:type="pct"/>
+            <w:shd w:val="clear" w:color="auto" w:fill="auto"/>
+          </w:tcPr>
+          <w:p>
+            <w:r>
+              <w:t>FR-043, FR-044, FR-045, NFR-A-02, NFR-U-01</w:t>
+            </w:r>
+          </w:p>
+        </w:tc>
+      </w:tr>
+    </w:tbl>
+    <w:p/>
+    <w:p>
+      <w:r>
+        <w:br w:type="page"/>
+      </w:r>
+    </w:p>
+    <w:p>
+      <w:pPr>
+        <w:pStyle w:val="Nadpis2"/>
+      </w:pPr>
+      <w:r>
+        <w:lastRenderedPageBreak/>
+        <w:t>UC-020 – Natrénuj AI bossa</w:t>
+      </w:r>
+    </w:p>
+    <w:tbl>
+      <w:tblPr>
+        <w:tblW w:w="5006" w:type="pct"/>
+        <w:tblInd w:w="-5" w:type="dxa"/>
+        <w:tblBorders>
+          <w:top w:val="single" w:sz="4" w:space="0" w:color="auto"/>
+          <w:left w:val="single" w:sz="4" w:space="0" w:color="auto"/>
+          <w:bottom w:val="single" w:sz="4" w:space="0" w:color="auto"/>
+          <w:right w:val="single" w:sz="4" w:space="0" w:color="auto"/>
+          <w:insideH w:val="single" w:sz="4" w:space="0" w:color="auto"/>
+          <w:insideV w:val="single" w:sz="4" w:space="0" w:color="auto"/>
+        </w:tblBorders>
+        <w:tblLayout w:type="fixed"/>
+        <w:tblCellMar>
+          <w:left w:w="70" w:type="dxa"/>
+          <w:right w:w="70" w:type="dxa"/>
+        </w:tblCellMar>
+        <w:tblLook w:val="0000" w:firstRow="0" w:lastRow="0" w:firstColumn="0" w:lastColumn="0" w:noHBand="0" w:noVBand="0"/>
+      </w:tblPr>
+      <w:tblGrid>
+        <w:gridCol w:w="2268"/>
+        <w:gridCol w:w="6805"/>
+      </w:tblGrid>
+      <w:tr>
+        <w:tblPrEx>
+          <w:tblCellMar>
+            <w:top w:w="0" w:type="dxa"/>
+            <w:bottom w:w="0" w:type="dxa"/>
+          </w:tblCellMar>
+        </w:tblPrEx>
+        <w:tc>
+          <w:tcPr>
+            <w:tcW w:w="1250" w:type="pct"/>
+            <w:shd w:val="clear" w:color="auto" w:fill="auto"/>
+          </w:tcPr>
+          <w:p>
+            <w:r>
+              <w:t>Identifikátor:</w:t>
+            </w:r>
+          </w:p>
+        </w:tc>
+        <w:tc>
+          <w:tcPr>
+            <w:tcW w:w="3750" w:type="pct"/>
+            <w:shd w:val="clear" w:color="auto" w:fill="auto"/>
+          </w:tcPr>
+          <w:p>
+            <w:r>
+              <w:t>UC-020</w:t>
+            </w:r>
+          </w:p>
+        </w:tc>
+      </w:tr>
+      <w:tr>
+        <w:tblPrEx>
+          <w:tblCellMar>
+            <w:top w:w="0" w:type="dxa"/>
+            <w:bottom w:w="0" w:type="dxa"/>
+          </w:tblCellMar>
+        </w:tblPrEx>
+        <w:tc>
+          <w:tcPr>
+            <w:tcW w:w="1250" w:type="pct"/>
+            <w:shd w:val="clear" w:color="auto" w:fill="auto"/>
+          </w:tcPr>
+          <w:p>
+            <w:r>
+              <w:t>Názov:</w:t>
+            </w:r>
+          </w:p>
+        </w:tc>
+        <w:tc>
+          <w:tcPr>
+            <w:tcW w:w="3750" w:type="pct"/>
+            <w:shd w:val="clear" w:color="auto" w:fill="auto"/>
+          </w:tcPr>
+          <w:p>
+            <w:r>
+              <w:t>Natrénuj AI bossa</w:t>
+            </w:r>
+          </w:p>
+        </w:tc>
+      </w:tr>
+      <w:tr>
+        <w:tblPrEx>
+          <w:tblCellMar>
+            <w:top w:w="0" w:type="dxa"/>
+            <w:bottom w:w="0" w:type="dxa"/>
+          </w:tblCellMar>
+        </w:tblPrEx>
+        <w:tc>
+          <w:tcPr>
+            <w:tcW w:w="1250" w:type="pct"/>
+            <w:shd w:val="clear" w:color="auto" w:fill="auto"/>
+          </w:tcPr>
+          <w:p>
+            <w:r>
+              <w:t>Popis:</w:t>
+            </w:r>
+          </w:p>
+        </w:tc>
+        <w:tc>
+          <w:tcPr>
+            <w:tcW w:w="3750" w:type="pct"/>
+            <w:shd w:val="clear" w:color="auto" w:fill="auto"/>
+          </w:tcPr>
+          <w:p>
+            <w:r>
+              <w:t>Vývojár AI natrénuje model bossa bez grafiky postupom opísaným v kapitole „Mechanizmus učenia AI bossov“.</w:t>
+            </w:r>
+          </w:p>
+        </w:tc>
+      </w:tr>
+      <w:tr>
+        <w:tblPrEx>
+          <w:tblCellMar>
+            <w:top w:w="0" w:type="dxa"/>
+            <w:bottom w:w="0" w:type="dxa"/>
+          </w:tblCellMar>
+        </w:tblPrEx>
+        <w:tc>
+          <w:tcPr>
+            <w:tcW w:w="1250" w:type="pct"/>
+            <w:shd w:val="clear" w:color="auto" w:fill="auto"/>
+          </w:tcPr>
+          <w:p>
+            <w:r>
+              <w:t>Aktéri:</w:t>
+            </w:r>
+          </w:p>
+        </w:tc>
+        <w:tc>
+          <w:tcPr>
+            <w:tcW w:w="3750" w:type="pct"/>
+            <w:shd w:val="clear" w:color="auto" w:fill="auto"/>
+          </w:tcPr>
+          <w:p>
+            <w:r>
+              <w:t>Primárny: Vývojár AI. Sekundárny: AI protivník.</w:t>
+            </w:r>
+          </w:p>
+        </w:tc>
+      </w:tr>
+      <w:tr>
+        <w:tblPrEx>
+          <w:tblCellMar>
+            <w:top w:w="0" w:type="dxa"/>
+            <w:bottom w:w="0" w:type="dxa"/>
+          </w:tblCellMar>
+        </w:tblPrEx>
+        <w:tc>
+          <w:tcPr>
+            <w:tcW w:w="1250" w:type="pct"/>
+            <w:shd w:val="clear" w:color="auto" w:fill="auto"/>
+          </w:tcPr>
+          <w:p>
+            <w:r>
+              <w:t>Vstupné podmienky:</w:t>
+            </w:r>
+          </w:p>
+        </w:tc>
+        <w:tc>
+          <w:tcPr>
+            <w:tcW w:w="3750" w:type="pct"/>
+            <w:shd w:val="clear" w:color="auto" w:fill="auto"/>
+          </w:tcPr>
+          <w:p>
+            <w:r>
+              <w:t>• Existuje konfigurácia tréningu bossa (štýl, súperi, veľkosť siete, počet generácií, váhy odmeny).</w:t>
+            </w:r>
+          </w:p>
+        </w:tc>
+      </w:tr>
+      <w:tr>
+        <w:tblPrEx>
+          <w:tblCellMar>
+            <w:top w:w="0" w:type="dxa"/>
+            <w:bottom w:w="0" w:type="dxa"/>
+          </w:tblCellMar>
+        </w:tblPrEx>
+        <w:tc>
+          <w:tcPr>
+            <w:tcW w:w="1250" w:type="pct"/>
+            <w:shd w:val="clear" w:color="auto" w:fill="auto"/>
+          </w:tcPr>
+          <w:p>
+            <w:r>
+              <w:t>Výstupné podmienky:</w:t>
+            </w:r>
+          </w:p>
+        </w:tc>
+        <w:tc>
+          <w:tcPr>
+            <w:tcW w:w="3750" w:type="pct"/>
+            <w:shd w:val="clear" w:color="auto" w:fill="auto"/>
+          </w:tcPr>
+          <w:p>
+            <w:r>
+              <w:t>• Natrénovaný model je uložený a boss ho používa v kampani.</w:t>
+            </w:r>
+          </w:p>
+        </w:tc>
+      </w:tr>
+      <w:tr>
+        <w:tblPrEx>
+          <w:tblCellMar>
+            <w:top w:w="0" w:type="dxa"/>
+            <w:bottom w:w="0" w:type="dxa"/>
+          </w:tblCellMar>
+        </w:tblPrEx>
+        <w:tc>
+          <w:tcPr>
+            <w:tcW w:w="1250" w:type="pct"/>
+            <w:shd w:val="clear" w:color="auto" w:fill="auto"/>
+          </w:tcPr>
+          <w:p>
+            <w:r>
+              <w:t>Spúšťač:</w:t>
+            </w:r>
+          </w:p>
+        </w:tc>
+        <w:tc>
+          <w:tcPr>
+            <w:tcW w:w="3750" w:type="pct"/>
+            <w:shd w:val="clear" w:color="auto" w:fill="auto"/>
+          </w:tcPr>
+          <w:p>
+            <w:r>
+              <w:t>Vývojár chce nového alebo silnejšieho bossa.</w:t>
+            </w:r>
+          </w:p>
+        </w:tc>
+      </w:tr>
+      <w:tr>
+        <w:tblPrEx>
+          <w:tblCellMar>
+            <w:top w:w="0" w:type="dxa"/>
+            <w:bottom w:w="0" w:type="dxa"/>
+          </w:tblCellMar>
+        </w:tblPrEx>
+        <w:tc>
+          <w:tcPr>
+            <w:tcW w:w="1250" w:type="pct"/>
+            <w:shd w:val="clear" w:color="auto" w:fill="auto"/>
+          </w:tcPr>
+          <w:p>
+            <w:r>
+              <w:t>Hlavný scenár:</w:t>
+            </w:r>
+          </w:p>
+        </w:tc>
+        <w:tc>
+          <w:tcPr>
+            <w:tcW w:w="3750" w:type="pct"/>
+            <w:shd w:val="clear" w:color="auto" w:fill="auto"/>
+          </w:tcPr>
+          <w:p>
+            <w:r>
+              <w:t>1. Vývojár spustí trénerský nástroj a vyberie bossa.</w:t>
+            </w:r>
+            <w:r>
+              <w:br/>
+              <w:t>2. Systém vytvorí začiatočnú sieť napodobňovaním skriptovaného bota.</w:t>
+            </w:r>
+            <w:r>
+              <w:br/>
+              <w:t>3. Systém vytvorí populáciu zmutovaných kópií siete.</w:t>
+            </w:r>
+            <w:r>
+              <w:br/>
+              <w:t>4. Každá sieť odohrá niekoľko zápasov proti tréningovým súperom bez grafiky.</w:t>
+            </w:r>
+            <w:r>
+              <w:br/>
+              <w:t>5. Systém každej sieti vypočíta skóre z odmeny.</w:t>
+            </w:r>
+            <w:r>
+              <w:br/>
+              <w:t>6. Systém ponechá najlepšie siete (elitu) a ostatné nahradí ich zmutovanými kópiami.</w:t>
+            </w:r>
+            <w:r>
+              <w:br/>
+              <w:t>7. Systém zobrazí graf úspešnosti a uloží šampióna a kontrolný bod.</w:t>
+            </w:r>
+            <w:r>
+              <w:br/>
+              <w:t>8. Kroky 4–7 sa opakujú, kým sa nedosiahne počet generácií alebo cieľová úspešnosť.</w:t>
+            </w:r>
+            <w:r>
+              <w:br/>
+              <w:t>9. Vývojár uloží model do hry a overí ho v turnaji proti ostatným súperom.</w:t>
+            </w:r>
+          </w:p>
+        </w:tc>
+      </w:tr>
+      <w:tr>
+        <w:tblPrEx>
+          <w:tblCellMar>
+            <w:top w:w="0" w:type="dxa"/>
+            <w:bottom w:w="0" w:type="dxa"/>
+          </w:tblCellMar>
+        </w:tblPrEx>
+        <w:tc>
+          <w:tcPr>
+            <w:tcW w:w="1250" w:type="pct"/>
+            <w:shd w:val="clear" w:color="auto" w:fill="auto"/>
+          </w:tcPr>
+          <w:p>
+            <w:r>
+              <w:t>Alternatívne scenáre:</w:t>
+            </w:r>
+          </w:p>
+        </w:tc>
+        <w:tc>
+          <w:tcPr>
+            <w:tcW w:w="3750" w:type="pct"/>
+            <w:shd w:val="clear" w:color="auto" w:fill="auto"/>
+          </w:tcPr>
+          <w:p>
+            <w:r>
+              <w:t>4a – Tréning bol prerušený: pokračuje z kontrolného bodu s rovnakým výsledkom.</w:t>
+            </w:r>
+            <w:r>
+              <w:br/>
+              <w:t>8a – Boss je príliš silný alebo slabý: vývojár zmení reakčný čas, veľkosť siete alebo cieľovú úspešnosť a tréning zopakuje.</w:t>
+            </w:r>
+            <w:r>
+              <w:br/>
+              <w:t>9a – Nový model je horší ako pôvodný: vývojár ponechá pôvodný.</w:t>
+            </w:r>
+          </w:p>
+        </w:tc>
+      </w:tr>
+      <w:tr>
+        <w:tblPrEx>
+          <w:tblCellMar>
+            <w:top w:w="0" w:type="dxa"/>
+            <w:bottom w:w="0" w:type="dxa"/>
+          </w:tblCellMar>
+        </w:tblPrEx>
+        <w:tc>
+          <w:tcPr>
+            <w:tcW w:w="1250" w:type="pct"/>
+            <w:shd w:val="clear" w:color="auto" w:fill="auto"/>
+          </w:tcPr>
+          <w:p>
+            <w:r>
+              <w:t>Požiadavky:</w:t>
+            </w:r>
+          </w:p>
+        </w:tc>
+        <w:tc>
+          <w:tcPr>
+            <w:tcW w:w="3750" w:type="pct"/>
+            <w:shd w:val="clear" w:color="auto" w:fill="auto"/>
+          </w:tcPr>
+          <w:p>
+            <w:r>
+              <w:t>FR-036, FR-038, FR-039, FR-040, NFR-P-03, NFR-B-01</w:t>
+            </w:r>
+          </w:p>
+        </w:tc>
+      </w:tr>
+    </w:tbl>
+    <w:p/>
+    <w:p>
+      <w:r>
+        <w:br w:type="page"/>
+      </w:r>
+    </w:p>
+    <w:p>
+      <w:pPr>
+        <w:pStyle w:val="Nadpis2"/>
+      </w:pPr>
+      <w:r>
+        <w:lastRenderedPageBreak/>
+        <w:t>UC-021 – Ukonči hru</w:t>
+      </w:r>
+    </w:p>
+    <w:tbl>
+      <w:tblPr>
+        <w:tblW w:w="5006" w:type="pct"/>
+        <w:tblInd w:w="-5" w:type="dxa"/>
+        <w:tblBorders>
+          <w:top w:val="single" w:sz="4" w:space="0" w:color="auto"/>
+          <w:left w:val="single" w:sz="4" w:space="0" w:color="auto"/>
+          <w:bottom w:val="single" w:sz="4" w:space="0" w:color="auto"/>
+          <w:right w:val="single" w:sz="4" w:space="0" w:color="auto"/>
+          <w:insideH w:val="single" w:sz="4" w:space="0" w:color="auto"/>
+          <w:insideV w:val="single" w:sz="4" w:space="0" w:color="auto"/>
+        </w:tblBorders>
+        <w:tblLayout w:type="fixed"/>
+        <w:tblCellMar>
+          <w:left w:w="70" w:type="dxa"/>
+          <w:right w:w="70" w:type="dxa"/>
+        </w:tblCellMar>
+        <w:tblLook w:val="0000" w:firstRow="0" w:lastRow="0" w:firstColumn="0" w:lastColumn="0" w:noHBand="0" w:noVBand="0"/>
+      </w:tblPr>
+      <w:tblGrid>
+        <w:gridCol w:w="2268"/>
+        <w:gridCol w:w="6805"/>
+      </w:tblGrid>
+      <w:tr>
+        <w:tblPrEx>
+          <w:tblCellMar>
+            <w:top w:w="0" w:type="dxa"/>
+            <w:bottom w:w="0" w:type="dxa"/>
+          </w:tblCellMar>
+        </w:tblPrEx>
+        <w:tc>
+          <w:tcPr>
+            <w:tcW w:w="1250" w:type="pct"/>
+            <w:shd w:val="clear" w:color="auto" w:fill="auto"/>
+          </w:tcPr>
+          <w:p>
+            <w:r>
+              <w:t>Identifikátor:</w:t>
+            </w:r>
+          </w:p>
+        </w:tc>
+        <w:tc>
+          <w:tcPr>
+            <w:tcW w:w="3750" w:type="pct"/>
+            <w:shd w:val="clear" w:color="auto" w:fill="auto"/>
+          </w:tcPr>
+          <w:p>
+            <w:r>
+              <w:t>UC-021</w:t>
+            </w:r>
+          </w:p>
+        </w:tc>
+      </w:tr>
+      <w:tr>
+        <w:tblPrEx>
+          <w:tblCellMar>
+            <w:top w:w="0" w:type="dxa"/>
+            <w:bottom w:w="0" w:type="dxa"/>
+          </w:tblCellMar>
+        </w:tblPrEx>
+        <w:tc>
+          <w:tcPr>
+            <w:tcW w:w="1250" w:type="pct"/>
+            <w:shd w:val="clear" w:color="auto" w:fill="auto"/>
+          </w:tcPr>
+          <w:p>
+            <w:r>
+              <w:t>Názov:</w:t>
+            </w:r>
+          </w:p>
+        </w:tc>
+        <w:tc>
+          <w:tcPr>
+            <w:tcW w:w="3750" w:type="pct"/>
+            <w:shd w:val="clear" w:color="auto" w:fill="auto"/>
+          </w:tcPr>
+          <w:p>
+            <w:r>
+              <w:t>Ukonči hru</w:t>
+            </w:r>
+          </w:p>
+        </w:tc>
+      </w:tr>
+      <w:tr>
+        <w:tblPrEx>
+          <w:tblCellMar>
+            <w:top w:w="0" w:type="dxa"/>
+            <w:bottom w:w="0" w:type="dxa"/>
+          </w:tblCellMar>
+        </w:tblPrEx>
+        <w:tc>
+          <w:tcPr>
+            <w:tcW w:w="1250" w:type="pct"/>
+            <w:shd w:val="clear" w:color="auto" w:fill="auto"/>
+          </w:tcPr>
+          <w:p>
+            <w:r>
+              <w:t>Popis:</w:t>
+            </w:r>
+          </w:p>
+        </w:tc>
+        <w:tc>
+          <w:tcPr>
+            <w:tcW w:w="3750" w:type="pct"/>
+            <w:shd w:val="clear" w:color="auto" w:fill="auto"/>
+          </w:tcPr>
+          <w:p>
+            <w:r>
+              <w:t>Hráč ukončí aplikáciu.</w:t>
+            </w:r>
+          </w:p>
+        </w:tc>
+      </w:tr>
+      <w:tr>
+        <w:tblPrEx>
+          <w:tblCellMar>
+            <w:top w:w="0" w:type="dxa"/>
+            <w:bottom w:w="0" w:type="dxa"/>
+          </w:tblCellMar>
+        </w:tblPrEx>
+        <w:tc>
+          <w:tcPr>
+            <w:tcW w:w="1250" w:type="pct"/>
+            <w:shd w:val="clear" w:color="auto" w:fill="auto"/>
+          </w:tcPr>
+          <w:p>
+            <w:r>
+              <w:t>Aktéri:</w:t>
+            </w:r>
+          </w:p>
+        </w:tc>
+        <w:tc>
+          <w:tcPr>
+            <w:tcW w:w="3750" w:type="pct"/>
+            <w:shd w:val="clear" w:color="auto" w:fill="auto"/>
+          </w:tcPr>
+          <w:p>
+            <w:r>
+              <w:t>Primárny: Hráč.</w:t>
+            </w:r>
+          </w:p>
+        </w:tc>
+      </w:tr>
+      <w:tr>
+        <w:tblPrEx>
+          <w:tblCellMar>
+            <w:top w:w="0" w:type="dxa"/>
+            <w:bottom w:w="0" w:type="dxa"/>
+          </w:tblCellMar>
+        </w:tblPrEx>
+        <w:tc>
+          <w:tcPr>
+            <w:tcW w:w="1250" w:type="pct"/>
+            <w:shd w:val="clear" w:color="auto" w:fill="auto"/>
+          </w:tcPr>
+          <w:p>
+            <w:r>
+              <w:t>Vstupné podmienky:</w:t>
+            </w:r>
+          </w:p>
+        </w:tc>
+        <w:tc>
+          <w:tcPr>
+            <w:tcW w:w="3750" w:type="pct"/>
+            <w:shd w:val="clear" w:color="auto" w:fill="auto"/>
+          </w:tcPr>
+          <w:p>
+            <w:r>
+              <w:t>• Hra beží.</w:t>
+            </w:r>
+          </w:p>
+        </w:tc>
+      </w:tr>
+      <w:tr>
+        <w:tblPrEx>
+          <w:tblCellMar>
+            <w:top w:w="0" w:type="dxa"/>
+            <w:bottom w:w="0" w:type="dxa"/>
+          </w:tblCellMar>
+        </w:tblPrEx>
+        <w:tc>
+          <w:tcPr>
+            <w:tcW w:w="1250" w:type="pct"/>
+            <w:shd w:val="clear" w:color="auto" w:fill="auto"/>
+          </w:tcPr>
+          <w:p>
+            <w:r>
+              <w:t>Výstupné podmienky:</w:t>
+            </w:r>
+          </w:p>
+        </w:tc>
+        <w:tc>
+          <w:tcPr>
+            <w:tcW w:w="3750" w:type="pct"/>
+            <w:shd w:val="clear" w:color="auto" w:fill="auto"/>
+          </w:tcPr>
+          <w:p>
+            <w:r>
+              <w:t>• Nastavenia a postup sú uložené, aplikácia je zatvorená.</w:t>
+            </w:r>
+          </w:p>
+        </w:tc>
+      </w:tr>
+      <w:tr>
+        <w:tblPrEx>
+          <w:tblCellMar>
+            <w:top w:w="0" w:type="dxa"/>
+            <w:bottom w:w="0" w:type="dxa"/>
+          </w:tblCellMar>
+        </w:tblPrEx>
+        <w:tc>
+          <w:tcPr>
+            <w:tcW w:w="1250" w:type="pct"/>
+            <w:shd w:val="clear" w:color="auto" w:fill="auto"/>
+          </w:tcPr>
+          <w:p>
+            <w:r>
+              <w:t>Spúšťač:</w:t>
+            </w:r>
+          </w:p>
+        </w:tc>
+        <w:tc>
+          <w:tcPr>
+            <w:tcW w:w="3750" w:type="pct"/>
+            <w:shd w:val="clear" w:color="auto" w:fill="auto"/>
+          </w:tcPr>
+          <w:p>
+            <w:r>
+              <w:t>Hráč zvolí Koniec.</w:t>
+            </w:r>
+          </w:p>
+        </w:tc>
+      </w:tr>
+      <w:tr>
+        <w:tblPrEx>
+          <w:tblCellMar>
+            <w:top w:w="0" w:type="dxa"/>
+            <w:bottom w:w="0" w:type="dxa"/>
+          </w:tblCellMar>
+        </w:tblPrEx>
+        <w:tc>
+          <w:tcPr>
+            <w:tcW w:w="1250" w:type="pct"/>
+            <w:shd w:val="clear" w:color="auto" w:fill="auto"/>
+          </w:tcPr>
+          <w:p>
+            <w:r>
+              <w:t>Hlavný scenár:</w:t>
+            </w:r>
+          </w:p>
+        </w:tc>
+        <w:tc>
+          <w:tcPr>
+            <w:tcW w:w="3750" w:type="pct"/>
+            <w:shd w:val="clear" w:color="auto" w:fill="auto"/>
+          </w:tcPr>
+          <w:p>
+            <w:r>
+              <w:t>1. Hráč zvolí Koniec.</w:t>
+            </w:r>
+            <w:r>
+              <w:br/>
+              <w:t>2. Systém uloží nastavenia a postup.</w:t>
+            </w:r>
+            <w:r>
+              <w:br/>
+              <w:t>3. Systém zatvorí okno.</w:t>
+            </w:r>
+          </w:p>
+        </w:tc>
+      </w:tr>
+      <w:tr>
+        <w:tblPrEx>
+          <w:tblCellMar>
+            <w:top w:w="0" w:type="dxa"/>
+            <w:bottom w:w="0" w:type="dxa"/>
+          </w:tblCellMar>
+        </w:tblPrEx>
+        <w:tc>
+          <w:tcPr>
+            <w:tcW w:w="1250" w:type="pct"/>
+            <w:shd w:val="clear" w:color="auto" w:fill="auto"/>
+          </w:tcPr>
+          <w:p>
+            <w:r>
+              <w:t>Alternatívne scenáre:</w:t>
+            </w:r>
+          </w:p>
+        </w:tc>
+        <w:tc>
+          <w:tcPr>
+            <w:tcW w:w="3750" w:type="pct"/>
+            <w:shd w:val="clear" w:color="auto" w:fill="auto"/>
+          </w:tcPr>
+          <w:p>
+            <w:r>
+              <w:t>1a – Hráč zatvorí okno počas zápasu: výsledok rozohraného zápasu sa neuloží.</w:t>
+            </w:r>
+          </w:p>
+        </w:tc>
+      </w:tr>
+      <w:tr>
+        <w:tblPrEx>
+          <w:tblCellMar>
+            <w:top w:w="0" w:type="dxa"/>
+            <w:bottom w:w="0" w:type="dxa"/>
+          </w:tblCellMar>
+        </w:tblPrEx>
+        <w:tc>
+          <w:tcPr>
+            <w:tcW w:w="1250" w:type="pct"/>
+            <w:shd w:val="clear" w:color="auto" w:fill="auto"/>
+          </w:tcPr>
+          <w:p>
+            <w:r>
+              <w:t>Požiadavky:</w:t>
+            </w:r>
+          </w:p>
+        </w:tc>
+        <w:tc>
+          <w:tcPr>
+            <w:tcW w:w="3750" w:type="pct"/>
+            <w:shd w:val="clear" w:color="auto" w:fill="auto"/>
+          </w:tcPr>
+          <w:p>
+            <w:r>
+              <w:t>FR-001, FR-026</w:t>
             </w:r>
           </w:p>
         </w:tc>
@@ -5766,7 +9966,7 @@
           </w:tcPr>
           <w:p>
             <w:r>
-              <w:t>UC-001, UC-011</w:t>
+              <w:t>UC-001, UC-021</w:t>
             </w:r>
           </w:p>
         </w:tc>
@@ -5856,6 +10056,366 @@
           </w:tcPr>
           <w:p>
             <w:r>
+              <w:t>UC-014</w:t>
+            </w:r>
+          </w:p>
+        </w:tc>
+      </w:tr>
+      <w:tr>
+        <w:tblPrEx>
+          <w:tblCellMar>
+            <w:top w:w="0" w:type="dxa"/>
+            <w:bottom w:w="0" w:type="dxa"/>
+          </w:tblCellMar>
+        </w:tblPrEx>
+        <w:tc>
+          <w:tcPr>
+            <w:tcW w:w="1500" w:type="pct"/>
+            <w:shd w:val="clear" w:color="auto" w:fill="auto"/>
+          </w:tcPr>
+          <w:p>
+            <w:r>
+              <w:t>FR-005</w:t>
+            </w:r>
+          </w:p>
+        </w:tc>
+        <w:tc>
+          <w:tcPr>
+            <w:tcW w:w="3500" w:type="pct"/>
+            <w:shd w:val="clear" w:color="auto" w:fill="auto"/>
+          </w:tcPr>
+          <w:p>
+            <w:r>
+              <w:t>UC-014</w:t>
+            </w:r>
+          </w:p>
+        </w:tc>
+      </w:tr>
+      <w:tr>
+        <w:tblPrEx>
+          <w:tblCellMar>
+            <w:top w:w="0" w:type="dxa"/>
+            <w:bottom w:w="0" w:type="dxa"/>
+          </w:tblCellMar>
+        </w:tblPrEx>
+        <w:tc>
+          <w:tcPr>
+            <w:tcW w:w="1500" w:type="pct"/>
+            <w:shd w:val="clear" w:color="auto" w:fill="auto"/>
+          </w:tcPr>
+          <w:p>
+            <w:r>
+              <w:t>FR-006</w:t>
+            </w:r>
+          </w:p>
+        </w:tc>
+        <w:tc>
+          <w:tcPr>
+            <w:tcW w:w="3500" w:type="pct"/>
+            <w:shd w:val="clear" w:color="auto" w:fill="auto"/>
+          </w:tcPr>
+          <w:p>
+            <w:r>
+              <w:t>UC-014</w:t>
+            </w:r>
+          </w:p>
+        </w:tc>
+      </w:tr>
+      <w:tr>
+        <w:tblPrEx>
+          <w:tblCellMar>
+            <w:top w:w="0" w:type="dxa"/>
+            <w:bottom w:w="0" w:type="dxa"/>
+          </w:tblCellMar>
+        </w:tblPrEx>
+        <w:tc>
+          <w:tcPr>
+            <w:tcW w:w="1500" w:type="pct"/>
+            <w:shd w:val="clear" w:color="auto" w:fill="auto"/>
+          </w:tcPr>
+          <w:p>
+            <w:r>
+              <w:t>FR-007</w:t>
+            </w:r>
+          </w:p>
+        </w:tc>
+        <w:tc>
+          <w:tcPr>
+            <w:tcW w:w="3500" w:type="pct"/>
+            <w:shd w:val="clear" w:color="auto" w:fill="auto"/>
+          </w:tcPr>
+          <w:p>
+            <w:r>
+              <w:t>– (W: nebude realizované)</w:t>
+            </w:r>
+          </w:p>
+        </w:tc>
+      </w:tr>
+      <w:tr>
+        <w:tblPrEx>
+          <w:tblCellMar>
+            <w:top w:w="0" w:type="dxa"/>
+            <w:bottom w:w="0" w:type="dxa"/>
+          </w:tblCellMar>
+        </w:tblPrEx>
+        <w:tc>
+          <w:tcPr>
+            <w:tcW w:w="1500" w:type="pct"/>
+            <w:shd w:val="clear" w:color="auto" w:fill="auto"/>
+          </w:tcPr>
+          <w:p>
+            <w:r>
+              <w:t>FR-008</w:t>
+            </w:r>
+          </w:p>
+        </w:tc>
+        <w:tc>
+          <w:tcPr>
+            <w:tcW w:w="3500" w:type="pct"/>
+            <w:shd w:val="clear" w:color="auto" w:fill="auto"/>
+          </w:tcPr>
+          <w:p>
+            <w:r>
+              <w:t>UC-003</w:t>
+            </w:r>
+          </w:p>
+        </w:tc>
+      </w:tr>
+      <w:tr>
+        <w:tblPrEx>
+          <w:tblCellMar>
+            <w:top w:w="0" w:type="dxa"/>
+            <w:bottom w:w="0" w:type="dxa"/>
+          </w:tblCellMar>
+        </w:tblPrEx>
+        <w:tc>
+          <w:tcPr>
+            <w:tcW w:w="1500" w:type="pct"/>
+            <w:shd w:val="clear" w:color="auto" w:fill="auto"/>
+          </w:tcPr>
+          <w:p>
+            <w:r>
+              <w:t>FR-009</w:t>
+            </w:r>
+          </w:p>
+        </w:tc>
+        <w:tc>
+          <w:tcPr>
+            <w:tcW w:w="3500" w:type="pct"/>
+            <w:shd w:val="clear" w:color="auto" w:fill="auto"/>
+          </w:tcPr>
+          <w:p>
+            <w:r>
+              <w:t>UC-004</w:t>
+            </w:r>
+          </w:p>
+        </w:tc>
+      </w:tr>
+      <w:tr>
+        <w:tblPrEx>
+          <w:tblCellMar>
+            <w:top w:w="0" w:type="dxa"/>
+            <w:bottom w:w="0" w:type="dxa"/>
+          </w:tblCellMar>
+        </w:tblPrEx>
+        <w:tc>
+          <w:tcPr>
+            <w:tcW w:w="1500" w:type="pct"/>
+            <w:shd w:val="clear" w:color="auto" w:fill="auto"/>
+          </w:tcPr>
+          <w:p>
+            <w:r>
+              <w:t>FR-010</w:t>
+            </w:r>
+          </w:p>
+        </w:tc>
+        <w:tc>
+          <w:tcPr>
+            <w:tcW w:w="3500" w:type="pct"/>
+            <w:shd w:val="clear" w:color="auto" w:fill="auto"/>
+          </w:tcPr>
+          <w:p>
+            <w:r>
+              <w:t>UC-004</w:t>
+            </w:r>
+          </w:p>
+        </w:tc>
+      </w:tr>
+      <w:tr>
+        <w:tblPrEx>
+          <w:tblCellMar>
+            <w:top w:w="0" w:type="dxa"/>
+            <w:bottom w:w="0" w:type="dxa"/>
+          </w:tblCellMar>
+        </w:tblPrEx>
+        <w:tc>
+          <w:tcPr>
+            <w:tcW w:w="1500" w:type="pct"/>
+            <w:shd w:val="clear" w:color="auto" w:fill="auto"/>
+          </w:tcPr>
+          <w:p>
+            <w:r>
+              <w:t>FR-011</w:t>
+            </w:r>
+          </w:p>
+        </w:tc>
+        <w:tc>
+          <w:tcPr>
+            <w:tcW w:w="3500" w:type="pct"/>
+            <w:shd w:val="clear" w:color="auto" w:fill="auto"/>
+          </w:tcPr>
+          <w:p>
+            <w:r>
+              <w:t>UC-004, UC-007</w:t>
+            </w:r>
+          </w:p>
+        </w:tc>
+      </w:tr>
+      <w:tr>
+        <w:tblPrEx>
+          <w:tblCellMar>
+            <w:top w:w="0" w:type="dxa"/>
+            <w:bottom w:w="0" w:type="dxa"/>
+          </w:tblCellMar>
+        </w:tblPrEx>
+        <w:tc>
+          <w:tcPr>
+            <w:tcW w:w="1500" w:type="pct"/>
+            <w:shd w:val="clear" w:color="auto" w:fill="auto"/>
+          </w:tcPr>
+          <w:p>
+            <w:r>
+              <w:t>FR-012</w:t>
+            </w:r>
+          </w:p>
+        </w:tc>
+        <w:tc>
+          <w:tcPr>
+            <w:tcW w:w="3500" w:type="pct"/>
+            <w:shd w:val="clear" w:color="auto" w:fill="auto"/>
+          </w:tcPr>
+          <w:p>
+            <w:r>
+              <w:t>UC-004</w:t>
+            </w:r>
+          </w:p>
+        </w:tc>
+      </w:tr>
+      <w:tr>
+        <w:tblPrEx>
+          <w:tblCellMar>
+            <w:top w:w="0" w:type="dxa"/>
+            <w:bottom w:w="0" w:type="dxa"/>
+          </w:tblCellMar>
+        </w:tblPrEx>
+        <w:tc>
+          <w:tcPr>
+            <w:tcW w:w="1500" w:type="pct"/>
+            <w:shd w:val="clear" w:color="auto" w:fill="auto"/>
+          </w:tcPr>
+          <w:p>
+            <w:r>
+              <w:t>FR-013</w:t>
+            </w:r>
+          </w:p>
+        </w:tc>
+        <w:tc>
+          <w:tcPr>
+            <w:tcW w:w="3500" w:type="pct"/>
+            <w:shd w:val="clear" w:color="auto" w:fill="auto"/>
+          </w:tcPr>
+          <w:p>
+            <w:r>
+              <w:t>UC-005</w:t>
+            </w:r>
+          </w:p>
+        </w:tc>
+      </w:tr>
+      <w:tr>
+        <w:tblPrEx>
+          <w:tblCellMar>
+            <w:top w:w="0" w:type="dxa"/>
+            <w:bottom w:w="0" w:type="dxa"/>
+          </w:tblCellMar>
+        </w:tblPrEx>
+        <w:tc>
+          <w:tcPr>
+            <w:tcW w:w="1500" w:type="pct"/>
+            <w:shd w:val="clear" w:color="auto" w:fill="auto"/>
+          </w:tcPr>
+          <w:p>
+            <w:r>
+              <w:t>FR-014</w:t>
+            </w:r>
+          </w:p>
+        </w:tc>
+        <w:tc>
+          <w:tcPr>
+            <w:tcW w:w="3500" w:type="pct"/>
+            <w:shd w:val="clear" w:color="auto" w:fill="auto"/>
+          </w:tcPr>
+          <w:p>
+            <w:r>
+              <w:t>UC-005</w:t>
+            </w:r>
+          </w:p>
+        </w:tc>
+      </w:tr>
+      <w:tr>
+        <w:tblPrEx>
+          <w:tblCellMar>
+            <w:top w:w="0" w:type="dxa"/>
+            <w:bottom w:w="0" w:type="dxa"/>
+          </w:tblCellMar>
+        </w:tblPrEx>
+        <w:tc>
+          <w:tcPr>
+            <w:tcW w:w="1500" w:type="pct"/>
+            <w:shd w:val="clear" w:color="auto" w:fill="auto"/>
+          </w:tcPr>
+          <w:p>
+            <w:r>
+              <w:t>FR-015</w:t>
+            </w:r>
+          </w:p>
+        </w:tc>
+        <w:tc>
+          <w:tcPr>
+            <w:tcW w:w="3500" w:type="pct"/>
+            <w:shd w:val="clear" w:color="auto" w:fill="auto"/>
+          </w:tcPr>
+          <w:p>
+            <w:r>
+              <w:t>UC-005</w:t>
+            </w:r>
+          </w:p>
+        </w:tc>
+      </w:tr>
+      <w:tr>
+        <w:tblPrEx>
+          <w:tblCellMar>
+            <w:top w:w="0" w:type="dxa"/>
+            <w:bottom w:w="0" w:type="dxa"/>
+          </w:tblCellMar>
+        </w:tblPrEx>
+        <w:tc>
+          <w:tcPr>
+            <w:tcW w:w="1500" w:type="pct"/>
+            <w:shd w:val="clear" w:color="auto" w:fill="auto"/>
+          </w:tcPr>
+          <w:p>
+            <w:r>
+              <w:t>FR-016</w:t>
+            </w:r>
+          </w:p>
+        </w:tc>
+        <w:tc>
+          <w:tcPr>
+            <w:tcW w:w="3500" w:type="pct"/>
+            <w:shd w:val="clear" w:color="auto" w:fill="auto"/>
+          </w:tcPr>
+          <w:p>
+            <w:r>
               <w:t>UC-006</w:t>
             </w:r>
           </w:p>
@@ -5875,7 +10435,7 @@
           </w:tcPr>
           <w:p>
             <w:r>
-              <w:t>FR-005</w:t>
+              <w:t>FR-017</w:t>
             </w:r>
           </w:p>
         </w:tc>
@@ -5886,7 +10446,7 @@
           </w:tcPr>
           <w:p>
             <w:r>
-              <w:t>UC-006</w:t>
+              <w:t>UC-007</w:t>
             </w:r>
           </w:p>
         </w:tc>
@@ -5905,7 +10465,7 @@
           </w:tcPr>
           <w:p>
             <w:r>
-              <w:t>FR-006</w:t>
+              <w:t>FR-018</w:t>
             </w:r>
           </w:p>
         </w:tc>
@@ -5916,7 +10476,7 @@
           </w:tcPr>
           <w:p>
             <w:r>
-              <w:t>UC-006</w:t>
+              <w:t>UC-007</w:t>
             </w:r>
           </w:p>
         </w:tc>
@@ -5935,7 +10495,7 @@
           </w:tcPr>
           <w:p>
             <w:r>
-              <w:t>FR-007</w:t>
+              <w:t>FR-019</w:t>
             </w:r>
           </w:p>
         </w:tc>
@@ -5946,7 +10506,7 @@
           </w:tcPr>
           <w:p>
             <w:r>
-              <w:t>– (W: nebude realizované)</w:t>
+              <w:t>UC-007</w:t>
             </w:r>
           </w:p>
         </w:tc>
@@ -5965,7 +10525,7 @@
           </w:tcPr>
           <w:p>
             <w:r>
-              <w:t>FR-008</w:t>
+              <w:t>FR-020</w:t>
             </w:r>
           </w:p>
         </w:tc>
@@ -5976,6 +10536,96 @@
           </w:tcPr>
           <w:p>
             <w:r>
+              <w:t>UC-007</w:t>
+            </w:r>
+          </w:p>
+        </w:tc>
+      </w:tr>
+      <w:tr>
+        <w:tblPrEx>
+          <w:tblCellMar>
+            <w:top w:w="0" w:type="dxa"/>
+            <w:bottom w:w="0" w:type="dxa"/>
+          </w:tblCellMar>
+        </w:tblPrEx>
+        <w:tc>
+          <w:tcPr>
+            <w:tcW w:w="1500" w:type="pct"/>
+            <w:shd w:val="clear" w:color="auto" w:fill="auto"/>
+          </w:tcPr>
+          <w:p>
+            <w:r>
+              <w:t>FR-021</w:t>
+            </w:r>
+          </w:p>
+        </w:tc>
+        <w:tc>
+          <w:tcPr>
+            <w:tcW w:w="3500" w:type="pct"/>
+            <w:shd w:val="clear" w:color="auto" w:fill="auto"/>
+          </w:tcPr>
+          <w:p>
+            <w:r>
+              <w:t>UC-009</w:t>
+            </w:r>
+          </w:p>
+        </w:tc>
+      </w:tr>
+      <w:tr>
+        <w:tblPrEx>
+          <w:tblCellMar>
+            <w:top w:w="0" w:type="dxa"/>
+            <w:bottom w:w="0" w:type="dxa"/>
+          </w:tblCellMar>
+        </w:tblPrEx>
+        <w:tc>
+          <w:tcPr>
+            <w:tcW w:w="1500" w:type="pct"/>
+            <w:shd w:val="clear" w:color="auto" w:fill="auto"/>
+          </w:tcPr>
+          <w:p>
+            <w:r>
+              <w:t>FR-022</w:t>
+            </w:r>
+          </w:p>
+        </w:tc>
+        <w:tc>
+          <w:tcPr>
+            <w:tcW w:w="3500" w:type="pct"/>
+            <w:shd w:val="clear" w:color="auto" w:fill="auto"/>
+          </w:tcPr>
+          <w:p>
+            <w:r>
+              <w:t>UC-005, UC-008</w:t>
+            </w:r>
+          </w:p>
+        </w:tc>
+      </w:tr>
+      <w:tr>
+        <w:tblPrEx>
+          <w:tblCellMar>
+            <w:top w:w="0" w:type="dxa"/>
+            <w:bottom w:w="0" w:type="dxa"/>
+          </w:tblCellMar>
+        </w:tblPrEx>
+        <w:tc>
+          <w:tcPr>
+            <w:tcW w:w="1500" w:type="pct"/>
+            <w:shd w:val="clear" w:color="auto" w:fill="auto"/>
+          </w:tcPr>
+          <w:p>
+            <w:r>
+              <w:t>FR-023</w:t>
+            </w:r>
+          </w:p>
+        </w:tc>
+        <w:tc>
+          <w:tcPr>
+            <w:tcW w:w="3500" w:type="pct"/>
+            <w:shd w:val="clear" w:color="auto" w:fill="auto"/>
+          </w:tcPr>
+          <w:p>
+            <w:r>
               <w:t>UC-002</w:t>
             </w:r>
           </w:p>
@@ -5995,7 +10645,7 @@
           </w:tcPr>
           <w:p>
             <w:r>
-              <w:t>FR-009</w:t>
+              <w:t>FR-024</w:t>
             </w:r>
           </w:p>
         </w:tc>
@@ -6006,7 +10656,7 @@
           </w:tcPr>
           <w:p>
             <w:r>
-              <w:t>UC-002</w:t>
+              <w:t>UC-010</w:t>
             </w:r>
           </w:p>
         </w:tc>
@@ -6025,7 +10675,7 @@
           </w:tcPr>
           <w:p>
             <w:r>
-              <w:t>FR-010</w:t>
+              <w:t>FR-025</w:t>
             </w:r>
           </w:p>
         </w:tc>
@@ -6036,457 +10686,7 @@
           </w:tcPr>
           <w:p>
             <w:r>
-              <w:t>UC-002</w:t>
-            </w:r>
-          </w:p>
-        </w:tc>
-      </w:tr>
-      <w:tr>
-        <w:tblPrEx>
-          <w:tblCellMar>
-            <w:top w:w="0" w:type="dxa"/>
-            <w:bottom w:w="0" w:type="dxa"/>
-          </w:tblCellMar>
-        </w:tblPrEx>
-        <w:tc>
-          <w:tcPr>
-            <w:tcW w:w="1500" w:type="pct"/>
-            <w:shd w:val="clear" w:color="auto" w:fill="auto"/>
-          </w:tcPr>
-          <w:p>
-            <w:r>
-              <w:t>FR-011</w:t>
-            </w:r>
-          </w:p>
-        </w:tc>
-        <w:tc>
-          <w:tcPr>
-            <w:tcW w:w="3500" w:type="pct"/>
-            <w:shd w:val="clear" w:color="auto" w:fill="auto"/>
-          </w:tcPr>
-          <w:p>
-            <w:r>
-              <w:t>UC-002</w:t>
-            </w:r>
-          </w:p>
-        </w:tc>
-      </w:tr>
-      <w:tr>
-        <w:tblPrEx>
-          <w:tblCellMar>
-            <w:top w:w="0" w:type="dxa"/>
-            <w:bottom w:w="0" w:type="dxa"/>
-          </w:tblCellMar>
-        </w:tblPrEx>
-        <w:tc>
-          <w:tcPr>
-            <w:tcW w:w="1500" w:type="pct"/>
-            <w:shd w:val="clear" w:color="auto" w:fill="auto"/>
-          </w:tcPr>
-          <w:p>
-            <w:r>
-              <w:t>FR-012</w:t>
-            </w:r>
-          </w:p>
-        </w:tc>
-        <w:tc>
-          <w:tcPr>
-            <w:tcW w:w="3500" w:type="pct"/>
-            <w:shd w:val="clear" w:color="auto" w:fill="auto"/>
-          </w:tcPr>
-          <w:p>
-            <w:r>
-              <w:t>UC-002</w:t>
-            </w:r>
-          </w:p>
-        </w:tc>
-      </w:tr>
-      <w:tr>
-        <w:tblPrEx>
-          <w:tblCellMar>
-            <w:top w:w="0" w:type="dxa"/>
-            <w:bottom w:w="0" w:type="dxa"/>
-          </w:tblCellMar>
-        </w:tblPrEx>
-        <w:tc>
-          <w:tcPr>
-            <w:tcW w:w="1500" w:type="pct"/>
-            <w:shd w:val="clear" w:color="auto" w:fill="auto"/>
-          </w:tcPr>
-          <w:p>
-            <w:r>
-              <w:t>FR-013</w:t>
-            </w:r>
-          </w:p>
-        </w:tc>
-        <w:tc>
-          <w:tcPr>
-            <w:tcW w:w="3500" w:type="pct"/>
-            <w:shd w:val="clear" w:color="auto" w:fill="auto"/>
-          </w:tcPr>
-          <w:p>
-            <w:r>
-              <w:t>UC-002</w:t>
-            </w:r>
-          </w:p>
-        </w:tc>
-      </w:tr>
-      <w:tr>
-        <w:tblPrEx>
-          <w:tblCellMar>
-            <w:top w:w="0" w:type="dxa"/>
-            <w:bottom w:w="0" w:type="dxa"/>
-          </w:tblCellMar>
-        </w:tblPrEx>
-        <w:tc>
-          <w:tcPr>
-            <w:tcW w:w="1500" w:type="pct"/>
-            <w:shd w:val="clear" w:color="auto" w:fill="auto"/>
-          </w:tcPr>
-          <w:p>
-            <w:r>
-              <w:t>FR-014</w:t>
-            </w:r>
-          </w:p>
-        </w:tc>
-        <w:tc>
-          <w:tcPr>
-            <w:tcW w:w="3500" w:type="pct"/>
-            <w:shd w:val="clear" w:color="auto" w:fill="auto"/>
-          </w:tcPr>
-          <w:p>
-            <w:r>
-              <w:t>UC-002</w:t>
-            </w:r>
-          </w:p>
-        </w:tc>
-      </w:tr>
-      <w:tr>
-        <w:tblPrEx>
-          <w:tblCellMar>
-            <w:top w:w="0" w:type="dxa"/>
-            <w:bottom w:w="0" w:type="dxa"/>
-          </w:tblCellMar>
-        </w:tblPrEx>
-        <w:tc>
-          <w:tcPr>
-            <w:tcW w:w="1500" w:type="pct"/>
-            <w:shd w:val="clear" w:color="auto" w:fill="auto"/>
-          </w:tcPr>
-          <w:p>
-            <w:r>
-              <w:t>FR-015</w:t>
-            </w:r>
-          </w:p>
-        </w:tc>
-        <w:tc>
-          <w:tcPr>
-            <w:tcW w:w="3500" w:type="pct"/>
-            <w:shd w:val="clear" w:color="auto" w:fill="auto"/>
-          </w:tcPr>
-          <w:p>
-            <w:r>
-              <w:t>UC-002</w:t>
-            </w:r>
-          </w:p>
-        </w:tc>
-      </w:tr>
-      <w:tr>
-        <w:tblPrEx>
-          <w:tblCellMar>
-            <w:top w:w="0" w:type="dxa"/>
-            <w:bottom w:w="0" w:type="dxa"/>
-          </w:tblCellMar>
-        </w:tblPrEx>
-        <w:tc>
-          <w:tcPr>
-            <w:tcW w:w="1500" w:type="pct"/>
-            <w:shd w:val="clear" w:color="auto" w:fill="auto"/>
-          </w:tcPr>
-          <w:p>
-            <w:r>
-              <w:t>FR-016</w:t>
-            </w:r>
-          </w:p>
-        </w:tc>
-        <w:tc>
-          <w:tcPr>
-            <w:tcW w:w="3500" w:type="pct"/>
-            <w:shd w:val="clear" w:color="auto" w:fill="auto"/>
-          </w:tcPr>
-          <w:p>
-            <w:r>
-              <w:t>UC-002</w:t>
-            </w:r>
-          </w:p>
-        </w:tc>
-      </w:tr>
-      <w:tr>
-        <w:tblPrEx>
-          <w:tblCellMar>
-            <w:top w:w="0" w:type="dxa"/>
-            <w:bottom w:w="0" w:type="dxa"/>
-          </w:tblCellMar>
-        </w:tblPrEx>
-        <w:tc>
-          <w:tcPr>
-            <w:tcW w:w="1500" w:type="pct"/>
-            <w:shd w:val="clear" w:color="auto" w:fill="auto"/>
-          </w:tcPr>
-          <w:p>
-            <w:r>
-              <w:t>FR-017</w:t>
-            </w:r>
-          </w:p>
-        </w:tc>
-        <w:tc>
-          <w:tcPr>
-            <w:tcW w:w="3500" w:type="pct"/>
-            <w:shd w:val="clear" w:color="auto" w:fill="auto"/>
-          </w:tcPr>
-          <w:p>
-            <w:r>
-              <w:t>UC-002, UC-012</w:t>
-            </w:r>
-          </w:p>
-        </w:tc>
-      </w:tr>
-      <w:tr>
-        <w:tblPrEx>
-          <w:tblCellMar>
-            <w:top w:w="0" w:type="dxa"/>
-            <w:bottom w:w="0" w:type="dxa"/>
-          </w:tblCellMar>
-        </w:tblPrEx>
-        <w:tc>
-          <w:tcPr>
-            <w:tcW w:w="1500" w:type="pct"/>
-            <w:shd w:val="clear" w:color="auto" w:fill="auto"/>
-          </w:tcPr>
-          <w:p>
-            <w:r>
-              <w:t>FR-018</w:t>
-            </w:r>
-          </w:p>
-        </w:tc>
-        <w:tc>
-          <w:tcPr>
-            <w:tcW w:w="3500" w:type="pct"/>
-            <w:shd w:val="clear" w:color="auto" w:fill="auto"/>
-          </w:tcPr>
-          <w:p>
-            <w:r>
-              <w:t>UC-003, UC-011</w:t>
-            </w:r>
-          </w:p>
-        </w:tc>
-      </w:tr>
-      <w:tr>
-        <w:tblPrEx>
-          <w:tblCellMar>
-            <w:top w:w="0" w:type="dxa"/>
-            <w:bottom w:w="0" w:type="dxa"/>
-          </w:tblCellMar>
-        </w:tblPrEx>
-        <w:tc>
-          <w:tcPr>
-            <w:tcW w:w="1500" w:type="pct"/>
-            <w:shd w:val="clear" w:color="auto" w:fill="auto"/>
-          </w:tcPr>
-          <w:p>
-            <w:r>
-              <w:t>FR-019</w:t>
-            </w:r>
-          </w:p>
-        </w:tc>
-        <w:tc>
-          <w:tcPr>
-            <w:tcW w:w="3500" w:type="pct"/>
-            <w:shd w:val="clear" w:color="auto" w:fill="auto"/>
-          </w:tcPr>
-          <w:p>
-            <w:r>
-              <w:t>UC-002, UC-013</w:t>
-            </w:r>
-          </w:p>
-        </w:tc>
-      </w:tr>
-      <w:tr>
-        <w:tblPrEx>
-          <w:tblCellMar>
-            <w:top w:w="0" w:type="dxa"/>
-            <w:bottom w:w="0" w:type="dxa"/>
-          </w:tblCellMar>
-        </w:tblPrEx>
-        <w:tc>
-          <w:tcPr>
-            <w:tcW w:w="1500" w:type="pct"/>
-            <w:shd w:val="clear" w:color="auto" w:fill="auto"/>
-          </w:tcPr>
-          <w:p>
-            <w:r>
-              <w:t>FR-020</w:t>
-            </w:r>
-          </w:p>
-        </w:tc>
-        <w:tc>
-          <w:tcPr>
-            <w:tcW w:w="3500" w:type="pct"/>
-            <w:shd w:val="clear" w:color="auto" w:fill="auto"/>
-          </w:tcPr>
-          <w:p>
-            <w:r>
-              <w:t>UC-004</w:t>
-            </w:r>
-          </w:p>
-        </w:tc>
-      </w:tr>
-      <w:tr>
-        <w:tblPrEx>
-          <w:tblCellMar>
-            <w:top w:w="0" w:type="dxa"/>
-            <w:bottom w:w="0" w:type="dxa"/>
-          </w:tblCellMar>
-        </w:tblPrEx>
-        <w:tc>
-          <w:tcPr>
-            <w:tcW w:w="1500" w:type="pct"/>
-            <w:shd w:val="clear" w:color="auto" w:fill="auto"/>
-          </w:tcPr>
-          <w:p>
-            <w:r>
-              <w:t>FR-021</w:t>
-            </w:r>
-          </w:p>
-        </w:tc>
-        <w:tc>
-          <w:tcPr>
-            <w:tcW w:w="3500" w:type="pct"/>
-            <w:shd w:val="clear" w:color="auto" w:fill="auto"/>
-          </w:tcPr>
-          <w:p>
-            <w:r>
-              <w:t>UC-001, UC-004</w:t>
-            </w:r>
-          </w:p>
-        </w:tc>
-      </w:tr>
-      <w:tr>
-        <w:tblPrEx>
-          <w:tblCellMar>
-            <w:top w:w="0" w:type="dxa"/>
-            <w:bottom w:w="0" w:type="dxa"/>
-          </w:tblCellMar>
-        </w:tblPrEx>
-        <w:tc>
-          <w:tcPr>
-            <w:tcW w:w="1500" w:type="pct"/>
-            <w:shd w:val="clear" w:color="auto" w:fill="auto"/>
-          </w:tcPr>
-          <w:p>
-            <w:r>
-              <w:t>FR-022</w:t>
-            </w:r>
-          </w:p>
-        </w:tc>
-        <w:tc>
-          <w:tcPr>
-            <w:tcW w:w="3500" w:type="pct"/>
-            <w:shd w:val="clear" w:color="auto" w:fill="auto"/>
-          </w:tcPr>
-          <w:p>
-            <w:r>
-              <w:t>UC-004</w:t>
-            </w:r>
-          </w:p>
-        </w:tc>
-      </w:tr>
-      <w:tr>
-        <w:tblPrEx>
-          <w:tblCellMar>
-            <w:top w:w="0" w:type="dxa"/>
-            <w:bottom w:w="0" w:type="dxa"/>
-          </w:tblCellMar>
-        </w:tblPrEx>
-        <w:tc>
-          <w:tcPr>
-            <w:tcW w:w="1500" w:type="pct"/>
-            <w:shd w:val="clear" w:color="auto" w:fill="auto"/>
-          </w:tcPr>
-          <w:p>
-            <w:r>
-              <w:t>FR-023</w:t>
-            </w:r>
-          </w:p>
-        </w:tc>
-        <w:tc>
-          <w:tcPr>
-            <w:tcW w:w="3500" w:type="pct"/>
-            <w:shd w:val="clear" w:color="auto" w:fill="auto"/>
-          </w:tcPr>
-          <w:p>
-            <w:r>
-              <w:t>UC-005</w:t>
-            </w:r>
-          </w:p>
-        </w:tc>
-      </w:tr>
-      <w:tr>
-        <w:tblPrEx>
-          <w:tblCellMar>
-            <w:top w:w="0" w:type="dxa"/>
-            <w:bottom w:w="0" w:type="dxa"/>
-          </w:tblCellMar>
-        </w:tblPrEx>
-        <w:tc>
-          <w:tcPr>
-            <w:tcW w:w="1500" w:type="pct"/>
-            <w:shd w:val="clear" w:color="auto" w:fill="auto"/>
-          </w:tcPr>
-          <w:p>
-            <w:r>
-              <w:t>FR-024</w:t>
-            </w:r>
-          </w:p>
-        </w:tc>
-        <w:tc>
-          <w:tcPr>
-            <w:tcW w:w="3500" w:type="pct"/>
-            <w:shd w:val="clear" w:color="auto" w:fill="auto"/>
-          </w:tcPr>
-          <w:p>
-            <w:r>
-              <w:t>UC-005</w:t>
-            </w:r>
-          </w:p>
-        </w:tc>
-      </w:tr>
-      <w:tr>
-        <w:tblPrEx>
-          <w:tblCellMar>
-            <w:top w:w="0" w:type="dxa"/>
-            <w:bottom w:w="0" w:type="dxa"/>
-          </w:tblCellMar>
-        </w:tblPrEx>
-        <w:tc>
-          <w:tcPr>
-            <w:tcW w:w="1500" w:type="pct"/>
-            <w:shd w:val="clear" w:color="auto" w:fill="auto"/>
-          </w:tcPr>
-          <w:p>
-            <w:r>
-              <w:t>FR-025</w:t>
-            </w:r>
-          </w:p>
-        </w:tc>
-        <w:tc>
-          <w:tcPr>
-            <w:tcW w:w="3500" w:type="pct"/>
-            <w:shd w:val="clear" w:color="auto" w:fill="auto"/>
-          </w:tcPr>
-          <w:p>
-            <w:r>
-              <w:t>UC-005</w:t>
+              <w:t>UC-010, UC-015</w:t>
             </w:r>
           </w:p>
         </w:tc>
@@ -6517,7 +10717,7 @@
           </w:tcPr>
           <w:p>
             <w:r>
-              <w:t>UC-005, UC-012</w:t>
+              <w:t>UC-011, UC-021</w:t>
             </w:r>
           </w:p>
         </w:tc>
@@ -6547,6 +10747,246 @@
           </w:tcPr>
           <w:p>
             <w:r>
+              <w:t>UC-002, UC-016</w:t>
+            </w:r>
+          </w:p>
+        </w:tc>
+      </w:tr>
+      <w:tr>
+        <w:tblPrEx>
+          <w:tblCellMar>
+            <w:top w:w="0" w:type="dxa"/>
+            <w:bottom w:w="0" w:type="dxa"/>
+          </w:tblCellMar>
+        </w:tblPrEx>
+        <w:tc>
+          <w:tcPr>
+            <w:tcW w:w="1500" w:type="pct"/>
+            <w:shd w:val="clear" w:color="auto" w:fill="auto"/>
+          </w:tcPr>
+          <w:p>
+            <w:r>
+              <w:t>FR-028</w:t>
+            </w:r>
+          </w:p>
+        </w:tc>
+        <w:tc>
+          <w:tcPr>
+            <w:tcW w:w="3500" w:type="pct"/>
+            <w:shd w:val="clear" w:color="auto" w:fill="auto"/>
+          </w:tcPr>
+          <w:p>
+            <w:r>
+              <w:t>UC-003, UC-012</w:t>
+            </w:r>
+          </w:p>
+        </w:tc>
+      </w:tr>
+      <w:tr>
+        <w:tblPrEx>
+          <w:tblCellMar>
+            <w:top w:w="0" w:type="dxa"/>
+            <w:bottom w:w="0" w:type="dxa"/>
+          </w:tblCellMar>
+        </w:tblPrEx>
+        <w:tc>
+          <w:tcPr>
+            <w:tcW w:w="1500" w:type="pct"/>
+            <w:shd w:val="clear" w:color="auto" w:fill="auto"/>
+          </w:tcPr>
+          <w:p>
+            <w:r>
+              <w:t>FR-029</w:t>
+            </w:r>
+          </w:p>
+        </w:tc>
+        <w:tc>
+          <w:tcPr>
+            <w:tcW w:w="3500" w:type="pct"/>
+            <w:shd w:val="clear" w:color="auto" w:fill="auto"/>
+          </w:tcPr>
+          <w:p>
+            <w:r>
+              <w:t>UC-001, UC-012</w:t>
+            </w:r>
+          </w:p>
+        </w:tc>
+      </w:tr>
+      <w:tr>
+        <w:tblPrEx>
+          <w:tblCellMar>
+            <w:top w:w="0" w:type="dxa"/>
+            <w:bottom w:w="0" w:type="dxa"/>
+          </w:tblCellMar>
+        </w:tblPrEx>
+        <w:tc>
+          <w:tcPr>
+            <w:tcW w:w="1500" w:type="pct"/>
+            <w:shd w:val="clear" w:color="auto" w:fill="auto"/>
+          </w:tcPr>
+          <w:p>
+            <w:r>
+              <w:t>FR-030</w:t>
+            </w:r>
+          </w:p>
+        </w:tc>
+        <w:tc>
+          <w:tcPr>
+            <w:tcW w:w="3500" w:type="pct"/>
+            <w:shd w:val="clear" w:color="auto" w:fill="auto"/>
+          </w:tcPr>
+          <w:p>
+            <w:r>
+              <w:t>UC-012</w:t>
+            </w:r>
+          </w:p>
+        </w:tc>
+      </w:tr>
+      <w:tr>
+        <w:tblPrEx>
+          <w:tblCellMar>
+            <w:top w:w="0" w:type="dxa"/>
+            <w:bottom w:w="0" w:type="dxa"/>
+          </w:tblCellMar>
+        </w:tblPrEx>
+        <w:tc>
+          <w:tcPr>
+            <w:tcW w:w="1500" w:type="pct"/>
+            <w:shd w:val="clear" w:color="auto" w:fill="auto"/>
+          </w:tcPr>
+          <w:p>
+            <w:r>
+              <w:t>FR-031</w:t>
+            </w:r>
+          </w:p>
+        </w:tc>
+        <w:tc>
+          <w:tcPr>
+            <w:tcW w:w="3500" w:type="pct"/>
+            <w:shd w:val="clear" w:color="auto" w:fill="auto"/>
+          </w:tcPr>
+          <w:p>
+            <w:r>
+              <w:t>UC-013</w:t>
+            </w:r>
+          </w:p>
+        </w:tc>
+      </w:tr>
+      <w:tr>
+        <w:tblPrEx>
+          <w:tblCellMar>
+            <w:top w:w="0" w:type="dxa"/>
+            <w:bottom w:w="0" w:type="dxa"/>
+          </w:tblCellMar>
+        </w:tblPrEx>
+        <w:tc>
+          <w:tcPr>
+            <w:tcW w:w="1500" w:type="pct"/>
+            <w:shd w:val="clear" w:color="auto" w:fill="auto"/>
+          </w:tcPr>
+          <w:p>
+            <w:r>
+              <w:t>FR-032</w:t>
+            </w:r>
+          </w:p>
+        </w:tc>
+        <w:tc>
+          <w:tcPr>
+            <w:tcW w:w="3500" w:type="pct"/>
+            <w:shd w:val="clear" w:color="auto" w:fill="auto"/>
+          </w:tcPr>
+          <w:p>
+            <w:r>
+              <w:t>UC-013</w:t>
+            </w:r>
+          </w:p>
+        </w:tc>
+      </w:tr>
+      <w:tr>
+        <w:tblPrEx>
+          <w:tblCellMar>
+            <w:top w:w="0" w:type="dxa"/>
+            <w:bottom w:w="0" w:type="dxa"/>
+          </w:tblCellMar>
+        </w:tblPrEx>
+        <w:tc>
+          <w:tcPr>
+            <w:tcW w:w="1500" w:type="pct"/>
+            <w:shd w:val="clear" w:color="auto" w:fill="auto"/>
+          </w:tcPr>
+          <w:p>
+            <w:r>
+              <w:t>FR-033</w:t>
+            </w:r>
+          </w:p>
+        </w:tc>
+        <w:tc>
+          <w:tcPr>
+            <w:tcW w:w="3500" w:type="pct"/>
+            <w:shd w:val="clear" w:color="auto" w:fill="auto"/>
+          </w:tcPr>
+          <w:p>
+            <w:r>
+              <w:t>UC-013</w:t>
+            </w:r>
+          </w:p>
+        </w:tc>
+      </w:tr>
+      <w:tr>
+        <w:tblPrEx>
+          <w:tblCellMar>
+            <w:top w:w="0" w:type="dxa"/>
+            <w:bottom w:w="0" w:type="dxa"/>
+          </w:tblCellMar>
+        </w:tblPrEx>
+        <w:tc>
+          <w:tcPr>
+            <w:tcW w:w="1500" w:type="pct"/>
+            <w:shd w:val="clear" w:color="auto" w:fill="auto"/>
+          </w:tcPr>
+          <w:p>
+            <w:r>
+              <w:t>FR-034</w:t>
+            </w:r>
+          </w:p>
+        </w:tc>
+        <w:tc>
+          <w:tcPr>
+            <w:tcW w:w="3500" w:type="pct"/>
+            <w:shd w:val="clear" w:color="auto" w:fill="auto"/>
+          </w:tcPr>
+          <w:p>
+            <w:r>
+              <w:t>UC-008, UC-013, UC-015</w:t>
+            </w:r>
+          </w:p>
+        </w:tc>
+      </w:tr>
+      <w:tr>
+        <w:tblPrEx>
+          <w:tblCellMar>
+            <w:top w:w="0" w:type="dxa"/>
+            <w:bottom w:w="0" w:type="dxa"/>
+          </w:tblCellMar>
+        </w:tblPrEx>
+        <w:tc>
+          <w:tcPr>
+            <w:tcW w:w="1500" w:type="pct"/>
+            <w:shd w:val="clear" w:color="auto" w:fill="auto"/>
+          </w:tcPr>
+          <w:p>
+            <w:r>
+              <w:t>FR-035</w:t>
+            </w:r>
+          </w:p>
+        </w:tc>
+        <w:tc>
+          <w:tcPr>
+            <w:tcW w:w="3500" w:type="pct"/>
+            <w:shd w:val="clear" w:color="auto" w:fill="auto"/>
+          </w:tcPr>
+          <w:p>
+            <w:r>
               <w:t>– (W: nebude realizované)</w:t>
             </w:r>
           </w:p>
@@ -6566,7 +11006,7 @@
           </w:tcPr>
           <w:p>
             <w:r>
-              <w:t>FR-028</w:t>
+              <w:t>FR-036</w:t>
             </w:r>
           </w:p>
         </w:tc>
@@ -6577,7 +11017,7 @@
           </w:tcPr>
           <w:p>
             <w:r>
-              <w:t>UC-002, UC-010</w:t>
+              <w:t>UC-002, UC-020</w:t>
             </w:r>
           </w:p>
         </w:tc>
@@ -6596,7 +11036,7 @@
           </w:tcPr>
           <w:p>
             <w:r>
-              <w:t>FR-029</w:t>
+              <w:t>FR-037</w:t>
             </w:r>
           </w:p>
         </w:tc>
@@ -6607,7 +11047,7 @@
           </w:tcPr>
           <w:p>
             <w:r>
-              <w:t>UC-001</w:t>
+              <w:t>UC-001, UC-013</w:t>
             </w:r>
           </w:p>
         </w:tc>
@@ -6626,7 +11066,7 @@
           </w:tcPr>
           <w:p>
             <w:r>
-              <w:t>FR-030</w:t>
+              <w:t>FR-038</w:t>
             </w:r>
           </w:p>
         </w:tc>
@@ -6637,7 +11077,7 @@
           </w:tcPr>
           <w:p>
             <w:r>
-              <w:t>UC-005, UC-010</w:t>
+              <w:t>UC-001, UC-013, UC-020</w:t>
             </w:r>
           </w:p>
         </w:tc>
@@ -6656,7 +11096,7 @@
           </w:tcPr>
           <w:p>
             <w:r>
-              <w:t>FR-031</w:t>
+              <w:t>FR-039</w:t>
             </w:r>
           </w:p>
         </w:tc>
@@ -6667,7 +11107,7 @@
           </w:tcPr>
           <w:p>
             <w:r>
-              <w:t>UC-010</w:t>
+              <w:t>UC-020</w:t>
             </w:r>
           </w:p>
         </w:tc>
@@ -6686,7 +11126,7 @@
           </w:tcPr>
           <w:p>
             <w:r>
-              <w:t>FR-032</w:t>
+              <w:t>FR-040</w:t>
             </w:r>
           </w:p>
         </w:tc>
@@ -6697,7 +11137,7 @@
           </w:tcPr>
           <w:p>
             <w:r>
-              <w:t>UC-010</w:t>
+              <w:t>UC-020</w:t>
             </w:r>
           </w:p>
         </w:tc>
@@ -6716,7 +11156,7 @@
           </w:tcPr>
           <w:p>
             <w:r>
-              <w:t>FR-033</w:t>
+              <w:t>FR-041</w:t>
             </w:r>
           </w:p>
         </w:tc>
@@ -6746,7 +11186,7 @@
           </w:tcPr>
           <w:p>
             <w:r>
-              <w:t>FR-034</w:t>
+              <w:t>FR-042</w:t>
             </w:r>
           </w:p>
         </w:tc>
@@ -6757,7 +11197,7 @@
           </w:tcPr>
           <w:p>
             <w:r>
-              <w:t>UC-007, UC-008</w:t>
+              <w:t>UC-017, UC-018</w:t>
             </w:r>
           </w:p>
         </w:tc>
@@ -6776,7 +11216,7 @@
           </w:tcPr>
           <w:p>
             <w:r>
-              <w:t>FR-035</w:t>
+              <w:t>FR-043</w:t>
             </w:r>
           </w:p>
         </w:tc>
@@ -6787,7 +11227,7 @@
           </w:tcPr>
           <w:p>
             <w:r>
-              <w:t>UC-009</w:t>
+              <w:t>UC-019</w:t>
             </w:r>
           </w:p>
         </w:tc>
@@ -6806,7 +11246,7 @@
           </w:tcPr>
           <w:p>
             <w:r>
-              <w:t>FR-036</w:t>
+              <w:t>FR-044</w:t>
             </w:r>
           </w:p>
         </w:tc>
@@ -6817,7 +11257,7 @@
           </w:tcPr>
           <w:p>
             <w:r>
-              <w:t>UC-007, UC-008, UC-009</w:t>
+              <w:t>UC-017, UC-018, UC-019</w:t>
             </w:r>
           </w:p>
         </w:tc>
@@ -6836,7 +11276,7 @@
           </w:tcPr>
           <w:p>
             <w:r>
-              <w:t>FR-037</w:t>
+              <w:t>FR-045</w:t>
             </w:r>
           </w:p>
         </w:tc>
@@ -6847,7 +11287,7 @@
           </w:tcPr>
           <w:p>
             <w:r>
-              <w:t>UC-007, UC-009</w:t>
+              <w:t>UC-017, UC-019</w:t>
             </w:r>
           </w:p>
         </w:tc>
@@ -6866,7 +11306,7 @@
           </w:tcPr>
           <w:p>
             <w:r>
-              <w:t>FR-038</w:t>
+              <w:t>FR-046</w:t>
             </w:r>
           </w:p>
         </w:tc>
@@ -6877,7 +11317,7 @@
           </w:tcPr>
           <w:p>
             <w:r>
-              <w:t>UC-008</w:t>
+              <w:t>UC-018</w:t>
             </w:r>
           </w:p>
         </w:tc>
@@ -6896,7 +11336,7 @@
           </w:tcPr>
           <w:p>
             <w:r>
-              <w:t>FR-039</w:t>
+              <w:t>FR-047</w:t>
             </w:r>
           </w:p>
         </w:tc>
@@ -6926,7 +11366,7 @@
           </w:tcPr>
           <w:p>
             <w:r>
-              <w:t>FR-040</w:t>
+              <w:t>FR-048</w:t>
             </w:r>
           </w:p>
         </w:tc>
@@ -6956,7 +11396,7 @@
           </w:tcPr>
           <w:p>
             <w:r>
-              <w:t>FR-041</w:t>
+              <w:t>FR-049</w:t>
             </w:r>
           </w:p>
         </w:tc>
@@ -6967,7 +11407,7 @@
           </w:tcPr>
           <w:p>
             <w:r>
-              <w:t>UC-003</w:t>
+              <w:t>UC-011</w:t>
             </w:r>
           </w:p>
         </w:tc>
@@ -6986,7 +11426,7 @@
           </w:tcPr>
           <w:p>
             <w:r>
-              <w:t>FR-042</w:t>
+              <w:t>FR-050</w:t>
             </w:r>
           </w:p>
         </w:tc>
@@ -6997,7 +11437,7 @@
           </w:tcPr>
           <w:p>
             <w:r>
-              <w:t>UC-008</w:t>
+              <w:t>UC-018</w:t>
             </w:r>
           </w:p>
         </w:tc>
@@ -7013,6 +11453,35 @@
     </w:sectPr>
   </w:body>
 </w:document>
+</file>
+
+<file path=word/numbering.xml><?xml version="1.0" encoding="utf-8"?>
+<w:numbering xmlns:wpc="http://schemas.microsoft.com/office/word/2010/wordprocessingCanvas" xmlns:cx="http://schemas.microsoft.com/office/drawing/2014/chartex" xmlns:cx1="http://schemas.microsoft.com/office/drawing/2015/9/8/chartex" xmlns:cx2="http://schemas.microsoft.com/office/drawing/2015/10/21/chartex" xmlns:cx3="http://schemas.microsoft.com/office/drawing/2016/5/9/chartex" xmlns:cx4="http://schemas.microsoft.com/office/drawing/2016/5/10/chartex" xmlns:cx5="http://schemas.microsoft.com/office/drawing/2016/5/11/chartex" xmlns:cx6="http://schemas.microsoft.com/office/drawing/2016/5/12/chartex" xmlns:cx7="http://schemas.microsoft.com/office/drawing/2016/5/13/chartex" xmlns:cx8="http://schemas.microsoft.com/office/drawing/2016/5/14/chartex" xmlns:mc="http://schemas.openxmlformats.org/markup-compatibility/2006" xmlns:aink="http://schemas.microsoft.com/office/drawing/2016/ink" xmlns:am3d="http://schemas.microsoft.com/office/drawing/2017/model3d" xmlns:o="urn:schemas-microsoft-com:office:office" xmlns:oel="http://schemas.microsoft.com/office/2019/extlst" xmlns:r="http://schemas.openxmlformats.org/officeDocument/2006/relationships" xmlns:m="http://schemas.openxmlformats.org/officeDocument/2006/math" xmlns:v="urn:schemas-microsoft-com:vml" xmlns:wp14="http://schemas.microsoft.com/office/word/2010/wordprocessingDrawing" xmlns:wp="http://schemas.openxmlformats.org/drawingml/2006/wordprocessingDrawing" xmlns:w10="urn:schemas-microsoft-com:office:word" xmlns:w="http://schemas.openxmlformats.org/wordprocessingml/2006/main" xmlns:w14="http://schemas.microsoft.com/office/word/2010/wordml" xmlns:w15="http://schemas.microsoft.com/office/word/2012/wordml" xmlns:w16cex="http://schemas.microsoft.com/office/word/2018/wordml/cex" xmlns:w16cid="http://schemas.microsoft.com/office/word/2016/wordml/cid" xmlns:w16="http://schemas.microsoft.com/office/word/2018/wordml" xmlns:w16sdtdh="http://schemas.microsoft.com/office/word/2020/wordml/sdtdatahash" xmlns:w16se="http://schemas.microsoft.com/office/word/2015/wordml/symex" xmlns:wpg="http://schemas.microsoft.com/office/word/2010/wordprocessingGroup" xmlns:wpi="http://schemas.microsoft.com/office/word/2010/wordprocessingInk" xmlns:wne="http://schemas.microsoft.com/office/word/2006/wordml" xmlns:wps="http://schemas.microsoft.com/office/word/2010/wordprocessingShape" mc:Ignorable="w14 w15 w16se w16cid w16 w16cex w16sdtdh wp14">
+  <w:abstractNum w:abstractNumId="0" w15:restartNumberingAfterBreak="0">
+    <w:nsid w:val="FFFFFF89"/>
+    <w:multiLevelType w:val="singleLevel"/>
+    <w:tmpl w:val="44CE118E"/>
+    <w:lvl w:ilvl="0">
+      <w:start w:val="1"/>
+      <w:numFmt w:val="bullet"/>
+      <w:pStyle w:val="Zoznamsodrkami"/>
+      <w:lvlText w:val=""/>
+      <w:lvlJc w:val="left"/>
+      <w:pPr>
+        <w:tabs>
+          <w:tab w:val="num" w:pos="360"/>
+        </w:tabs>
+        <w:ind w:left="360" w:hanging="360"/>
+      </w:pPr>
+      <w:rPr>
+        <w:rFonts w:ascii="Symbol" w:hAnsi="Symbol" w:hint="default"/>
+      </w:rPr>
+    </w:lvl>
+  </w:abstractNum>
+  <w:num w:numId="1" w16cid:durableId="1816411253">
+    <w:abstractNumId w:val="0"/>
+  </w:num>
+</w:numbering>
 </file>
 
 <file path=word/styles.xml><?xml version="1.0" encoding="utf-8"?>
@@ -7427,7 +11896,7 @@
     <w:link w:val="Nadpis1Char"/>
     <w:uiPriority w:val="9"/>
     <w:qFormat/>
-    <w:rsid w:val="00921EBC"/>
+    <w:rsid w:val="00D961B0"/>
     <w:pPr>
       <w:keepNext/>
       <w:keepLines/>
@@ -7449,7 +11918,7 @@
     <w:uiPriority w:val="9"/>
     <w:unhideWhenUsed/>
     <w:qFormat/>
-    <w:rsid w:val="00921EBC"/>
+    <w:rsid w:val="00D961B0"/>
     <w:pPr>
       <w:keepNext/>
       <w:keepLines/>
@@ -7472,7 +11941,7 @@
     <w:semiHidden/>
     <w:unhideWhenUsed/>
     <w:qFormat/>
-    <w:rsid w:val="00921EBC"/>
+    <w:rsid w:val="00D961B0"/>
     <w:pPr>
       <w:keepNext/>
       <w:keepLines/>
@@ -7495,7 +11964,7 @@
     <w:semiHidden/>
     <w:unhideWhenUsed/>
     <w:qFormat/>
-    <w:rsid w:val="00921EBC"/>
+    <w:rsid w:val="00D961B0"/>
     <w:pPr>
       <w:keepNext/>
       <w:keepLines/>
@@ -7518,7 +11987,7 @@
     <w:semiHidden/>
     <w:unhideWhenUsed/>
     <w:qFormat/>
-    <w:rsid w:val="00921EBC"/>
+    <w:rsid w:val="00D961B0"/>
     <w:pPr>
       <w:keepNext/>
       <w:keepLines/>
@@ -7539,7 +12008,7 @@
     <w:semiHidden/>
     <w:unhideWhenUsed/>
     <w:qFormat/>
-    <w:rsid w:val="00921EBC"/>
+    <w:rsid w:val="00D961B0"/>
     <w:pPr>
       <w:keepNext/>
       <w:keepLines/>
@@ -7562,7 +12031,7 @@
     <w:semiHidden/>
     <w:unhideWhenUsed/>
     <w:qFormat/>
-    <w:rsid w:val="00921EBC"/>
+    <w:rsid w:val="00D961B0"/>
     <w:pPr>
       <w:keepNext/>
       <w:keepLines/>
@@ -7583,7 +12052,7 @@
     <w:semiHidden/>
     <w:unhideWhenUsed/>
     <w:qFormat/>
-    <w:rsid w:val="00921EBC"/>
+    <w:rsid w:val="00D961B0"/>
     <w:pPr>
       <w:keepNext/>
       <w:keepLines/>
@@ -7606,7 +12075,7 @@
     <w:semiHidden/>
     <w:unhideWhenUsed/>
     <w:qFormat/>
-    <w:rsid w:val="00921EBC"/>
+    <w:rsid w:val="00D961B0"/>
     <w:pPr>
       <w:keepNext/>
       <w:keepLines/>
@@ -7650,7 +12119,7 @@
     <w:basedOn w:val="Predvolenpsmoodseku"/>
     <w:link w:val="Nadpis1"/>
     <w:uiPriority w:val="9"/>
-    <w:rsid w:val="00921EBC"/>
+    <w:rsid w:val="00D961B0"/>
     <w:rPr>
       <w:rFonts w:asciiTheme="majorHAnsi" w:eastAsiaTheme="majorEastAsia" w:hAnsiTheme="majorHAnsi" w:cstheme="majorBidi"/>
       <w:color w:val="0F4761" w:themeColor="accent1" w:themeShade="BF"/>
@@ -7663,7 +12132,7 @@
     <w:basedOn w:val="Predvolenpsmoodseku"/>
     <w:link w:val="Nadpis2"/>
     <w:uiPriority w:val="9"/>
-    <w:rsid w:val="00921EBC"/>
+    <w:rsid w:val="00D961B0"/>
     <w:rPr>
       <w:rFonts w:asciiTheme="majorHAnsi" w:eastAsiaTheme="majorEastAsia" w:hAnsiTheme="majorHAnsi" w:cstheme="majorBidi"/>
       <w:color w:val="0F4761" w:themeColor="accent1" w:themeShade="BF"/>
@@ -7677,7 +12146,7 @@
     <w:link w:val="Nadpis3"/>
     <w:uiPriority w:val="9"/>
     <w:semiHidden/>
-    <w:rsid w:val="00921EBC"/>
+    <w:rsid w:val="00D961B0"/>
     <w:rPr>
       <w:rFonts w:eastAsiaTheme="majorEastAsia" w:cstheme="majorBidi"/>
       <w:color w:val="0F4761" w:themeColor="accent1" w:themeShade="BF"/>
@@ -7691,7 +12160,7 @@
     <w:link w:val="Nadpis4"/>
     <w:uiPriority w:val="9"/>
     <w:semiHidden/>
-    <w:rsid w:val="00921EBC"/>
+    <w:rsid w:val="00D961B0"/>
     <w:rPr>
       <w:rFonts w:eastAsiaTheme="majorEastAsia" w:cstheme="majorBidi"/>
       <w:i/>
@@ -7705,7 +12174,7 @@
     <w:link w:val="Nadpis5"/>
     <w:uiPriority w:val="9"/>
     <w:semiHidden/>
-    <w:rsid w:val="00921EBC"/>
+    <w:rsid w:val="00D961B0"/>
     <w:rPr>
       <w:rFonts w:eastAsiaTheme="majorEastAsia" w:cstheme="majorBidi"/>
       <w:color w:val="0F4761" w:themeColor="accent1" w:themeShade="BF"/>
@@ -7717,7 +12186,7 @@
     <w:link w:val="Nadpis6"/>
     <w:uiPriority w:val="9"/>
     <w:semiHidden/>
-    <w:rsid w:val="00921EBC"/>
+    <w:rsid w:val="00D961B0"/>
     <w:rPr>
       <w:rFonts w:eastAsiaTheme="majorEastAsia" w:cstheme="majorBidi"/>
       <w:i/>
@@ -7731,7 +12200,7 @@
     <w:link w:val="Nadpis7"/>
     <w:uiPriority w:val="9"/>
     <w:semiHidden/>
-    <w:rsid w:val="00921EBC"/>
+    <w:rsid w:val="00D961B0"/>
     <w:rPr>
       <w:rFonts w:eastAsiaTheme="majorEastAsia" w:cstheme="majorBidi"/>
       <w:color w:val="595959" w:themeColor="text1" w:themeTint="A6"/>
@@ -7743,7 +12212,7 @@
     <w:link w:val="Nadpis8"/>
     <w:uiPriority w:val="9"/>
     <w:semiHidden/>
-    <w:rsid w:val="00921EBC"/>
+    <w:rsid w:val="00D961B0"/>
     <w:rPr>
       <w:rFonts w:eastAsiaTheme="majorEastAsia" w:cstheme="majorBidi"/>
       <w:i/>
@@ -7757,7 +12226,7 @@
     <w:link w:val="Nadpis9"/>
     <w:uiPriority w:val="9"/>
     <w:semiHidden/>
-    <w:rsid w:val="00921EBC"/>
+    <w:rsid w:val="00D961B0"/>
     <w:rPr>
       <w:rFonts w:eastAsiaTheme="majorEastAsia" w:cstheme="majorBidi"/>
       <w:color w:val="272727" w:themeColor="text1" w:themeTint="D8"/>
@@ -7770,7 +12239,7 @@
     <w:link w:val="NzovChar"/>
     <w:uiPriority w:val="10"/>
     <w:qFormat/>
-    <w:rsid w:val="00921EBC"/>
+    <w:rsid w:val="00D961B0"/>
     <w:pPr>
       <w:spacing w:after="80" w:line="240" w:lineRule="auto"/>
       <w:contextualSpacing/>
@@ -7788,7 +12257,7 @@
     <w:basedOn w:val="Predvolenpsmoodseku"/>
     <w:link w:val="Nzov"/>
     <w:uiPriority w:val="10"/>
-    <w:rsid w:val="00921EBC"/>
+    <w:rsid w:val="00D961B0"/>
     <w:rPr>
       <w:rFonts w:asciiTheme="majorHAnsi" w:eastAsiaTheme="majorEastAsia" w:hAnsiTheme="majorHAnsi" w:cstheme="majorBidi"/>
       <w:spacing w:val="-10"/>
@@ -7804,7 +12273,7 @@
     <w:link w:val="PodtitulChar"/>
     <w:uiPriority w:val="11"/>
     <w:qFormat/>
-    <w:rsid w:val="00921EBC"/>
+    <w:rsid w:val="00D961B0"/>
     <w:pPr>
       <w:numPr>
         <w:ilvl w:val="1"/>
@@ -7823,7 +12292,7 @@
     <w:basedOn w:val="Predvolenpsmoodseku"/>
     <w:link w:val="Podtitul"/>
     <w:uiPriority w:val="11"/>
-    <w:rsid w:val="00921EBC"/>
+    <w:rsid w:val="00D961B0"/>
     <w:rPr>
       <w:rFonts w:eastAsiaTheme="majorEastAsia" w:cstheme="majorBidi"/>
       <w:color w:val="595959" w:themeColor="text1" w:themeTint="A6"/>
@@ -7839,7 +12308,7 @@
     <w:link w:val="CitciaChar"/>
     <w:uiPriority w:val="29"/>
     <w:qFormat/>
-    <w:rsid w:val="00921EBC"/>
+    <w:rsid w:val="00D961B0"/>
     <w:pPr>
       <w:spacing w:before="160"/>
       <w:jc w:val="center"/>
@@ -7855,7 +12324,7 @@
     <w:basedOn w:val="Predvolenpsmoodseku"/>
     <w:link w:val="Citcia"/>
     <w:uiPriority w:val="29"/>
-    <w:rsid w:val="00921EBC"/>
+    <w:rsid w:val="00D961B0"/>
     <w:rPr>
       <w:i/>
       <w:iCs/>
@@ -7867,7 +12336,7 @@
     <w:basedOn w:val="Normlny"/>
     <w:uiPriority w:val="34"/>
     <w:qFormat/>
-    <w:rsid w:val="00921EBC"/>
+    <w:rsid w:val="00D961B0"/>
     <w:pPr>
       <w:ind w:left="720"/>
       <w:contextualSpacing/>
@@ -7878,7 +12347,7 @@
     <w:basedOn w:val="Predvolenpsmoodseku"/>
     <w:uiPriority w:val="21"/>
     <w:qFormat/>
-    <w:rsid w:val="00921EBC"/>
+    <w:rsid w:val="00D961B0"/>
     <w:rPr>
       <w:i/>
       <w:iCs/>
@@ -7892,7 +12361,7 @@
     <w:link w:val="ZvraznencitciaChar"/>
     <w:uiPriority w:val="30"/>
     <w:qFormat/>
-    <w:rsid w:val="00921EBC"/>
+    <w:rsid w:val="00D961B0"/>
     <w:pPr>
       <w:pBdr>
         <w:top w:val="single" w:sz="4" w:space="10" w:color="0F4761" w:themeColor="accent1" w:themeShade="BF"/>
@@ -7913,7 +12382,7 @@
     <w:basedOn w:val="Predvolenpsmoodseku"/>
     <w:link w:val="Zvraznencitcia"/>
     <w:uiPriority w:val="30"/>
-    <w:rsid w:val="00921EBC"/>
+    <w:rsid w:val="00D961B0"/>
     <w:rPr>
       <w:i/>
       <w:iCs/>
@@ -7925,7 +12394,7 @@
     <w:basedOn w:val="Predvolenpsmoodseku"/>
     <w:uiPriority w:val="32"/>
     <w:qFormat/>
-    <w:rsid w:val="00921EBC"/>
+    <w:rsid w:val="00D961B0"/>
     <w:rPr>
       <w:b/>
       <w:bCs/>
@@ -7933,6 +12402,19 @@
       <w:color w:val="0F4761" w:themeColor="accent1" w:themeShade="BF"/>
       <w:spacing w:val="5"/>
     </w:rPr>
+  </w:style>
+  <w:style w:type="paragraph" w:styleId="Zoznamsodrkami">
+    <w:name w:val="List Bullet"/>
+    <w:basedOn w:val="Normlny"/>
+    <w:uiPriority w:val="99"/>
+    <w:unhideWhenUsed/>
+    <w:rsid w:val="00D961B0"/>
+    <w:pPr>
+      <w:numPr>
+        <w:numId w:val="1"/>
+      </w:numPr>
+      <w:contextualSpacing/>
+    </w:pPr>
   </w:style>
 </w:styles>
 </file>
